--- a/2_semester/nir/Деменков_И_М_отчет_НИР.docx
+++ b/2_semester/nir/Деменков_И_М_отчет_НИР.docx
@@ -412,7 +412,7 @@
           <w:sz w:val="28"/>
           <w:szCs w:val="28"/>
         </w:rPr>
-        <w:t>5</w:t>
+        <w:t>6</w:t>
       </w:r>
     </w:p>
     <w:p>
@@ -452,7 +452,7 @@
           <w:sz w:val="28"/>
           <w:szCs w:val="28"/>
         </w:rPr>
-        <w:t>5</w:t>
+        <w:t>6</w:t>
       </w:r>
     </w:p>
     <w:p>
@@ -492,7 +492,7 @@
           <w:sz w:val="28"/>
           <w:szCs w:val="28"/>
         </w:rPr>
-        <w:t>6</w:t>
+        <w:t>7</w:t>
       </w:r>
     </w:p>
     <w:p>
@@ -532,7 +532,7 @@
           <w:sz w:val="28"/>
           <w:szCs w:val="28"/>
         </w:rPr>
-        <w:t>7</w:t>
+        <w:t>8</w:t>
       </w:r>
     </w:p>
     <w:p>
@@ -572,7 +572,7 @@
           <w:sz w:val="28"/>
           <w:szCs w:val="28"/>
         </w:rPr>
-        <w:t>9</w:t>
+        <w:t>10</w:t>
       </w:r>
     </w:p>
     <w:p>
@@ -612,7 +612,7 @@
           <w:sz w:val="28"/>
           <w:szCs w:val="28"/>
         </w:rPr>
-        <w:t>10</w:t>
+        <w:t>11</w:t>
       </w:r>
     </w:p>
     <w:p>
@@ -651,7 +651,7 @@
           <w:sz w:val="28"/>
           <w:szCs w:val="28"/>
         </w:rPr>
-        <w:t>12</w:t>
+        <w:t>13</w:t>
       </w:r>
     </w:p>
     <w:p>
@@ -691,7 +691,7 @@
           <w:sz w:val="28"/>
           <w:szCs w:val="28"/>
         </w:rPr>
-        <w:t>12</w:t>
+        <w:t>13</w:t>
       </w:r>
     </w:p>
     <w:p>
@@ -731,7 +731,7 @@
           <w:sz w:val="28"/>
           <w:szCs w:val="28"/>
         </w:rPr>
-        <w:t>15</w:t>
+        <w:t>16</w:t>
       </w:r>
     </w:p>
     <w:p>
@@ -771,7 +771,7 @@
           <w:sz w:val="28"/>
           <w:szCs w:val="28"/>
         </w:rPr>
-        <w:t>16</w:t>
+        <w:t>17</w:t>
       </w:r>
     </w:p>
     <w:p>
@@ -811,7 +811,7 @@
           <w:sz w:val="28"/>
           <w:szCs w:val="28"/>
         </w:rPr>
-        <w:t>18</w:t>
+        <w:t>19</w:t>
       </w:r>
     </w:p>
     <w:p>
@@ -850,7 +850,7 @@
           <w:sz w:val="28"/>
           <w:szCs w:val="28"/>
         </w:rPr>
-        <w:t>20</w:t>
+        <w:t>22</w:t>
       </w:r>
     </w:p>
     <w:p>
@@ -889,7 +889,7 @@
           <w:sz w:val="28"/>
           <w:szCs w:val="28"/>
         </w:rPr>
-        <w:t>21</w:t>
+        <w:t>23</w:t>
       </w:r>
       <w:r>
         <w:br w:type="page"/>
@@ -936,15 +936,18 @@
         <w:spacing w:lineRule="auto" w:line="360" w:before="0" w:after="0"/>
         <w:ind w:firstLine="709"/>
         <w:jc w:val="both"/>
-        <w:rPr/>
-      </w:pPr>
-      <w:r>
-        <w:rPr>
-          <w:rFonts w:eastAsia="Times New Roman" w:cs="Times New Roman"/>
-          <w:sz w:val="28"/>
-          <w:szCs w:val="28"/>
-        </w:rPr>
-        <w:t>Актуальность темы обусловлена тем, что широко распространённые механизмы инкрементальной синхронизации, основанные на удалении части данных и последующей вставке обновления (DELETE + INSERT), порождают два класса дефектов: окно недоступности данных в момент перезаписи и пропуск строк при инкременте по числовому ключу вследствие неупорядоченности фиксации (commit) транзакций в источнике. Эти дефекты снижают достоверность аналитики и усложняют сопровождение системы.</w:t>
+        <w:rPr>
+          <w:rFonts w:eastAsia="Times New Roman" w:cs="Times New Roman"/>
+          <w:sz w:val="28"/>
+          <w:szCs w:val="28"/>
+        </w:rPr>
+      </w:pPr>
+      <w:r>
+        <w:rPr>
+          <w:rFonts w:eastAsia="Times New Roman" w:cs="Times New Roman"/>
+          <w:sz w:val="28"/>
+          <w:szCs w:val="28"/>
+        </w:rPr>
       </w:r>
     </w:p>
     <w:p>
@@ -961,7 +964,7 @@
           <w:sz w:val="28"/>
           <w:szCs w:val="28"/>
         </w:rPr>
-        <w:t>Объект исследования — процессы хранения и обработки данных в системах синхронизации разнородных источников (реляционных и документоориентированных СУБД) с аналитическим хранилищем.</w:t>
+        <w:t>Актуальность темы обусловлена ростом объёмов данных и значением аналитики для принятия решений, что повышает требования к процессам наполнения аналитических хранилищ. Распространение облачных колоночных хранилищ выдвигает на первый план эффективность их наполнения — стоимость и скорость обработки запросов, согласованность и непрерывность доступности данных [10, 11, 16]. При этом интеграция разнородных источников (реляционных и документоориентированных СУБД) с единым аналитическим хранилищем остаётся нетривиальной задачей: существующие подходы к инкрементальной синхронизации не всегда обеспечивают одновременно непрерывную доступность, полноту данных и приемлемую стоимость обработки [8, 16]. Незакрытость этой задачи определяет необходимость разработки методов оптимизации хранения и обработки данных при синхронизации разнородных источников с аналитическим хранилищем, чему и посвящена настоящая работа.</w:t>
       </w:r>
     </w:p>
     <w:p>
@@ -970,15 +973,21 @@
         <w:spacing w:lineRule="auto" w:line="360" w:before="0" w:after="0"/>
         <w:ind w:firstLine="709"/>
         <w:jc w:val="both"/>
-        <w:rPr/>
-      </w:pPr>
-      <w:r>
-        <w:rPr>
-          <w:rFonts w:eastAsia="Times New Roman" w:cs="Times New Roman"/>
-          <w:sz w:val="28"/>
-          <w:szCs w:val="28"/>
-        </w:rPr>
-        <w:t>Предмет исследования — модели, методы и средства оптимизации хранения и обработки данных, обеспечивающие повышение надёжности и непрерывности синхронизации данных с аналитическим хранилищем.</w:t>
+        <w:rPr>
+          <w:rFonts w:eastAsia="Times New Roman" w:cs="Times New Roman"/>
+          <w:sz w:val="28"/>
+          <w:szCs w:val="28"/>
+        </w:rPr>
+      </w:pPr>
+      <w:r>
+        <w:rPr>
+          <w:rFonts w:eastAsia="Times New Roman" w:cs="Times New Roman"/>
+          <w:sz w:val="28"/>
+          <w:szCs w:val="28"/>
+        </w:rPr>
+      </w:r>
+      <w:r>
+        <w:br w:type="page"/>
       </w:r>
     </w:p>
     <w:p>
@@ -995,7 +1004,7 @@
           <w:sz w:val="28"/>
           <w:szCs w:val="28"/>
         </w:rPr>
-        <w:t>Цель работы во 2 семестре — провести аналитический обзор подходов к синхронизации разнородных источников с аналитическим хранилищем, обосновать выбор подхода к оптимизации и разработать концептуальную и логическую модели оптимизированной синхронизации и обработки данных.</w:t>
+        <w:t>Объект исследования — процессы хранения и обработки данных в системах синхронизации разнородных источников (реляционных и документоориентированных СУБД) с аналитическим хранилищем.</w:t>
       </w:r>
     </w:p>
     <w:p>
@@ -1004,6 +1013,100 @@
         <w:spacing w:lineRule="auto" w:line="360" w:before="0" w:after="0"/>
         <w:ind w:firstLine="709"/>
         <w:jc w:val="both"/>
+        <w:rPr>
+          <w:rFonts w:eastAsia="Times New Roman" w:cs="Times New Roman"/>
+          <w:sz w:val="28"/>
+          <w:szCs w:val="28"/>
+        </w:rPr>
+      </w:pPr>
+      <w:r>
+        <w:rPr>
+          <w:rFonts w:eastAsia="Times New Roman" w:cs="Times New Roman"/>
+          <w:sz w:val="28"/>
+          <w:szCs w:val="28"/>
+        </w:rPr>
+      </w:r>
+    </w:p>
+    <w:p>
+      <w:pPr>
+        <w:pStyle w:val="Normal"/>
+        <w:spacing w:lineRule="auto" w:line="360" w:before="0" w:after="0"/>
+        <w:ind w:firstLine="709"/>
+        <w:jc w:val="both"/>
+        <w:rPr/>
+      </w:pPr>
+      <w:r>
+        <w:rPr>
+          <w:rFonts w:eastAsia="Times New Roman" w:cs="Times New Roman"/>
+          <w:sz w:val="28"/>
+          <w:szCs w:val="28"/>
+        </w:rPr>
+        <w:t>Предмет исследования — модели, методы и средства оптимизации хранения и обработки данных, обеспечивающие повышение надёжности и непрерывности синхронизации данных с аналитическим хранилищем.</w:t>
+      </w:r>
+    </w:p>
+    <w:p>
+      <w:pPr>
+        <w:pStyle w:val="Normal"/>
+        <w:spacing w:lineRule="auto" w:line="360" w:before="0" w:after="0"/>
+        <w:ind w:firstLine="709"/>
+        <w:jc w:val="both"/>
+        <w:rPr>
+          <w:rFonts w:eastAsia="Times New Roman" w:cs="Times New Roman"/>
+          <w:sz w:val="28"/>
+          <w:szCs w:val="28"/>
+        </w:rPr>
+      </w:pPr>
+      <w:r>
+        <w:rPr>
+          <w:rFonts w:eastAsia="Times New Roman" w:cs="Times New Roman"/>
+          <w:sz w:val="28"/>
+          <w:szCs w:val="28"/>
+        </w:rPr>
+      </w:r>
+    </w:p>
+    <w:p>
+      <w:pPr>
+        <w:pStyle w:val="Normal"/>
+        <w:spacing w:lineRule="auto" w:line="360" w:before="0" w:after="0"/>
+        <w:ind w:firstLine="709"/>
+        <w:jc w:val="both"/>
+        <w:rPr/>
+      </w:pPr>
+      <w:r>
+        <w:rPr>
+          <w:rFonts w:eastAsia="Times New Roman" w:cs="Times New Roman"/>
+          <w:sz w:val="28"/>
+          <w:szCs w:val="28"/>
+        </w:rPr>
+        <w:t>Цель работы во 2 семестре — провести аналитический обзор подходов к синхронизации разнородных источников с аналитическим хранилищем, обосновать выбор подхода к оптимизации и разработать концептуальную и логическую модели оптимизированной синхронизации и обработки данных.</w:t>
+      </w:r>
+    </w:p>
+    <w:p>
+      <w:pPr>
+        <w:pStyle w:val="Normal"/>
+        <w:spacing w:lineRule="auto" w:line="360" w:before="0" w:after="0"/>
+        <w:ind w:firstLine="709"/>
+        <w:jc w:val="both"/>
+        <w:rPr>
+          <w:rFonts w:eastAsia="Times New Roman" w:cs="Times New Roman"/>
+          <w:sz w:val="28"/>
+          <w:szCs w:val="28"/>
+        </w:rPr>
+      </w:pPr>
+      <w:r>
+        <w:rPr>
+          <w:rFonts w:eastAsia="Times New Roman" w:cs="Times New Roman"/>
+          <w:sz w:val="28"/>
+          <w:szCs w:val="28"/>
+        </w:rPr>
+      </w:r>
+    </w:p>
+    <w:p>
+      <w:pPr>
+        <w:pStyle w:val="Normal"/>
+        <w:spacing w:lineRule="auto" w:line="360" w:before="0" w:after="0"/>
+        <w:ind w:firstLine="709"/>
+        <w:jc w:val="both"/>
         <w:rPr/>
       </w:pPr>
       <w:r>
@@ -1020,7 +1123,7 @@
         <w:pStyle w:val="ListParagraph"/>
         <w:numPr>
           <w:ilvl w:val="0"/>
-          <w:numId w:val="10"/>
+          <w:numId w:val="67"/>
         </w:numPr>
         <w:spacing w:lineRule="auto" w:line="360" w:before="0" w:after="0"/>
         <w:jc w:val="both"/>
@@ -1040,7 +1143,7 @@
         <w:pStyle w:val="ListParagraph"/>
         <w:numPr>
           <w:ilvl w:val="0"/>
-          <w:numId w:val="11"/>
+          <w:numId w:val="68"/>
         </w:numPr>
         <w:spacing w:lineRule="auto" w:line="360" w:before="0" w:after="0"/>
         <w:jc w:val="both"/>
@@ -1060,7 +1163,7 @@
         <w:pStyle w:val="ListParagraph"/>
         <w:numPr>
           <w:ilvl w:val="0"/>
-          <w:numId w:val="12"/>
+          <w:numId w:val="69"/>
         </w:numPr>
         <w:spacing w:lineRule="auto" w:line="360" w:before="0" w:after="0"/>
         <w:jc w:val="both"/>
@@ -1080,7 +1183,7 @@
         <w:pStyle w:val="ListParagraph"/>
         <w:numPr>
           <w:ilvl w:val="0"/>
-          <w:numId w:val="13"/>
+          <w:numId w:val="70"/>
         </w:numPr>
         <w:spacing w:lineRule="auto" w:line="360" w:before="0" w:after="0"/>
         <w:jc w:val="both"/>
@@ -1100,7 +1203,7 @@
         <w:pStyle w:val="ListParagraph"/>
         <w:numPr>
           <w:ilvl w:val="0"/>
-          <w:numId w:val="14"/>
+          <w:numId w:val="71"/>
         </w:numPr>
         <w:spacing w:lineRule="auto" w:line="360" w:before="0" w:after="0"/>
         <w:jc w:val="both"/>
@@ -1120,7 +1223,7 @@
         <w:pStyle w:val="ListParagraph"/>
         <w:numPr>
           <w:ilvl w:val="0"/>
-          <w:numId w:val="15"/>
+          <w:numId w:val="72"/>
         </w:numPr>
         <w:spacing w:lineRule="auto" w:line="360" w:before="0" w:after="0"/>
         <w:jc w:val="both"/>
@@ -1140,7 +1243,7 @@
         <w:pStyle w:val="ListParagraph"/>
         <w:numPr>
           <w:ilvl w:val="0"/>
-          <w:numId w:val="16"/>
+          <w:numId w:val="73"/>
         </w:numPr>
         <w:spacing w:lineRule="auto" w:line="360" w:before="0" w:after="0"/>
         <w:jc w:val="both"/>
@@ -1336,7 +1439,7 @@
         <w:pStyle w:val="ListParagraph"/>
         <w:numPr>
           <w:ilvl w:val="0"/>
-          <w:numId w:val="17"/>
+          <w:numId w:val="74"/>
         </w:numPr>
         <w:spacing w:lineRule="auto" w:line="360" w:before="0" w:after="0"/>
         <w:jc w:val="both"/>
@@ -1356,7 +1459,7 @@
         <w:pStyle w:val="ListParagraph"/>
         <w:numPr>
           <w:ilvl w:val="0"/>
-          <w:numId w:val="18"/>
+          <w:numId w:val="75"/>
         </w:numPr>
         <w:spacing w:lineRule="auto" w:line="360" w:before="0" w:after="0"/>
         <w:jc w:val="both"/>
@@ -1376,7 +1479,7 @@
         <w:pStyle w:val="ListParagraph"/>
         <w:numPr>
           <w:ilvl w:val="0"/>
-          <w:numId w:val="19"/>
+          <w:numId w:val="76"/>
         </w:numPr>
         <w:spacing w:lineRule="auto" w:line="360" w:before="0" w:after="0"/>
         <w:jc w:val="both"/>
@@ -1396,7 +1499,7 @@
         <w:pStyle w:val="ListParagraph"/>
         <w:numPr>
           <w:ilvl w:val="0"/>
-          <w:numId w:val="20"/>
+          <w:numId w:val="77"/>
         </w:numPr>
         <w:spacing w:lineRule="auto" w:line="360" w:before="0" w:after="0"/>
         <w:jc w:val="both"/>
@@ -2466,7 +2569,7 @@
         <w:pStyle w:val="ListParagraph"/>
         <w:numPr>
           <w:ilvl w:val="0"/>
-          <w:numId w:val="21"/>
+          <w:numId w:val="78"/>
         </w:numPr>
         <w:spacing w:lineRule="auto" w:line="360" w:before="0" w:after="0"/>
         <w:jc w:val="both"/>
@@ -2486,7 +2589,7 @@
         <w:pStyle w:val="ListParagraph"/>
         <w:numPr>
           <w:ilvl w:val="0"/>
-          <w:numId w:val="22"/>
+          <w:numId w:val="79"/>
         </w:numPr>
         <w:spacing w:lineRule="auto" w:line="360" w:before="0" w:after="0"/>
         <w:jc w:val="both"/>
@@ -2506,7 +2609,7 @@
         <w:pStyle w:val="ListParagraph"/>
         <w:numPr>
           <w:ilvl w:val="0"/>
-          <w:numId w:val="23"/>
+          <w:numId w:val="80"/>
         </w:numPr>
         <w:spacing w:lineRule="auto" w:line="360" w:before="0" w:after="0"/>
         <w:jc w:val="both"/>
@@ -2579,6 +2682,25 @@
         <w:spacing w:lineRule="auto" w:line="360" w:before="0" w:after="0"/>
         <w:ind w:firstLine="709"/>
         <w:jc w:val="both"/>
+        <w:rPr>
+          <w:rFonts w:eastAsia="Times New Roman" w:cs="Times New Roman"/>
+          <w:sz w:val="28"/>
+          <w:szCs w:val="28"/>
+        </w:rPr>
+      </w:pPr>
+      <w:r>
+        <w:rPr/>
+      </w:r>
+      <w:r>
+        <w:br w:type="page"/>
+      </w:r>
+    </w:p>
+    <w:p>
+      <w:pPr>
+        <w:pStyle w:val="Normal"/>
+        <w:spacing w:lineRule="auto" w:line="360" w:before="0" w:after="0"/>
+        <w:ind w:firstLine="709"/>
+        <w:jc w:val="both"/>
         <w:rPr/>
       </w:pPr>
       <w:r>
@@ -2595,7 +2717,7 @@
         <w:pStyle w:val="ListParagraph"/>
         <w:numPr>
           <w:ilvl w:val="0"/>
-          <w:numId w:val="24"/>
+          <w:numId w:val="81"/>
         </w:numPr>
         <w:spacing w:lineRule="auto" w:line="360" w:before="0" w:after="0"/>
         <w:jc w:val="both"/>
@@ -2615,7 +2737,7 @@
         <w:pStyle w:val="ListParagraph"/>
         <w:numPr>
           <w:ilvl w:val="0"/>
-          <w:numId w:val="25"/>
+          <w:numId w:val="82"/>
         </w:numPr>
         <w:spacing w:lineRule="auto" w:line="360" w:before="0" w:after="0"/>
         <w:jc w:val="both"/>
@@ -2635,7 +2757,7 @@
         <w:pStyle w:val="ListParagraph"/>
         <w:numPr>
           <w:ilvl w:val="0"/>
-          <w:numId w:val="26"/>
+          <w:numId w:val="83"/>
         </w:numPr>
         <w:spacing w:lineRule="auto" w:line="360" w:before="0" w:after="0"/>
         <w:jc w:val="both"/>
@@ -2655,7 +2777,7 @@
         <w:pStyle w:val="ListParagraph"/>
         <w:numPr>
           <w:ilvl w:val="0"/>
-          <w:numId w:val="27"/>
+          <w:numId w:val="84"/>
         </w:numPr>
         <w:spacing w:lineRule="auto" w:line="360" w:before="0" w:after="0"/>
         <w:jc w:val="both"/>
@@ -2675,7 +2797,7 @@
         <w:pStyle w:val="ListParagraph"/>
         <w:numPr>
           <w:ilvl w:val="0"/>
-          <w:numId w:val="28"/>
+          <w:numId w:val="85"/>
         </w:numPr>
         <w:spacing w:lineRule="auto" w:line="360" w:before="0" w:after="0"/>
         <w:jc w:val="both"/>
@@ -2899,7 +3021,11 @@
         <w:spacing w:lineRule="auto" w:line="360" w:before="0" w:after="0"/>
         <w:ind w:firstLine="709"/>
         <w:jc w:val="both"/>
-        <w:rPr/>
+        <w:rPr>
+          <w:rFonts w:eastAsia="Times New Roman" w:cs="Times New Roman"/>
+          <w:sz w:val="28"/>
+          <w:szCs w:val="28"/>
+        </w:rPr>
       </w:pPr>
       <w:r>
         <w:rPr>
@@ -2944,13 +3070,13 @@
           <w:sz w:val="28"/>
           <w:szCs w:val="28"/>
         </w:rPr>
-        <w:t>Ранее каждому клиенту соответствовал отдельный датасет, в который данные копировались дополнительно к общему (global): данные сначала загружались в общий датасет, а затем копировались для каждого из n клиентов, что давало n + 1 копий одних и тех же данных. Такое дублирование увеличивало время загрузки и периодически приводило к рассинхронизации копий при сбоях хранилища. В предлагаемом подходе данные загружаются только в общий датасет, а доступ клиентов организован через материализованные представления (MV) в их датасетах, читающие данные из общего. Сопоставление подходов приведено на рисунке 2.2.</w:t>
+        <w:t>Доступ клиентов к данным может быть организован двумя способами. При первом каждому клиенту выделяется отдельный датасет, в который данные копируются дополнительно к общему (global): сначала они загружаются в общий датасет, а затем копируются для каждого из n клиентов, что даёт n + 1 копий одних и тех же данных. Такое дублирование увеличивает время загрузки и при сбоях хранилища может приводить к рассинхронизации копий. В предлагаемом подходе данные загружаются только в общий датасет, а доступ клиентов организуется через материализованные представления (MV) в их датасетах, читающие данные из общего. Сопоставление способов приведено на рисунке 2.2.</w:t>
       </w:r>
     </w:p>
     <w:p>
       <w:pPr>
         <w:pStyle w:val="Normal"/>
-        <w:spacing w:lineRule="auto" w:line="360" w:before="120" w:after="20"/>
+        <w:spacing w:before="120" w:after="20"/>
         <w:jc w:val="center"/>
         <w:rPr/>
       </w:pPr>
@@ -2998,8 +3124,9 @@
     <w:p>
       <w:pPr>
         <w:pStyle w:val="Normal"/>
-        <w:spacing w:lineRule="auto" w:line="360" w:before="60" w:after="160"/>
-        <w:jc w:val="center"/>
+        <w:spacing w:lineRule="auto" w:line="360" w:before="0" w:after="0"/>
+        <w:ind w:firstLine="709"/>
+        <w:jc w:val="both"/>
         <w:rPr/>
       </w:pPr>
       <w:r>
@@ -3010,7 +3137,7 @@
           <w:sz w:val="24"/>
           <w:szCs w:val="24"/>
         </w:rPr>
-        <w:t>Рисунок 2.2 — Переход от копирования данных по датасетам клиентов к материализованным представлениям</w:t>
+        <w:t>Рисунок 2.2 — Сопоставление: копирование по датасетам клиентов и доступ через материализованные представления</w:t>
       </w:r>
     </w:p>
     <w:p>
@@ -3027,7 +3154,7 @@
           <w:sz w:val="28"/>
           <w:szCs w:val="28"/>
         </w:rPr>
-        <w:t>Применение материализованных представлений устраняет дублирование данных (вместо n + 1 копий хранится одна), существенно ускоряет загрузку и гарантирует согласованность: клиенты всегда видят одни и те же данные общего датасета, тогда как ранее копии могли рассинхронизироваться. Таким образом, выбранный подход согласует требования непрерывной доступности, полноты, сохранности и согласованности данных с приемлемой стоимостью обработки в колоночном хранилище.</w:t>
+        <w:t>Использование материализованных представлений позволяет устранить дублирование данных (вместо n + 1 копий хранится одна), ускорить загрузку и обеспечить согласованность: клиенты обращаются к данным общего датасета, тогда как при копировании датасеты клиентов могут рассинхронизироваться. Таким образом, предлагаемый подход согласует требования непрерывной доступности, полноты, сохранности и согласованности данных с приемлемой стоимостью обработки в колоночном хранилище.</w:t>
       </w:r>
     </w:p>
     <w:p>
@@ -3097,7 +3224,7 @@
         <w:pStyle w:val="ListParagraph"/>
         <w:numPr>
           <w:ilvl w:val="0"/>
-          <w:numId w:val="29"/>
+          <w:numId w:val="86"/>
         </w:numPr>
         <w:spacing w:lineRule="auto" w:line="360" w:before="0" w:after="0"/>
         <w:jc w:val="both"/>
@@ -3117,7 +3244,7 @@
         <w:pStyle w:val="ListParagraph"/>
         <w:numPr>
           <w:ilvl w:val="0"/>
-          <w:numId w:val="30"/>
+          <w:numId w:val="87"/>
         </w:numPr>
         <w:spacing w:lineRule="auto" w:line="360" w:before="0" w:after="0"/>
         <w:jc w:val="both"/>
@@ -3137,7 +3264,7 @@
         <w:pStyle w:val="ListParagraph"/>
         <w:numPr>
           <w:ilvl w:val="0"/>
-          <w:numId w:val="31"/>
+          <w:numId w:val="88"/>
         </w:numPr>
         <w:spacing w:lineRule="auto" w:line="360" w:before="0" w:after="0"/>
         <w:jc w:val="both"/>
@@ -3157,7 +3284,7 @@
         <w:pStyle w:val="ListParagraph"/>
         <w:numPr>
           <w:ilvl w:val="0"/>
-          <w:numId w:val="32"/>
+          <w:numId w:val="89"/>
         </w:numPr>
         <w:spacing w:lineRule="auto" w:line="360" w:before="0" w:after="0"/>
         <w:jc w:val="both"/>
@@ -3177,7 +3304,7 @@
         <w:pStyle w:val="ListParagraph"/>
         <w:numPr>
           <w:ilvl w:val="0"/>
-          <w:numId w:val="33"/>
+          <w:numId w:val="90"/>
         </w:numPr>
         <w:spacing w:lineRule="auto" w:line="360" w:before="0" w:after="0"/>
         <w:jc w:val="both"/>
@@ -3197,7 +3324,7 @@
         <w:pStyle w:val="ListParagraph"/>
         <w:numPr>
           <w:ilvl w:val="0"/>
-          <w:numId w:val="34"/>
+          <w:numId w:val="91"/>
         </w:numPr>
         <w:spacing w:lineRule="auto" w:line="360" w:before="0" w:after="0"/>
         <w:jc w:val="both"/>
@@ -3234,7 +3361,7 @@
         <w:pStyle w:val="ListParagraph"/>
         <w:numPr>
           <w:ilvl w:val="0"/>
-          <w:numId w:val="35"/>
+          <w:numId w:val="92"/>
         </w:numPr>
         <w:spacing w:lineRule="auto" w:line="360" w:before="0" w:after="0"/>
         <w:jc w:val="both"/>
@@ -3254,7 +3381,7 @@
         <w:pStyle w:val="ListParagraph"/>
         <w:numPr>
           <w:ilvl w:val="0"/>
-          <w:numId w:val="36"/>
+          <w:numId w:val="93"/>
         </w:numPr>
         <w:spacing w:lineRule="auto" w:line="360" w:before="0" w:after="0"/>
         <w:jc w:val="both"/>
@@ -3274,7 +3401,7 @@
         <w:pStyle w:val="ListParagraph"/>
         <w:numPr>
           <w:ilvl w:val="0"/>
-          <w:numId w:val="37"/>
+          <w:numId w:val="94"/>
         </w:numPr>
         <w:spacing w:lineRule="auto" w:line="360" w:before="0" w:after="0"/>
         <w:jc w:val="both"/>
@@ -3294,7 +3421,7 @@
         <w:pStyle w:val="ListParagraph"/>
         <w:numPr>
           <w:ilvl w:val="0"/>
-          <w:numId w:val="38"/>
+          <w:numId w:val="95"/>
         </w:numPr>
         <w:spacing w:lineRule="auto" w:line="360" w:before="0" w:after="0"/>
         <w:jc w:val="both"/>
@@ -3314,7 +3441,7 @@
         <w:pStyle w:val="ListParagraph"/>
         <w:numPr>
           <w:ilvl w:val="0"/>
-          <w:numId w:val="39"/>
+          <w:numId w:val="96"/>
         </w:numPr>
         <w:spacing w:lineRule="auto" w:line="360" w:before="0" w:after="0"/>
         <w:jc w:val="both"/>
@@ -3334,7 +3461,7 @@
         <w:pStyle w:val="ListParagraph"/>
         <w:numPr>
           <w:ilvl w:val="0"/>
-          <w:numId w:val="40"/>
+          <w:numId w:val="97"/>
         </w:numPr>
         <w:spacing w:lineRule="auto" w:line="360" w:before="0" w:after="0"/>
         <w:jc w:val="both"/>
@@ -3616,7 +3743,7 @@
         <w:pStyle w:val="ListParagraph"/>
         <w:numPr>
           <w:ilvl w:val="0"/>
-          <w:numId w:val="41"/>
+          <w:numId w:val="98"/>
         </w:numPr>
         <w:spacing w:lineRule="auto" w:line="360" w:before="0" w:after="0"/>
         <w:jc w:val="both"/>
@@ -3636,7 +3763,7 @@
         <w:pStyle w:val="ListParagraph"/>
         <w:numPr>
           <w:ilvl w:val="0"/>
-          <w:numId w:val="42"/>
+          <w:numId w:val="99"/>
         </w:numPr>
         <w:spacing w:lineRule="auto" w:line="360" w:before="0" w:after="0"/>
         <w:jc w:val="both"/>
@@ -3656,7 +3783,7 @@
         <w:pStyle w:val="ListParagraph"/>
         <w:numPr>
           <w:ilvl w:val="0"/>
-          <w:numId w:val="43"/>
+          <w:numId w:val="100"/>
         </w:numPr>
         <w:spacing w:lineRule="auto" w:line="360" w:before="0" w:after="0"/>
         <w:jc w:val="both"/>
@@ -3676,7 +3803,7 @@
         <w:pStyle w:val="ListParagraph"/>
         <w:numPr>
           <w:ilvl w:val="0"/>
-          <w:numId w:val="44"/>
+          <w:numId w:val="101"/>
         </w:numPr>
         <w:spacing w:lineRule="auto" w:line="360" w:before="0" w:after="0"/>
         <w:jc w:val="both"/>
@@ -3696,7 +3823,7 @@
         <w:pStyle w:val="ListParagraph"/>
         <w:numPr>
           <w:ilvl w:val="0"/>
-          <w:numId w:val="45"/>
+          <w:numId w:val="102"/>
         </w:numPr>
         <w:spacing w:lineRule="auto" w:line="360" w:before="0" w:after="0"/>
         <w:jc w:val="both"/>
@@ -3744,7 +3871,11 @@
         </w:rPr>
       </w:pPr>
       <w:r>
-        <w:rPr/>
+        <w:rPr>
+          <w:rFonts w:eastAsia="Times New Roman" w:cs="Times New Roman"/>
+          <w:sz w:val="28"/>
+          <w:szCs w:val="28"/>
+        </w:rPr>
       </w:r>
     </w:p>
     <w:tbl>
@@ -4551,7 +4682,7 @@
         <w:pStyle w:val="ListParagraph"/>
         <w:numPr>
           <w:ilvl w:val="0"/>
-          <w:numId w:val="46"/>
+          <w:numId w:val="103"/>
         </w:numPr>
         <w:spacing w:lineRule="auto" w:line="360" w:before="0" w:after="0"/>
         <w:jc w:val="both"/>
@@ -4571,7 +4702,7 @@
         <w:pStyle w:val="ListParagraph"/>
         <w:numPr>
           <w:ilvl w:val="0"/>
-          <w:numId w:val="47"/>
+          <w:numId w:val="104"/>
         </w:numPr>
         <w:spacing w:lineRule="auto" w:line="360" w:before="0" w:after="0"/>
         <w:jc w:val="both"/>
@@ -4591,7 +4722,7 @@
         <w:pStyle w:val="ListParagraph"/>
         <w:numPr>
           <w:ilvl w:val="0"/>
-          <w:numId w:val="48"/>
+          <w:numId w:val="105"/>
         </w:numPr>
         <w:spacing w:lineRule="auto" w:line="360" w:before="0" w:after="0"/>
         <w:jc w:val="both"/>
@@ -4611,7 +4742,7 @@
         <w:pStyle w:val="ListParagraph"/>
         <w:numPr>
           <w:ilvl w:val="0"/>
-          <w:numId w:val="49"/>
+          <w:numId w:val="106"/>
         </w:numPr>
         <w:spacing w:lineRule="auto" w:line="360" w:before="0" w:after="0"/>
         <w:jc w:val="both"/>
@@ -4641,7 +4772,13 @@
         </w:rPr>
       </w:pPr>
       <w:r>
-        <w:rPr/>
+        <w:rPr>
+          <w:rFonts w:eastAsia="Times New Roman" w:cs="Times New Roman"/>
+          <w:b/>
+          <w:bCs/>
+          <w:sz w:val="28"/>
+          <w:szCs w:val="28"/>
+        </w:rPr>
       </w:r>
       <w:r>
         <w:br w:type="page"/>
@@ -4761,7 +4898,7 @@
         <w:pStyle w:val="ListParagraph"/>
         <w:numPr>
           <w:ilvl w:val="0"/>
-          <w:numId w:val="50"/>
+          <w:numId w:val="107"/>
         </w:numPr>
         <w:spacing w:lineRule="auto" w:line="360" w:before="0" w:after="0"/>
         <w:jc w:val="both"/>
@@ -4781,7 +4918,7 @@
         <w:pStyle w:val="ListParagraph"/>
         <w:numPr>
           <w:ilvl w:val="0"/>
-          <w:numId w:val="51"/>
+          <w:numId w:val="108"/>
         </w:numPr>
         <w:spacing w:lineRule="auto" w:line="360" w:before="0" w:after="0"/>
         <w:jc w:val="both"/>
@@ -4801,7 +4938,7 @@
         <w:pStyle w:val="ListParagraph"/>
         <w:numPr>
           <w:ilvl w:val="0"/>
-          <w:numId w:val="52"/>
+          <w:numId w:val="109"/>
         </w:numPr>
         <w:spacing w:lineRule="auto" w:line="360" w:before="0" w:after="0"/>
         <w:jc w:val="both"/>
@@ -4821,7 +4958,7 @@
         <w:pStyle w:val="ListParagraph"/>
         <w:numPr>
           <w:ilvl w:val="0"/>
-          <w:numId w:val="53"/>
+          <w:numId w:val="110"/>
         </w:numPr>
         <w:spacing w:lineRule="auto" w:line="360" w:before="0" w:after="0"/>
         <w:jc w:val="both"/>
@@ -4841,7 +4978,7 @@
         <w:pStyle w:val="ListParagraph"/>
         <w:numPr>
           <w:ilvl w:val="0"/>
-          <w:numId w:val="54"/>
+          <w:numId w:val="111"/>
         </w:numPr>
         <w:spacing w:lineRule="auto" w:line="360" w:before="0" w:after="0"/>
         <w:jc w:val="both"/>
@@ -4898,7 +5035,7 @@
         <w:pStyle w:val="ListParagraph"/>
         <w:numPr>
           <w:ilvl w:val="0"/>
-          <w:numId w:val="55"/>
+          <w:numId w:val="112"/>
         </w:numPr>
         <w:spacing w:lineRule="auto" w:line="360" w:before="0" w:after="0"/>
         <w:jc w:val="both"/>
@@ -4918,7 +5055,7 @@
         <w:pStyle w:val="ListParagraph"/>
         <w:numPr>
           <w:ilvl w:val="0"/>
-          <w:numId w:val="56"/>
+          <w:numId w:val="113"/>
         </w:numPr>
         <w:spacing w:lineRule="auto" w:line="360" w:before="0" w:after="0"/>
         <w:jc w:val="both"/>
@@ -4938,7 +5075,7 @@
         <w:pStyle w:val="ListParagraph"/>
         <w:numPr>
           <w:ilvl w:val="0"/>
-          <w:numId w:val="57"/>
+          <w:numId w:val="114"/>
         </w:numPr>
         <w:spacing w:lineRule="auto" w:line="360" w:before="0" w:after="0"/>
         <w:jc w:val="both"/>
@@ -4958,7 +5095,7 @@
         <w:pStyle w:val="ListParagraph"/>
         <w:numPr>
           <w:ilvl w:val="0"/>
-          <w:numId w:val="58"/>
+          <w:numId w:val="115"/>
         </w:numPr>
         <w:spacing w:lineRule="auto" w:line="360" w:before="0" w:after="0"/>
         <w:jc w:val="both"/>
@@ -4978,7 +5115,7 @@
         <w:pStyle w:val="ListParagraph"/>
         <w:numPr>
           <w:ilvl w:val="0"/>
-          <w:numId w:val="59"/>
+          <w:numId w:val="116"/>
         </w:numPr>
         <w:spacing w:lineRule="auto" w:line="360" w:before="0" w:after="0"/>
         <w:jc w:val="both"/>
@@ -4998,7 +5135,7 @@
         <w:pStyle w:val="ListParagraph"/>
         <w:numPr>
           <w:ilvl w:val="0"/>
-          <w:numId w:val="60"/>
+          <w:numId w:val="117"/>
         </w:numPr>
         <w:spacing w:lineRule="auto" w:line="360" w:before="0" w:after="0"/>
         <w:jc w:val="both"/>
@@ -5018,7 +5155,7 @@
         <w:pStyle w:val="ListParagraph"/>
         <w:numPr>
           <w:ilvl w:val="0"/>
-          <w:numId w:val="61"/>
+          <w:numId w:val="118"/>
         </w:numPr>
         <w:spacing w:lineRule="auto" w:line="360" w:before="0" w:after="0"/>
         <w:jc w:val="both"/>
@@ -5038,7 +5175,7 @@
         <w:pStyle w:val="ListParagraph"/>
         <w:numPr>
           <w:ilvl w:val="0"/>
-          <w:numId w:val="62"/>
+          <w:numId w:val="119"/>
         </w:numPr>
         <w:spacing w:lineRule="auto" w:line="360" w:before="0" w:after="0"/>
         <w:jc w:val="both"/>
@@ -5058,7 +5195,7 @@
         <w:pStyle w:val="ListParagraph"/>
         <w:numPr>
           <w:ilvl w:val="0"/>
-          <w:numId w:val="63"/>
+          <w:numId w:val="120"/>
         </w:numPr>
         <w:spacing w:lineRule="auto" w:line="360" w:before="0" w:after="0"/>
         <w:jc w:val="both"/>
@@ -5078,7 +5215,7 @@
         <w:pStyle w:val="ListParagraph"/>
         <w:numPr>
           <w:ilvl w:val="0"/>
-          <w:numId w:val="64"/>
+          <w:numId w:val="121"/>
         </w:numPr>
         <w:spacing w:lineRule="auto" w:line="360" w:before="0" w:after="0"/>
         <w:jc w:val="both"/>
@@ -5098,7 +5235,7 @@
         <w:pStyle w:val="ListParagraph"/>
         <w:numPr>
           <w:ilvl w:val="0"/>
-          <w:numId w:val="65"/>
+          <w:numId w:val="122"/>
         </w:numPr>
         <w:spacing w:lineRule="auto" w:line="360" w:before="0" w:after="0"/>
         <w:jc w:val="both"/>
@@ -5118,7 +5255,7 @@
         <w:pStyle w:val="ListParagraph"/>
         <w:numPr>
           <w:ilvl w:val="0"/>
-          <w:numId w:val="66"/>
+          <w:numId w:val="123"/>
         </w:numPr>
         <w:spacing w:lineRule="auto" w:line="360" w:before="0" w:after="0"/>
         <w:jc w:val="both"/>
@@ -5138,7 +5275,7 @@
         <w:pStyle w:val="ListParagraph"/>
         <w:numPr>
           <w:ilvl w:val="0"/>
-          <w:numId w:val="67"/>
+          <w:numId w:val="124"/>
         </w:numPr>
         <w:spacing w:lineRule="auto" w:line="360" w:before="0" w:after="0"/>
         <w:jc w:val="both"/>
@@ -5158,7 +5295,7 @@
         <w:pStyle w:val="ListParagraph"/>
         <w:numPr>
           <w:ilvl w:val="0"/>
-          <w:numId w:val="68"/>
+          <w:numId w:val="125"/>
         </w:numPr>
         <w:spacing w:lineRule="auto" w:line="360" w:before="0" w:after="0"/>
         <w:jc w:val="both"/>
@@ -5178,7 +5315,7 @@
         <w:pStyle w:val="ListParagraph"/>
         <w:numPr>
           <w:ilvl w:val="0"/>
-          <w:numId w:val="69"/>
+          <w:numId w:val="126"/>
         </w:numPr>
         <w:spacing w:lineRule="auto" w:line="360" w:before="0" w:after="0"/>
         <w:jc w:val="both"/>
@@ -5198,7 +5335,7 @@
         <w:pStyle w:val="ListParagraph"/>
         <w:numPr>
           <w:ilvl w:val="0"/>
-          <w:numId w:val="70"/>
+          <w:numId w:val="127"/>
         </w:numPr>
         <w:spacing w:lineRule="auto" w:line="360" w:before="0" w:after="0"/>
         <w:jc w:val="both"/>
@@ -5218,7 +5355,7 @@
         <w:pStyle w:val="ListParagraph"/>
         <w:numPr>
           <w:ilvl w:val="0"/>
-          <w:numId w:val="71"/>
+          <w:numId w:val="128"/>
         </w:numPr>
         <w:spacing w:lineRule="auto" w:line="360" w:before="0" w:after="0"/>
         <w:jc w:val="both"/>
@@ -5238,7 +5375,7 @@
         <w:pStyle w:val="ListParagraph"/>
         <w:numPr>
           <w:ilvl w:val="0"/>
-          <w:numId w:val="72"/>
+          <w:numId w:val="129"/>
         </w:numPr>
         <w:spacing w:lineRule="auto" w:line="360" w:before="0" w:after="0"/>
         <w:jc w:val="both"/>
@@ -5258,7 +5395,7 @@
         <w:pStyle w:val="ListParagraph"/>
         <w:numPr>
           <w:ilvl w:val="0"/>
-          <w:numId w:val="73"/>
+          <w:numId w:val="130"/>
         </w:numPr>
         <w:spacing w:lineRule="auto" w:line="360" w:before="0" w:after="0"/>
         <w:jc w:val="both"/>
@@ -5278,7 +5415,7 @@
         <w:pStyle w:val="ListParagraph"/>
         <w:numPr>
           <w:ilvl w:val="0"/>
-          <w:numId w:val="74"/>
+          <w:numId w:val="131"/>
         </w:numPr>
         <w:spacing w:lineRule="auto" w:line="360" w:before="0" w:after="0"/>
         <w:jc w:val="both"/>
@@ -5346,7 +5483,7 @@
     </w:r>
     <w:r>
       <w:rPr/>
-      <w:t>23</w:t>
+      <w:t>24</w:t>
     </w:r>
     <w:r>
       <w:rPr/>
@@ -5494,6 +5631,720 @@
   <w:abstractNum w:abstractNumId="2">
     <w:lvl w:ilvl="0">
       <w:start w:val="1"/>
+      <w:numFmt w:val="decimal"/>
+      <w:lvlText w:val="%1)"/>
+      <w:lvlJc w:val="left"/>
+      <w:pPr>
+        <w:tabs>
+          <w:tab w:val="num" w:pos="0"/>
+        </w:tabs>
+        <w:ind w:left="1067" w:hanging="358"/>
+      </w:pPr>
+      <w:rPr/>
+    </w:lvl>
+    <w:lvl w:ilvl="1">
+      <w:start w:val="1"/>
+      <w:numFmt w:val="decimal"/>
+      <w:lvlText w:val="%2."/>
+      <w:lvlJc w:val="left"/>
+      <w:pPr>
+        <w:tabs>
+          <w:tab w:val="num" w:pos="1080"/>
+        </w:tabs>
+        <w:ind w:left="1080" w:hanging="360"/>
+      </w:pPr>
+      <w:rPr/>
+    </w:lvl>
+    <w:lvl w:ilvl="2">
+      <w:start w:val="1"/>
+      <w:numFmt w:val="decimal"/>
+      <w:lvlText w:val="%3."/>
+      <w:lvlJc w:val="left"/>
+      <w:pPr>
+        <w:tabs>
+          <w:tab w:val="num" w:pos="1440"/>
+        </w:tabs>
+        <w:ind w:left="1440" w:hanging="360"/>
+      </w:pPr>
+      <w:rPr/>
+    </w:lvl>
+    <w:lvl w:ilvl="3">
+      <w:start w:val="1"/>
+      <w:numFmt w:val="decimal"/>
+      <w:lvlText w:val="%4."/>
+      <w:lvlJc w:val="left"/>
+      <w:pPr>
+        <w:tabs>
+          <w:tab w:val="num" w:pos="1800"/>
+        </w:tabs>
+        <w:ind w:left="1800" w:hanging="360"/>
+      </w:pPr>
+      <w:rPr/>
+    </w:lvl>
+    <w:lvl w:ilvl="4">
+      <w:start w:val="1"/>
+      <w:numFmt w:val="decimal"/>
+      <w:lvlText w:val="%5."/>
+      <w:lvlJc w:val="left"/>
+      <w:pPr>
+        <w:tabs>
+          <w:tab w:val="num" w:pos="2160"/>
+        </w:tabs>
+        <w:ind w:left="2160" w:hanging="360"/>
+      </w:pPr>
+      <w:rPr/>
+    </w:lvl>
+    <w:lvl w:ilvl="5">
+      <w:start w:val="1"/>
+      <w:numFmt w:val="decimal"/>
+      <w:lvlText w:val="%6."/>
+      <w:lvlJc w:val="left"/>
+      <w:pPr>
+        <w:tabs>
+          <w:tab w:val="num" w:pos="2520"/>
+        </w:tabs>
+        <w:ind w:left="2520" w:hanging="360"/>
+      </w:pPr>
+      <w:rPr/>
+    </w:lvl>
+    <w:lvl w:ilvl="6">
+      <w:start w:val="1"/>
+      <w:numFmt w:val="decimal"/>
+      <w:lvlText w:val="%7."/>
+      <w:lvlJc w:val="left"/>
+      <w:pPr>
+        <w:tabs>
+          <w:tab w:val="num" w:pos="2880"/>
+        </w:tabs>
+        <w:ind w:left="2880" w:hanging="360"/>
+      </w:pPr>
+      <w:rPr/>
+    </w:lvl>
+    <w:lvl w:ilvl="7">
+      <w:start w:val="1"/>
+      <w:numFmt w:val="decimal"/>
+      <w:lvlText w:val="%8."/>
+      <w:lvlJc w:val="left"/>
+      <w:pPr>
+        <w:tabs>
+          <w:tab w:val="num" w:pos="3240"/>
+        </w:tabs>
+        <w:ind w:left="3240" w:hanging="360"/>
+      </w:pPr>
+      <w:rPr/>
+    </w:lvl>
+    <w:lvl w:ilvl="8">
+      <w:start w:val="1"/>
+      <w:numFmt w:val="decimal"/>
+      <w:lvlText w:val="%9."/>
+      <w:lvlJc w:val="left"/>
+      <w:pPr>
+        <w:tabs>
+          <w:tab w:val="num" w:pos="3600"/>
+        </w:tabs>
+        <w:ind w:left="3600" w:hanging="360"/>
+      </w:pPr>
+      <w:rPr/>
+    </w:lvl>
+  </w:abstractNum>
+  <w:abstractNum w:abstractNumId="3">
+    <w:lvl w:ilvl="0">
+      <w:start w:val="1"/>
+      <w:numFmt w:val="decimal"/>
+      <w:lvlText w:val="%1)"/>
+      <w:lvlJc w:val="left"/>
+      <w:pPr>
+        <w:tabs>
+          <w:tab w:val="num" w:pos="0"/>
+        </w:tabs>
+        <w:ind w:left="1067" w:hanging="358"/>
+      </w:pPr>
+      <w:rPr/>
+    </w:lvl>
+    <w:lvl w:ilvl="1">
+      <w:start w:val="1"/>
+      <w:numFmt w:val="decimal"/>
+      <w:lvlText w:val="%2."/>
+      <w:lvlJc w:val="left"/>
+      <w:pPr>
+        <w:tabs>
+          <w:tab w:val="num" w:pos="1080"/>
+        </w:tabs>
+        <w:ind w:left="1080" w:hanging="360"/>
+      </w:pPr>
+      <w:rPr/>
+    </w:lvl>
+    <w:lvl w:ilvl="2">
+      <w:start w:val="1"/>
+      <w:numFmt w:val="decimal"/>
+      <w:lvlText w:val="%3."/>
+      <w:lvlJc w:val="left"/>
+      <w:pPr>
+        <w:tabs>
+          <w:tab w:val="num" w:pos="1440"/>
+        </w:tabs>
+        <w:ind w:left="1440" w:hanging="360"/>
+      </w:pPr>
+      <w:rPr/>
+    </w:lvl>
+    <w:lvl w:ilvl="3">
+      <w:start w:val="1"/>
+      <w:numFmt w:val="decimal"/>
+      <w:lvlText w:val="%4."/>
+      <w:lvlJc w:val="left"/>
+      <w:pPr>
+        <w:tabs>
+          <w:tab w:val="num" w:pos="1800"/>
+        </w:tabs>
+        <w:ind w:left="1800" w:hanging="360"/>
+      </w:pPr>
+      <w:rPr/>
+    </w:lvl>
+    <w:lvl w:ilvl="4">
+      <w:start w:val="1"/>
+      <w:numFmt w:val="decimal"/>
+      <w:lvlText w:val="%5."/>
+      <w:lvlJc w:val="left"/>
+      <w:pPr>
+        <w:tabs>
+          <w:tab w:val="num" w:pos="2160"/>
+        </w:tabs>
+        <w:ind w:left="2160" w:hanging="360"/>
+      </w:pPr>
+      <w:rPr/>
+    </w:lvl>
+    <w:lvl w:ilvl="5">
+      <w:start w:val="1"/>
+      <w:numFmt w:val="decimal"/>
+      <w:lvlText w:val="%6."/>
+      <w:lvlJc w:val="left"/>
+      <w:pPr>
+        <w:tabs>
+          <w:tab w:val="num" w:pos="2520"/>
+        </w:tabs>
+        <w:ind w:left="2520" w:hanging="360"/>
+      </w:pPr>
+      <w:rPr/>
+    </w:lvl>
+    <w:lvl w:ilvl="6">
+      <w:start w:val="1"/>
+      <w:numFmt w:val="decimal"/>
+      <w:lvlText w:val="%7."/>
+      <w:lvlJc w:val="left"/>
+      <w:pPr>
+        <w:tabs>
+          <w:tab w:val="num" w:pos="2880"/>
+        </w:tabs>
+        <w:ind w:left="2880" w:hanging="360"/>
+      </w:pPr>
+      <w:rPr/>
+    </w:lvl>
+    <w:lvl w:ilvl="7">
+      <w:start w:val="1"/>
+      <w:numFmt w:val="decimal"/>
+      <w:lvlText w:val="%8."/>
+      <w:lvlJc w:val="left"/>
+      <w:pPr>
+        <w:tabs>
+          <w:tab w:val="num" w:pos="3240"/>
+        </w:tabs>
+        <w:ind w:left="3240" w:hanging="360"/>
+      </w:pPr>
+      <w:rPr/>
+    </w:lvl>
+    <w:lvl w:ilvl="8">
+      <w:start w:val="1"/>
+      <w:numFmt w:val="decimal"/>
+      <w:lvlText w:val="%9."/>
+      <w:lvlJc w:val="left"/>
+      <w:pPr>
+        <w:tabs>
+          <w:tab w:val="num" w:pos="3600"/>
+        </w:tabs>
+        <w:ind w:left="3600" w:hanging="360"/>
+      </w:pPr>
+      <w:rPr/>
+    </w:lvl>
+  </w:abstractNum>
+  <w:abstractNum w:abstractNumId="4">
+    <w:lvl w:ilvl="0">
+      <w:start w:val="1"/>
+      <w:numFmt w:val="decimal"/>
+      <w:lvlText w:val="%1)"/>
+      <w:lvlJc w:val="left"/>
+      <w:pPr>
+        <w:tabs>
+          <w:tab w:val="num" w:pos="0"/>
+        </w:tabs>
+        <w:ind w:left="1067" w:hanging="358"/>
+      </w:pPr>
+      <w:rPr/>
+    </w:lvl>
+    <w:lvl w:ilvl="1">
+      <w:start w:val="1"/>
+      <w:numFmt w:val="decimal"/>
+      <w:lvlText w:val="%2."/>
+      <w:lvlJc w:val="left"/>
+      <w:pPr>
+        <w:tabs>
+          <w:tab w:val="num" w:pos="1080"/>
+        </w:tabs>
+        <w:ind w:left="1080" w:hanging="360"/>
+      </w:pPr>
+      <w:rPr/>
+    </w:lvl>
+    <w:lvl w:ilvl="2">
+      <w:start w:val="1"/>
+      <w:numFmt w:val="decimal"/>
+      <w:lvlText w:val="%3."/>
+      <w:lvlJc w:val="left"/>
+      <w:pPr>
+        <w:tabs>
+          <w:tab w:val="num" w:pos="1440"/>
+        </w:tabs>
+        <w:ind w:left="1440" w:hanging="360"/>
+      </w:pPr>
+      <w:rPr/>
+    </w:lvl>
+    <w:lvl w:ilvl="3">
+      <w:start w:val="1"/>
+      <w:numFmt w:val="decimal"/>
+      <w:lvlText w:val="%4."/>
+      <w:lvlJc w:val="left"/>
+      <w:pPr>
+        <w:tabs>
+          <w:tab w:val="num" w:pos="1800"/>
+        </w:tabs>
+        <w:ind w:left="1800" w:hanging="360"/>
+      </w:pPr>
+      <w:rPr/>
+    </w:lvl>
+    <w:lvl w:ilvl="4">
+      <w:start w:val="1"/>
+      <w:numFmt w:val="decimal"/>
+      <w:lvlText w:val="%5."/>
+      <w:lvlJc w:val="left"/>
+      <w:pPr>
+        <w:tabs>
+          <w:tab w:val="num" w:pos="2160"/>
+        </w:tabs>
+        <w:ind w:left="2160" w:hanging="360"/>
+      </w:pPr>
+      <w:rPr/>
+    </w:lvl>
+    <w:lvl w:ilvl="5">
+      <w:start w:val="1"/>
+      <w:numFmt w:val="decimal"/>
+      <w:lvlText w:val="%6."/>
+      <w:lvlJc w:val="left"/>
+      <w:pPr>
+        <w:tabs>
+          <w:tab w:val="num" w:pos="2520"/>
+        </w:tabs>
+        <w:ind w:left="2520" w:hanging="360"/>
+      </w:pPr>
+      <w:rPr/>
+    </w:lvl>
+    <w:lvl w:ilvl="6">
+      <w:start w:val="1"/>
+      <w:numFmt w:val="decimal"/>
+      <w:lvlText w:val="%7."/>
+      <w:lvlJc w:val="left"/>
+      <w:pPr>
+        <w:tabs>
+          <w:tab w:val="num" w:pos="2880"/>
+        </w:tabs>
+        <w:ind w:left="2880" w:hanging="360"/>
+      </w:pPr>
+      <w:rPr/>
+    </w:lvl>
+    <w:lvl w:ilvl="7">
+      <w:start w:val="1"/>
+      <w:numFmt w:val="decimal"/>
+      <w:lvlText w:val="%8."/>
+      <w:lvlJc w:val="left"/>
+      <w:pPr>
+        <w:tabs>
+          <w:tab w:val="num" w:pos="3240"/>
+        </w:tabs>
+        <w:ind w:left="3240" w:hanging="360"/>
+      </w:pPr>
+      <w:rPr/>
+    </w:lvl>
+    <w:lvl w:ilvl="8">
+      <w:start w:val="1"/>
+      <w:numFmt w:val="decimal"/>
+      <w:lvlText w:val="%9."/>
+      <w:lvlJc w:val="left"/>
+      <w:pPr>
+        <w:tabs>
+          <w:tab w:val="num" w:pos="3600"/>
+        </w:tabs>
+        <w:ind w:left="3600" w:hanging="360"/>
+      </w:pPr>
+      <w:rPr/>
+    </w:lvl>
+  </w:abstractNum>
+  <w:abstractNum w:abstractNumId="5">
+    <w:lvl w:ilvl="0">
+      <w:start w:val="1"/>
+      <w:numFmt w:val="decimal"/>
+      <w:lvlText w:val="%1)"/>
+      <w:lvlJc w:val="left"/>
+      <w:pPr>
+        <w:tabs>
+          <w:tab w:val="num" w:pos="0"/>
+        </w:tabs>
+        <w:ind w:left="1067" w:hanging="358"/>
+      </w:pPr>
+      <w:rPr/>
+    </w:lvl>
+    <w:lvl w:ilvl="1">
+      <w:start w:val="1"/>
+      <w:numFmt w:val="decimal"/>
+      <w:lvlText w:val="%2."/>
+      <w:lvlJc w:val="left"/>
+      <w:pPr>
+        <w:tabs>
+          <w:tab w:val="num" w:pos="1080"/>
+        </w:tabs>
+        <w:ind w:left="1080" w:hanging="360"/>
+      </w:pPr>
+      <w:rPr/>
+    </w:lvl>
+    <w:lvl w:ilvl="2">
+      <w:start w:val="1"/>
+      <w:numFmt w:val="decimal"/>
+      <w:lvlText w:val="%3."/>
+      <w:lvlJc w:val="left"/>
+      <w:pPr>
+        <w:tabs>
+          <w:tab w:val="num" w:pos="1440"/>
+        </w:tabs>
+        <w:ind w:left="1440" w:hanging="360"/>
+      </w:pPr>
+      <w:rPr/>
+    </w:lvl>
+    <w:lvl w:ilvl="3">
+      <w:start w:val="1"/>
+      <w:numFmt w:val="decimal"/>
+      <w:lvlText w:val="%4."/>
+      <w:lvlJc w:val="left"/>
+      <w:pPr>
+        <w:tabs>
+          <w:tab w:val="num" w:pos="1800"/>
+        </w:tabs>
+        <w:ind w:left="1800" w:hanging="360"/>
+      </w:pPr>
+      <w:rPr/>
+    </w:lvl>
+    <w:lvl w:ilvl="4">
+      <w:start w:val="1"/>
+      <w:numFmt w:val="decimal"/>
+      <w:lvlText w:val="%5."/>
+      <w:lvlJc w:val="left"/>
+      <w:pPr>
+        <w:tabs>
+          <w:tab w:val="num" w:pos="2160"/>
+        </w:tabs>
+        <w:ind w:left="2160" w:hanging="360"/>
+      </w:pPr>
+      <w:rPr/>
+    </w:lvl>
+    <w:lvl w:ilvl="5">
+      <w:start w:val="1"/>
+      <w:numFmt w:val="decimal"/>
+      <w:lvlText w:val="%6."/>
+      <w:lvlJc w:val="left"/>
+      <w:pPr>
+        <w:tabs>
+          <w:tab w:val="num" w:pos="2520"/>
+        </w:tabs>
+        <w:ind w:left="2520" w:hanging="360"/>
+      </w:pPr>
+      <w:rPr/>
+    </w:lvl>
+    <w:lvl w:ilvl="6">
+      <w:start w:val="1"/>
+      <w:numFmt w:val="decimal"/>
+      <w:lvlText w:val="%7."/>
+      <w:lvlJc w:val="left"/>
+      <w:pPr>
+        <w:tabs>
+          <w:tab w:val="num" w:pos="2880"/>
+        </w:tabs>
+        <w:ind w:left="2880" w:hanging="360"/>
+      </w:pPr>
+      <w:rPr/>
+    </w:lvl>
+    <w:lvl w:ilvl="7">
+      <w:start w:val="1"/>
+      <w:numFmt w:val="decimal"/>
+      <w:lvlText w:val="%8."/>
+      <w:lvlJc w:val="left"/>
+      <w:pPr>
+        <w:tabs>
+          <w:tab w:val="num" w:pos="3240"/>
+        </w:tabs>
+        <w:ind w:left="3240" w:hanging="360"/>
+      </w:pPr>
+      <w:rPr/>
+    </w:lvl>
+    <w:lvl w:ilvl="8">
+      <w:start w:val="1"/>
+      <w:numFmt w:val="decimal"/>
+      <w:lvlText w:val="%9."/>
+      <w:lvlJc w:val="left"/>
+      <w:pPr>
+        <w:tabs>
+          <w:tab w:val="num" w:pos="3600"/>
+        </w:tabs>
+        <w:ind w:left="3600" w:hanging="360"/>
+      </w:pPr>
+      <w:rPr/>
+    </w:lvl>
+  </w:abstractNum>
+  <w:abstractNum w:abstractNumId="6">
+    <w:lvl w:ilvl="0">
+      <w:start w:val="1"/>
+      <w:numFmt w:val="decimal"/>
+      <w:lvlText w:val="%1)"/>
+      <w:lvlJc w:val="left"/>
+      <w:pPr>
+        <w:tabs>
+          <w:tab w:val="num" w:pos="0"/>
+        </w:tabs>
+        <w:ind w:left="1067" w:hanging="358"/>
+      </w:pPr>
+      <w:rPr/>
+    </w:lvl>
+    <w:lvl w:ilvl="1">
+      <w:start w:val="1"/>
+      <w:numFmt w:val="decimal"/>
+      <w:lvlText w:val="%2."/>
+      <w:lvlJc w:val="left"/>
+      <w:pPr>
+        <w:tabs>
+          <w:tab w:val="num" w:pos="1080"/>
+        </w:tabs>
+        <w:ind w:left="1080" w:hanging="360"/>
+      </w:pPr>
+      <w:rPr/>
+    </w:lvl>
+    <w:lvl w:ilvl="2">
+      <w:start w:val="1"/>
+      <w:numFmt w:val="decimal"/>
+      <w:lvlText w:val="%3."/>
+      <w:lvlJc w:val="left"/>
+      <w:pPr>
+        <w:tabs>
+          <w:tab w:val="num" w:pos="1440"/>
+        </w:tabs>
+        <w:ind w:left="1440" w:hanging="360"/>
+      </w:pPr>
+      <w:rPr/>
+    </w:lvl>
+    <w:lvl w:ilvl="3">
+      <w:start w:val="1"/>
+      <w:numFmt w:val="decimal"/>
+      <w:lvlText w:val="%4."/>
+      <w:lvlJc w:val="left"/>
+      <w:pPr>
+        <w:tabs>
+          <w:tab w:val="num" w:pos="1800"/>
+        </w:tabs>
+        <w:ind w:left="1800" w:hanging="360"/>
+      </w:pPr>
+      <w:rPr/>
+    </w:lvl>
+    <w:lvl w:ilvl="4">
+      <w:start w:val="1"/>
+      <w:numFmt w:val="decimal"/>
+      <w:lvlText w:val="%5."/>
+      <w:lvlJc w:val="left"/>
+      <w:pPr>
+        <w:tabs>
+          <w:tab w:val="num" w:pos="2160"/>
+        </w:tabs>
+        <w:ind w:left="2160" w:hanging="360"/>
+      </w:pPr>
+      <w:rPr/>
+    </w:lvl>
+    <w:lvl w:ilvl="5">
+      <w:start w:val="1"/>
+      <w:numFmt w:val="decimal"/>
+      <w:lvlText w:val="%6."/>
+      <w:lvlJc w:val="left"/>
+      <w:pPr>
+        <w:tabs>
+          <w:tab w:val="num" w:pos="2520"/>
+        </w:tabs>
+        <w:ind w:left="2520" w:hanging="360"/>
+      </w:pPr>
+      <w:rPr/>
+    </w:lvl>
+    <w:lvl w:ilvl="6">
+      <w:start w:val="1"/>
+      <w:numFmt w:val="decimal"/>
+      <w:lvlText w:val="%7."/>
+      <w:lvlJc w:val="left"/>
+      <w:pPr>
+        <w:tabs>
+          <w:tab w:val="num" w:pos="2880"/>
+        </w:tabs>
+        <w:ind w:left="2880" w:hanging="360"/>
+      </w:pPr>
+      <w:rPr/>
+    </w:lvl>
+    <w:lvl w:ilvl="7">
+      <w:start w:val="1"/>
+      <w:numFmt w:val="decimal"/>
+      <w:lvlText w:val="%8."/>
+      <w:lvlJc w:val="left"/>
+      <w:pPr>
+        <w:tabs>
+          <w:tab w:val="num" w:pos="3240"/>
+        </w:tabs>
+        <w:ind w:left="3240" w:hanging="360"/>
+      </w:pPr>
+      <w:rPr/>
+    </w:lvl>
+    <w:lvl w:ilvl="8">
+      <w:start w:val="1"/>
+      <w:numFmt w:val="decimal"/>
+      <w:lvlText w:val="%9."/>
+      <w:lvlJc w:val="left"/>
+      <w:pPr>
+        <w:tabs>
+          <w:tab w:val="num" w:pos="3600"/>
+        </w:tabs>
+        <w:ind w:left="3600" w:hanging="360"/>
+      </w:pPr>
+      <w:rPr/>
+    </w:lvl>
+  </w:abstractNum>
+  <w:abstractNum w:abstractNumId="7">
+    <w:lvl w:ilvl="0">
+      <w:start w:val="1"/>
+      <w:numFmt w:val="decimal"/>
+      <w:lvlText w:val="%1)"/>
+      <w:lvlJc w:val="left"/>
+      <w:pPr>
+        <w:tabs>
+          <w:tab w:val="num" w:pos="0"/>
+        </w:tabs>
+        <w:ind w:left="1067" w:hanging="358"/>
+      </w:pPr>
+      <w:rPr/>
+    </w:lvl>
+    <w:lvl w:ilvl="1">
+      <w:start w:val="1"/>
+      <w:numFmt w:val="decimal"/>
+      <w:lvlText w:val="%2."/>
+      <w:lvlJc w:val="left"/>
+      <w:pPr>
+        <w:tabs>
+          <w:tab w:val="num" w:pos="1080"/>
+        </w:tabs>
+        <w:ind w:left="1080" w:hanging="360"/>
+      </w:pPr>
+      <w:rPr/>
+    </w:lvl>
+    <w:lvl w:ilvl="2">
+      <w:start w:val="1"/>
+      <w:numFmt w:val="decimal"/>
+      <w:lvlText w:val="%3."/>
+      <w:lvlJc w:val="left"/>
+      <w:pPr>
+        <w:tabs>
+          <w:tab w:val="num" w:pos="1440"/>
+        </w:tabs>
+        <w:ind w:left="1440" w:hanging="360"/>
+      </w:pPr>
+      <w:rPr/>
+    </w:lvl>
+    <w:lvl w:ilvl="3">
+      <w:start w:val="1"/>
+      <w:numFmt w:val="decimal"/>
+      <w:lvlText w:val="%4."/>
+      <w:lvlJc w:val="left"/>
+      <w:pPr>
+        <w:tabs>
+          <w:tab w:val="num" w:pos="1800"/>
+        </w:tabs>
+        <w:ind w:left="1800" w:hanging="360"/>
+      </w:pPr>
+      <w:rPr/>
+    </w:lvl>
+    <w:lvl w:ilvl="4">
+      <w:start w:val="1"/>
+      <w:numFmt w:val="decimal"/>
+      <w:lvlText w:val="%5."/>
+      <w:lvlJc w:val="left"/>
+      <w:pPr>
+        <w:tabs>
+          <w:tab w:val="num" w:pos="2160"/>
+        </w:tabs>
+        <w:ind w:left="2160" w:hanging="360"/>
+      </w:pPr>
+      <w:rPr/>
+    </w:lvl>
+    <w:lvl w:ilvl="5">
+      <w:start w:val="1"/>
+      <w:numFmt w:val="decimal"/>
+      <w:lvlText w:val="%6."/>
+      <w:lvlJc w:val="left"/>
+      <w:pPr>
+        <w:tabs>
+          <w:tab w:val="num" w:pos="2520"/>
+        </w:tabs>
+        <w:ind w:left="2520" w:hanging="360"/>
+      </w:pPr>
+      <w:rPr/>
+    </w:lvl>
+    <w:lvl w:ilvl="6">
+      <w:start w:val="1"/>
+      <w:numFmt w:val="decimal"/>
+      <w:lvlText w:val="%7."/>
+      <w:lvlJc w:val="left"/>
+      <w:pPr>
+        <w:tabs>
+          <w:tab w:val="num" w:pos="2880"/>
+        </w:tabs>
+        <w:ind w:left="2880" w:hanging="360"/>
+      </w:pPr>
+      <w:rPr/>
+    </w:lvl>
+    <w:lvl w:ilvl="7">
+      <w:start w:val="1"/>
+      <w:numFmt w:val="decimal"/>
+      <w:lvlText w:val="%8."/>
+      <w:lvlJc w:val="left"/>
+      <w:pPr>
+        <w:tabs>
+          <w:tab w:val="num" w:pos="3240"/>
+        </w:tabs>
+        <w:ind w:left="3240" w:hanging="360"/>
+      </w:pPr>
+      <w:rPr/>
+    </w:lvl>
+    <w:lvl w:ilvl="8">
+      <w:start w:val="1"/>
+      <w:numFmt w:val="decimal"/>
+      <w:lvlText w:val="%9."/>
+      <w:lvlJc w:val="left"/>
+      <w:pPr>
+        <w:tabs>
+          <w:tab w:val="num" w:pos="3600"/>
+        </w:tabs>
+        <w:ind w:left="3600" w:hanging="360"/>
+      </w:pPr>
+      <w:rPr/>
+    </w:lvl>
+  </w:abstractNum>
+  <w:abstractNum w:abstractNumId="8">
+    <w:lvl w:ilvl="0">
+      <w:start w:val="1"/>
       <w:numFmt w:val="bullet"/>
       <w:lvlText w:val=""/>
       <w:lvlJc w:val="left"/>
@@ -5612,364 +6463,7 @@
       <w:rPr/>
     </w:lvl>
   </w:abstractNum>
-  <w:abstractNum w:abstractNumId="3">
-    <w:lvl w:ilvl="0">
-      <w:start w:val="1"/>
-      <w:numFmt w:val="decimal"/>
-      <w:lvlText w:val="%1)"/>
-      <w:lvlJc w:val="left"/>
-      <w:pPr>
-        <w:tabs>
-          <w:tab w:val="num" w:pos="0"/>
-        </w:tabs>
-        <w:ind w:left="1067" w:hanging="358"/>
-      </w:pPr>
-      <w:rPr/>
-    </w:lvl>
-    <w:lvl w:ilvl="1">
-      <w:start w:val="1"/>
-      <w:numFmt w:val="decimal"/>
-      <w:lvlText w:val="%2."/>
-      <w:lvlJc w:val="left"/>
-      <w:pPr>
-        <w:tabs>
-          <w:tab w:val="num" w:pos="1080"/>
-        </w:tabs>
-        <w:ind w:left="1080" w:hanging="360"/>
-      </w:pPr>
-      <w:rPr/>
-    </w:lvl>
-    <w:lvl w:ilvl="2">
-      <w:start w:val="1"/>
-      <w:numFmt w:val="decimal"/>
-      <w:lvlText w:val="%3."/>
-      <w:lvlJc w:val="left"/>
-      <w:pPr>
-        <w:tabs>
-          <w:tab w:val="num" w:pos="1440"/>
-        </w:tabs>
-        <w:ind w:left="1440" w:hanging="360"/>
-      </w:pPr>
-      <w:rPr/>
-    </w:lvl>
-    <w:lvl w:ilvl="3">
-      <w:start w:val="1"/>
-      <w:numFmt w:val="decimal"/>
-      <w:lvlText w:val="%4."/>
-      <w:lvlJc w:val="left"/>
-      <w:pPr>
-        <w:tabs>
-          <w:tab w:val="num" w:pos="1800"/>
-        </w:tabs>
-        <w:ind w:left="1800" w:hanging="360"/>
-      </w:pPr>
-      <w:rPr/>
-    </w:lvl>
-    <w:lvl w:ilvl="4">
-      <w:start w:val="1"/>
-      <w:numFmt w:val="decimal"/>
-      <w:lvlText w:val="%5."/>
-      <w:lvlJc w:val="left"/>
-      <w:pPr>
-        <w:tabs>
-          <w:tab w:val="num" w:pos="2160"/>
-        </w:tabs>
-        <w:ind w:left="2160" w:hanging="360"/>
-      </w:pPr>
-      <w:rPr/>
-    </w:lvl>
-    <w:lvl w:ilvl="5">
-      <w:start w:val="1"/>
-      <w:numFmt w:val="decimal"/>
-      <w:lvlText w:val="%6."/>
-      <w:lvlJc w:val="left"/>
-      <w:pPr>
-        <w:tabs>
-          <w:tab w:val="num" w:pos="2520"/>
-        </w:tabs>
-        <w:ind w:left="2520" w:hanging="360"/>
-      </w:pPr>
-      <w:rPr/>
-    </w:lvl>
-    <w:lvl w:ilvl="6">
-      <w:start w:val="1"/>
-      <w:numFmt w:val="decimal"/>
-      <w:lvlText w:val="%7."/>
-      <w:lvlJc w:val="left"/>
-      <w:pPr>
-        <w:tabs>
-          <w:tab w:val="num" w:pos="2880"/>
-        </w:tabs>
-        <w:ind w:left="2880" w:hanging="360"/>
-      </w:pPr>
-      <w:rPr/>
-    </w:lvl>
-    <w:lvl w:ilvl="7">
-      <w:start w:val="1"/>
-      <w:numFmt w:val="decimal"/>
-      <w:lvlText w:val="%8."/>
-      <w:lvlJc w:val="left"/>
-      <w:pPr>
-        <w:tabs>
-          <w:tab w:val="num" w:pos="3240"/>
-        </w:tabs>
-        <w:ind w:left="3240" w:hanging="360"/>
-      </w:pPr>
-      <w:rPr/>
-    </w:lvl>
-    <w:lvl w:ilvl="8">
-      <w:start w:val="1"/>
-      <w:numFmt w:val="decimal"/>
-      <w:lvlText w:val="%9."/>
-      <w:lvlJc w:val="left"/>
-      <w:pPr>
-        <w:tabs>
-          <w:tab w:val="num" w:pos="3600"/>
-        </w:tabs>
-        <w:ind w:left="3600" w:hanging="360"/>
-      </w:pPr>
-      <w:rPr/>
-    </w:lvl>
-  </w:abstractNum>
-  <w:abstractNum w:abstractNumId="4">
-    <w:lvl w:ilvl="0">
-      <w:start w:val="1"/>
-      <w:numFmt w:val="decimal"/>
-      <w:lvlText w:val="%1."/>
-      <w:lvlJc w:val="left"/>
-      <w:pPr>
-        <w:tabs>
-          <w:tab w:val="num" w:pos="0"/>
-        </w:tabs>
-        <w:ind w:left="600" w:hanging="360"/>
-      </w:pPr>
-      <w:rPr/>
-    </w:lvl>
-    <w:lvl w:ilvl="1">
-      <w:start w:val="1"/>
-      <w:numFmt w:val="decimal"/>
-      <w:lvlText w:val="%2."/>
-      <w:lvlJc w:val="left"/>
-      <w:pPr>
-        <w:tabs>
-          <w:tab w:val="num" w:pos="1080"/>
-        </w:tabs>
-        <w:ind w:left="1080" w:hanging="360"/>
-      </w:pPr>
-      <w:rPr/>
-    </w:lvl>
-    <w:lvl w:ilvl="2">
-      <w:start w:val="1"/>
-      <w:numFmt w:val="decimal"/>
-      <w:lvlText w:val="%3."/>
-      <w:lvlJc w:val="left"/>
-      <w:pPr>
-        <w:tabs>
-          <w:tab w:val="num" w:pos="1440"/>
-        </w:tabs>
-        <w:ind w:left="1440" w:hanging="360"/>
-      </w:pPr>
-      <w:rPr/>
-    </w:lvl>
-    <w:lvl w:ilvl="3">
-      <w:start w:val="1"/>
-      <w:numFmt w:val="decimal"/>
-      <w:lvlText w:val="%4."/>
-      <w:lvlJc w:val="left"/>
-      <w:pPr>
-        <w:tabs>
-          <w:tab w:val="num" w:pos="1800"/>
-        </w:tabs>
-        <w:ind w:left="1800" w:hanging="360"/>
-      </w:pPr>
-      <w:rPr/>
-    </w:lvl>
-    <w:lvl w:ilvl="4">
-      <w:start w:val="1"/>
-      <w:numFmt w:val="decimal"/>
-      <w:lvlText w:val="%5."/>
-      <w:lvlJc w:val="left"/>
-      <w:pPr>
-        <w:tabs>
-          <w:tab w:val="num" w:pos="2160"/>
-        </w:tabs>
-        <w:ind w:left="2160" w:hanging="360"/>
-      </w:pPr>
-      <w:rPr/>
-    </w:lvl>
-    <w:lvl w:ilvl="5">
-      <w:start w:val="1"/>
-      <w:numFmt w:val="decimal"/>
-      <w:lvlText w:val="%6."/>
-      <w:lvlJc w:val="left"/>
-      <w:pPr>
-        <w:tabs>
-          <w:tab w:val="num" w:pos="2520"/>
-        </w:tabs>
-        <w:ind w:left="2520" w:hanging="360"/>
-      </w:pPr>
-      <w:rPr/>
-    </w:lvl>
-    <w:lvl w:ilvl="6">
-      <w:start w:val="1"/>
-      <w:numFmt w:val="decimal"/>
-      <w:lvlText w:val="%7."/>
-      <w:lvlJc w:val="left"/>
-      <w:pPr>
-        <w:tabs>
-          <w:tab w:val="num" w:pos="2880"/>
-        </w:tabs>
-        <w:ind w:left="2880" w:hanging="360"/>
-      </w:pPr>
-      <w:rPr/>
-    </w:lvl>
-    <w:lvl w:ilvl="7">
-      <w:start w:val="1"/>
-      <w:numFmt w:val="decimal"/>
-      <w:lvlText w:val="%8."/>
-      <w:lvlJc w:val="left"/>
-      <w:pPr>
-        <w:tabs>
-          <w:tab w:val="num" w:pos="3240"/>
-        </w:tabs>
-        <w:ind w:left="3240" w:hanging="360"/>
-      </w:pPr>
-      <w:rPr/>
-    </w:lvl>
-    <w:lvl w:ilvl="8">
-      <w:start w:val="1"/>
-      <w:numFmt w:val="decimal"/>
-      <w:lvlText w:val="%9."/>
-      <w:lvlJc w:val="left"/>
-      <w:pPr>
-        <w:tabs>
-          <w:tab w:val="num" w:pos="3600"/>
-        </w:tabs>
-        <w:ind w:left="3600" w:hanging="360"/>
-      </w:pPr>
-      <w:rPr/>
-    </w:lvl>
-  </w:abstractNum>
-  <w:abstractNum w:abstractNumId="5">
-    <w:lvl w:ilvl="0">
-      <w:start w:val="1"/>
-      <w:numFmt w:val="decimal"/>
-      <w:lvlText w:val="%1)"/>
-      <w:lvlJc w:val="left"/>
-      <w:pPr>
-        <w:tabs>
-          <w:tab w:val="num" w:pos="0"/>
-        </w:tabs>
-        <w:ind w:left="1067" w:hanging="358"/>
-      </w:pPr>
-      <w:rPr/>
-    </w:lvl>
-    <w:lvl w:ilvl="1">
-      <w:start w:val="1"/>
-      <w:numFmt w:val="decimal"/>
-      <w:lvlText w:val="%2."/>
-      <w:lvlJc w:val="left"/>
-      <w:pPr>
-        <w:tabs>
-          <w:tab w:val="num" w:pos="1080"/>
-        </w:tabs>
-        <w:ind w:left="1080" w:hanging="360"/>
-      </w:pPr>
-      <w:rPr/>
-    </w:lvl>
-    <w:lvl w:ilvl="2">
-      <w:start w:val="1"/>
-      <w:numFmt w:val="decimal"/>
-      <w:lvlText w:val="%3."/>
-      <w:lvlJc w:val="left"/>
-      <w:pPr>
-        <w:tabs>
-          <w:tab w:val="num" w:pos="1440"/>
-        </w:tabs>
-        <w:ind w:left="1440" w:hanging="360"/>
-      </w:pPr>
-      <w:rPr/>
-    </w:lvl>
-    <w:lvl w:ilvl="3">
-      <w:start w:val="1"/>
-      <w:numFmt w:val="decimal"/>
-      <w:lvlText w:val="%4."/>
-      <w:lvlJc w:val="left"/>
-      <w:pPr>
-        <w:tabs>
-          <w:tab w:val="num" w:pos="1800"/>
-        </w:tabs>
-        <w:ind w:left="1800" w:hanging="360"/>
-      </w:pPr>
-      <w:rPr/>
-    </w:lvl>
-    <w:lvl w:ilvl="4">
-      <w:start w:val="1"/>
-      <w:numFmt w:val="decimal"/>
-      <w:lvlText w:val="%5."/>
-      <w:lvlJc w:val="left"/>
-      <w:pPr>
-        <w:tabs>
-          <w:tab w:val="num" w:pos="2160"/>
-        </w:tabs>
-        <w:ind w:left="2160" w:hanging="360"/>
-      </w:pPr>
-      <w:rPr/>
-    </w:lvl>
-    <w:lvl w:ilvl="5">
-      <w:start w:val="1"/>
-      <w:numFmt w:val="decimal"/>
-      <w:lvlText w:val="%6."/>
-      <w:lvlJc w:val="left"/>
-      <w:pPr>
-        <w:tabs>
-          <w:tab w:val="num" w:pos="2520"/>
-        </w:tabs>
-        <w:ind w:left="2520" w:hanging="360"/>
-      </w:pPr>
-      <w:rPr/>
-    </w:lvl>
-    <w:lvl w:ilvl="6">
-      <w:start w:val="1"/>
-      <w:numFmt w:val="decimal"/>
-      <w:lvlText w:val="%7."/>
-      <w:lvlJc w:val="left"/>
-      <w:pPr>
-        <w:tabs>
-          <w:tab w:val="num" w:pos="2880"/>
-        </w:tabs>
-        <w:ind w:left="2880" w:hanging="360"/>
-      </w:pPr>
-      <w:rPr/>
-    </w:lvl>
-    <w:lvl w:ilvl="7">
-      <w:start w:val="1"/>
-      <w:numFmt w:val="decimal"/>
-      <w:lvlText w:val="%8."/>
-      <w:lvlJc w:val="left"/>
-      <w:pPr>
-        <w:tabs>
-          <w:tab w:val="num" w:pos="3240"/>
-        </w:tabs>
-        <w:ind w:left="3240" w:hanging="360"/>
-      </w:pPr>
-      <w:rPr/>
-    </w:lvl>
-    <w:lvl w:ilvl="8">
-      <w:start w:val="1"/>
-      <w:numFmt w:val="decimal"/>
-      <w:lvlText w:val="%9."/>
-      <w:lvlJc w:val="left"/>
-      <w:pPr>
-        <w:tabs>
-          <w:tab w:val="num" w:pos="3600"/>
-        </w:tabs>
-        <w:ind w:left="3600" w:hanging="360"/>
-      </w:pPr>
-      <w:rPr/>
-    </w:lvl>
-  </w:abstractNum>
-  <w:abstractNum w:abstractNumId="6">
+  <w:abstractNum w:abstractNumId="9">
     <w:lvl w:ilvl="0">
       <w:start w:val="1"/>
       <w:numFmt w:val="bullet"/>
@@ -6090,9 +6584,3760 @@
       <w:rPr/>
     </w:lvl>
   </w:abstractNum>
-  <w:abstractNum w:abstractNumId="7">
+  <w:abstractNum w:abstractNumId="10">
     <w:lvl w:ilvl="0">
       <w:start w:val="1"/>
+      <w:numFmt w:val="bullet"/>
+      <w:lvlText w:val=""/>
+      <w:lvlJc w:val="left"/>
+      <w:pPr>
+        <w:tabs>
+          <w:tab w:val="num" w:pos="0"/>
+        </w:tabs>
+        <w:ind w:left="1067" w:hanging="358"/>
+      </w:pPr>
+      <w:rPr>
+        <w:rFonts w:ascii="Symbol" w:hAnsi="Symbol" w:cs="Symbol" w:hint="default"/>
+      </w:rPr>
+    </w:lvl>
+    <w:lvl w:ilvl="1">
+      <w:start w:val="1"/>
+      <w:numFmt w:val="decimal"/>
+      <w:lvlText w:val="%2."/>
+      <w:lvlJc w:val="left"/>
+      <w:pPr>
+        <w:tabs>
+          <w:tab w:val="num" w:pos="1080"/>
+        </w:tabs>
+        <w:ind w:left="1080" w:hanging="360"/>
+      </w:pPr>
+      <w:rPr/>
+    </w:lvl>
+    <w:lvl w:ilvl="2">
+      <w:start w:val="1"/>
+      <w:numFmt w:val="decimal"/>
+      <w:lvlText w:val="%3."/>
+      <w:lvlJc w:val="left"/>
+      <w:pPr>
+        <w:tabs>
+          <w:tab w:val="num" w:pos="1440"/>
+        </w:tabs>
+        <w:ind w:left="1440" w:hanging="360"/>
+      </w:pPr>
+      <w:rPr/>
+    </w:lvl>
+    <w:lvl w:ilvl="3">
+      <w:start w:val="1"/>
+      <w:numFmt w:val="decimal"/>
+      <w:lvlText w:val="%4."/>
+      <w:lvlJc w:val="left"/>
+      <w:pPr>
+        <w:tabs>
+          <w:tab w:val="num" w:pos="1800"/>
+        </w:tabs>
+        <w:ind w:left="1800" w:hanging="360"/>
+      </w:pPr>
+      <w:rPr/>
+    </w:lvl>
+    <w:lvl w:ilvl="4">
+      <w:start w:val="1"/>
+      <w:numFmt w:val="decimal"/>
+      <w:lvlText w:val="%5."/>
+      <w:lvlJc w:val="left"/>
+      <w:pPr>
+        <w:tabs>
+          <w:tab w:val="num" w:pos="2160"/>
+        </w:tabs>
+        <w:ind w:left="2160" w:hanging="360"/>
+      </w:pPr>
+      <w:rPr/>
+    </w:lvl>
+    <w:lvl w:ilvl="5">
+      <w:start w:val="1"/>
+      <w:numFmt w:val="decimal"/>
+      <w:lvlText w:val="%6."/>
+      <w:lvlJc w:val="left"/>
+      <w:pPr>
+        <w:tabs>
+          <w:tab w:val="num" w:pos="2520"/>
+        </w:tabs>
+        <w:ind w:left="2520" w:hanging="360"/>
+      </w:pPr>
+      <w:rPr/>
+    </w:lvl>
+    <w:lvl w:ilvl="6">
+      <w:start w:val="1"/>
+      <w:numFmt w:val="decimal"/>
+      <w:lvlText w:val="%7."/>
+      <w:lvlJc w:val="left"/>
+      <w:pPr>
+        <w:tabs>
+          <w:tab w:val="num" w:pos="2880"/>
+        </w:tabs>
+        <w:ind w:left="2880" w:hanging="360"/>
+      </w:pPr>
+      <w:rPr/>
+    </w:lvl>
+    <w:lvl w:ilvl="7">
+      <w:start w:val="1"/>
+      <w:numFmt w:val="decimal"/>
+      <w:lvlText w:val="%8."/>
+      <w:lvlJc w:val="left"/>
+      <w:pPr>
+        <w:tabs>
+          <w:tab w:val="num" w:pos="3240"/>
+        </w:tabs>
+        <w:ind w:left="3240" w:hanging="360"/>
+      </w:pPr>
+      <w:rPr/>
+    </w:lvl>
+    <w:lvl w:ilvl="8">
+      <w:start w:val="1"/>
+      <w:numFmt w:val="decimal"/>
+      <w:lvlText w:val="%9."/>
+      <w:lvlJc w:val="left"/>
+      <w:pPr>
+        <w:tabs>
+          <w:tab w:val="num" w:pos="3600"/>
+        </w:tabs>
+        <w:ind w:left="3600" w:hanging="360"/>
+      </w:pPr>
+      <w:rPr/>
+    </w:lvl>
+  </w:abstractNum>
+  <w:abstractNum w:abstractNumId="11">
+    <w:lvl w:ilvl="0">
+      <w:start w:val="1"/>
+      <w:numFmt w:val="bullet"/>
+      <w:lvlText w:val=""/>
+      <w:lvlJc w:val="left"/>
+      <w:pPr>
+        <w:tabs>
+          <w:tab w:val="num" w:pos="0"/>
+        </w:tabs>
+        <w:ind w:left="1067" w:hanging="358"/>
+      </w:pPr>
+      <w:rPr>
+        <w:rFonts w:ascii="Symbol" w:hAnsi="Symbol" w:cs="Symbol" w:hint="default"/>
+      </w:rPr>
+    </w:lvl>
+    <w:lvl w:ilvl="1">
+      <w:start w:val="1"/>
+      <w:numFmt w:val="decimal"/>
+      <w:lvlText w:val="%2."/>
+      <w:lvlJc w:val="left"/>
+      <w:pPr>
+        <w:tabs>
+          <w:tab w:val="num" w:pos="1080"/>
+        </w:tabs>
+        <w:ind w:left="1080" w:hanging="360"/>
+      </w:pPr>
+      <w:rPr/>
+    </w:lvl>
+    <w:lvl w:ilvl="2">
+      <w:start w:val="1"/>
+      <w:numFmt w:val="decimal"/>
+      <w:lvlText w:val="%3."/>
+      <w:lvlJc w:val="left"/>
+      <w:pPr>
+        <w:tabs>
+          <w:tab w:val="num" w:pos="1440"/>
+        </w:tabs>
+        <w:ind w:left="1440" w:hanging="360"/>
+      </w:pPr>
+      <w:rPr/>
+    </w:lvl>
+    <w:lvl w:ilvl="3">
+      <w:start w:val="1"/>
+      <w:numFmt w:val="decimal"/>
+      <w:lvlText w:val="%4."/>
+      <w:lvlJc w:val="left"/>
+      <w:pPr>
+        <w:tabs>
+          <w:tab w:val="num" w:pos="1800"/>
+        </w:tabs>
+        <w:ind w:left="1800" w:hanging="360"/>
+      </w:pPr>
+      <w:rPr/>
+    </w:lvl>
+    <w:lvl w:ilvl="4">
+      <w:start w:val="1"/>
+      <w:numFmt w:val="decimal"/>
+      <w:lvlText w:val="%5."/>
+      <w:lvlJc w:val="left"/>
+      <w:pPr>
+        <w:tabs>
+          <w:tab w:val="num" w:pos="2160"/>
+        </w:tabs>
+        <w:ind w:left="2160" w:hanging="360"/>
+      </w:pPr>
+      <w:rPr/>
+    </w:lvl>
+    <w:lvl w:ilvl="5">
+      <w:start w:val="1"/>
+      <w:numFmt w:val="decimal"/>
+      <w:lvlText w:val="%6."/>
+      <w:lvlJc w:val="left"/>
+      <w:pPr>
+        <w:tabs>
+          <w:tab w:val="num" w:pos="2520"/>
+        </w:tabs>
+        <w:ind w:left="2520" w:hanging="360"/>
+      </w:pPr>
+      <w:rPr/>
+    </w:lvl>
+    <w:lvl w:ilvl="6">
+      <w:start w:val="1"/>
+      <w:numFmt w:val="decimal"/>
+      <w:lvlText w:val="%7."/>
+      <w:lvlJc w:val="left"/>
+      <w:pPr>
+        <w:tabs>
+          <w:tab w:val="num" w:pos="2880"/>
+        </w:tabs>
+        <w:ind w:left="2880" w:hanging="360"/>
+      </w:pPr>
+      <w:rPr/>
+    </w:lvl>
+    <w:lvl w:ilvl="7">
+      <w:start w:val="1"/>
+      <w:numFmt w:val="decimal"/>
+      <w:lvlText w:val="%8."/>
+      <w:lvlJc w:val="left"/>
+      <w:pPr>
+        <w:tabs>
+          <w:tab w:val="num" w:pos="3240"/>
+        </w:tabs>
+        <w:ind w:left="3240" w:hanging="360"/>
+      </w:pPr>
+      <w:rPr/>
+    </w:lvl>
+    <w:lvl w:ilvl="8">
+      <w:start w:val="1"/>
+      <w:numFmt w:val="decimal"/>
+      <w:lvlText w:val="%9."/>
+      <w:lvlJc w:val="left"/>
+      <w:pPr>
+        <w:tabs>
+          <w:tab w:val="num" w:pos="3600"/>
+        </w:tabs>
+        <w:ind w:left="3600" w:hanging="360"/>
+      </w:pPr>
+      <w:rPr/>
+    </w:lvl>
+  </w:abstractNum>
+  <w:abstractNum w:abstractNumId="12">
+    <w:lvl w:ilvl="0">
+      <w:start w:val="1"/>
+      <w:numFmt w:val="bullet"/>
+      <w:lvlText w:val=""/>
+      <w:lvlJc w:val="left"/>
+      <w:pPr>
+        <w:tabs>
+          <w:tab w:val="num" w:pos="0"/>
+        </w:tabs>
+        <w:ind w:left="1067" w:hanging="358"/>
+      </w:pPr>
+      <w:rPr>
+        <w:rFonts w:ascii="Symbol" w:hAnsi="Symbol" w:cs="Symbol" w:hint="default"/>
+      </w:rPr>
+    </w:lvl>
+    <w:lvl w:ilvl="1">
+      <w:start w:val="1"/>
+      <w:numFmt w:val="decimal"/>
+      <w:lvlText w:val="%2."/>
+      <w:lvlJc w:val="left"/>
+      <w:pPr>
+        <w:tabs>
+          <w:tab w:val="num" w:pos="1080"/>
+        </w:tabs>
+        <w:ind w:left="1080" w:hanging="360"/>
+      </w:pPr>
+      <w:rPr/>
+    </w:lvl>
+    <w:lvl w:ilvl="2">
+      <w:start w:val="1"/>
+      <w:numFmt w:val="decimal"/>
+      <w:lvlText w:val="%3."/>
+      <w:lvlJc w:val="left"/>
+      <w:pPr>
+        <w:tabs>
+          <w:tab w:val="num" w:pos="1440"/>
+        </w:tabs>
+        <w:ind w:left="1440" w:hanging="360"/>
+      </w:pPr>
+      <w:rPr/>
+    </w:lvl>
+    <w:lvl w:ilvl="3">
+      <w:start w:val="1"/>
+      <w:numFmt w:val="decimal"/>
+      <w:lvlText w:val="%4."/>
+      <w:lvlJc w:val="left"/>
+      <w:pPr>
+        <w:tabs>
+          <w:tab w:val="num" w:pos="1800"/>
+        </w:tabs>
+        <w:ind w:left="1800" w:hanging="360"/>
+      </w:pPr>
+      <w:rPr/>
+    </w:lvl>
+    <w:lvl w:ilvl="4">
+      <w:start w:val="1"/>
+      <w:numFmt w:val="decimal"/>
+      <w:lvlText w:val="%5."/>
+      <w:lvlJc w:val="left"/>
+      <w:pPr>
+        <w:tabs>
+          <w:tab w:val="num" w:pos="2160"/>
+        </w:tabs>
+        <w:ind w:left="2160" w:hanging="360"/>
+      </w:pPr>
+      <w:rPr/>
+    </w:lvl>
+    <w:lvl w:ilvl="5">
+      <w:start w:val="1"/>
+      <w:numFmt w:val="decimal"/>
+      <w:lvlText w:val="%6."/>
+      <w:lvlJc w:val="left"/>
+      <w:pPr>
+        <w:tabs>
+          <w:tab w:val="num" w:pos="2520"/>
+        </w:tabs>
+        <w:ind w:left="2520" w:hanging="360"/>
+      </w:pPr>
+      <w:rPr/>
+    </w:lvl>
+    <w:lvl w:ilvl="6">
+      <w:start w:val="1"/>
+      <w:numFmt w:val="decimal"/>
+      <w:lvlText w:val="%7."/>
+      <w:lvlJc w:val="left"/>
+      <w:pPr>
+        <w:tabs>
+          <w:tab w:val="num" w:pos="2880"/>
+        </w:tabs>
+        <w:ind w:left="2880" w:hanging="360"/>
+      </w:pPr>
+      <w:rPr/>
+    </w:lvl>
+    <w:lvl w:ilvl="7">
+      <w:start w:val="1"/>
+      <w:numFmt w:val="decimal"/>
+      <w:lvlText w:val="%8."/>
+      <w:lvlJc w:val="left"/>
+      <w:pPr>
+        <w:tabs>
+          <w:tab w:val="num" w:pos="3240"/>
+        </w:tabs>
+        <w:ind w:left="3240" w:hanging="360"/>
+      </w:pPr>
+      <w:rPr/>
+    </w:lvl>
+    <w:lvl w:ilvl="8">
+      <w:start w:val="1"/>
+      <w:numFmt w:val="decimal"/>
+      <w:lvlText w:val="%9."/>
+      <w:lvlJc w:val="left"/>
+      <w:pPr>
+        <w:tabs>
+          <w:tab w:val="num" w:pos="3600"/>
+        </w:tabs>
+        <w:ind w:left="3600" w:hanging="360"/>
+      </w:pPr>
+      <w:rPr/>
+    </w:lvl>
+  </w:abstractNum>
+  <w:abstractNum w:abstractNumId="13">
+    <w:lvl w:ilvl="0">
+      <w:start w:val="1"/>
+      <w:numFmt w:val="bullet"/>
+      <w:lvlText w:val=""/>
+      <w:lvlJc w:val="left"/>
+      <w:pPr>
+        <w:tabs>
+          <w:tab w:val="num" w:pos="0"/>
+        </w:tabs>
+        <w:ind w:left="1067" w:hanging="358"/>
+      </w:pPr>
+      <w:rPr>
+        <w:rFonts w:ascii="Symbol" w:hAnsi="Symbol" w:cs="Symbol" w:hint="default"/>
+      </w:rPr>
+    </w:lvl>
+    <w:lvl w:ilvl="1">
+      <w:start w:val="1"/>
+      <w:numFmt w:val="decimal"/>
+      <w:lvlText w:val="%2."/>
+      <w:lvlJc w:val="left"/>
+      <w:pPr>
+        <w:tabs>
+          <w:tab w:val="num" w:pos="1080"/>
+        </w:tabs>
+        <w:ind w:left="1080" w:hanging="360"/>
+      </w:pPr>
+      <w:rPr/>
+    </w:lvl>
+    <w:lvl w:ilvl="2">
+      <w:start w:val="1"/>
+      <w:numFmt w:val="decimal"/>
+      <w:lvlText w:val="%3."/>
+      <w:lvlJc w:val="left"/>
+      <w:pPr>
+        <w:tabs>
+          <w:tab w:val="num" w:pos="1440"/>
+        </w:tabs>
+        <w:ind w:left="1440" w:hanging="360"/>
+      </w:pPr>
+      <w:rPr/>
+    </w:lvl>
+    <w:lvl w:ilvl="3">
+      <w:start w:val="1"/>
+      <w:numFmt w:val="decimal"/>
+      <w:lvlText w:val="%4."/>
+      <w:lvlJc w:val="left"/>
+      <w:pPr>
+        <w:tabs>
+          <w:tab w:val="num" w:pos="1800"/>
+        </w:tabs>
+        <w:ind w:left="1800" w:hanging="360"/>
+      </w:pPr>
+      <w:rPr/>
+    </w:lvl>
+    <w:lvl w:ilvl="4">
+      <w:start w:val="1"/>
+      <w:numFmt w:val="decimal"/>
+      <w:lvlText w:val="%5."/>
+      <w:lvlJc w:val="left"/>
+      <w:pPr>
+        <w:tabs>
+          <w:tab w:val="num" w:pos="2160"/>
+        </w:tabs>
+        <w:ind w:left="2160" w:hanging="360"/>
+      </w:pPr>
+      <w:rPr/>
+    </w:lvl>
+    <w:lvl w:ilvl="5">
+      <w:start w:val="1"/>
+      <w:numFmt w:val="decimal"/>
+      <w:lvlText w:val="%6."/>
+      <w:lvlJc w:val="left"/>
+      <w:pPr>
+        <w:tabs>
+          <w:tab w:val="num" w:pos="2520"/>
+        </w:tabs>
+        <w:ind w:left="2520" w:hanging="360"/>
+      </w:pPr>
+      <w:rPr/>
+    </w:lvl>
+    <w:lvl w:ilvl="6">
+      <w:start w:val="1"/>
+      <w:numFmt w:val="decimal"/>
+      <w:lvlText w:val="%7."/>
+      <w:lvlJc w:val="left"/>
+      <w:pPr>
+        <w:tabs>
+          <w:tab w:val="num" w:pos="2880"/>
+        </w:tabs>
+        <w:ind w:left="2880" w:hanging="360"/>
+      </w:pPr>
+      <w:rPr/>
+    </w:lvl>
+    <w:lvl w:ilvl="7">
+      <w:start w:val="1"/>
+      <w:numFmt w:val="decimal"/>
+      <w:lvlText w:val="%8."/>
+      <w:lvlJc w:val="left"/>
+      <w:pPr>
+        <w:tabs>
+          <w:tab w:val="num" w:pos="3240"/>
+        </w:tabs>
+        <w:ind w:left="3240" w:hanging="360"/>
+      </w:pPr>
+      <w:rPr/>
+    </w:lvl>
+    <w:lvl w:ilvl="8">
+      <w:start w:val="1"/>
+      <w:numFmt w:val="decimal"/>
+      <w:lvlText w:val="%9."/>
+      <w:lvlJc w:val="left"/>
+      <w:pPr>
+        <w:tabs>
+          <w:tab w:val="num" w:pos="3600"/>
+        </w:tabs>
+        <w:ind w:left="3600" w:hanging="360"/>
+      </w:pPr>
+      <w:rPr/>
+    </w:lvl>
+  </w:abstractNum>
+  <w:abstractNum w:abstractNumId="14">
+    <w:lvl w:ilvl="0">
+      <w:start w:val="1"/>
+      <w:numFmt w:val="bullet"/>
+      <w:lvlText w:val=""/>
+      <w:lvlJc w:val="left"/>
+      <w:pPr>
+        <w:tabs>
+          <w:tab w:val="num" w:pos="0"/>
+        </w:tabs>
+        <w:ind w:left="1067" w:hanging="358"/>
+      </w:pPr>
+      <w:rPr>
+        <w:rFonts w:ascii="Symbol" w:hAnsi="Symbol" w:cs="Symbol" w:hint="default"/>
+      </w:rPr>
+    </w:lvl>
+    <w:lvl w:ilvl="1">
+      <w:start w:val="1"/>
+      <w:numFmt w:val="decimal"/>
+      <w:lvlText w:val="%2."/>
+      <w:lvlJc w:val="left"/>
+      <w:pPr>
+        <w:tabs>
+          <w:tab w:val="num" w:pos="1080"/>
+        </w:tabs>
+        <w:ind w:left="1080" w:hanging="360"/>
+      </w:pPr>
+      <w:rPr/>
+    </w:lvl>
+    <w:lvl w:ilvl="2">
+      <w:start w:val="1"/>
+      <w:numFmt w:val="decimal"/>
+      <w:lvlText w:val="%3."/>
+      <w:lvlJc w:val="left"/>
+      <w:pPr>
+        <w:tabs>
+          <w:tab w:val="num" w:pos="1440"/>
+        </w:tabs>
+        <w:ind w:left="1440" w:hanging="360"/>
+      </w:pPr>
+      <w:rPr/>
+    </w:lvl>
+    <w:lvl w:ilvl="3">
+      <w:start w:val="1"/>
+      <w:numFmt w:val="decimal"/>
+      <w:lvlText w:val="%4."/>
+      <w:lvlJc w:val="left"/>
+      <w:pPr>
+        <w:tabs>
+          <w:tab w:val="num" w:pos="1800"/>
+        </w:tabs>
+        <w:ind w:left="1800" w:hanging="360"/>
+      </w:pPr>
+      <w:rPr/>
+    </w:lvl>
+    <w:lvl w:ilvl="4">
+      <w:start w:val="1"/>
+      <w:numFmt w:val="decimal"/>
+      <w:lvlText w:val="%5."/>
+      <w:lvlJc w:val="left"/>
+      <w:pPr>
+        <w:tabs>
+          <w:tab w:val="num" w:pos="2160"/>
+        </w:tabs>
+        <w:ind w:left="2160" w:hanging="360"/>
+      </w:pPr>
+      <w:rPr/>
+    </w:lvl>
+    <w:lvl w:ilvl="5">
+      <w:start w:val="1"/>
+      <w:numFmt w:val="decimal"/>
+      <w:lvlText w:val="%6."/>
+      <w:lvlJc w:val="left"/>
+      <w:pPr>
+        <w:tabs>
+          <w:tab w:val="num" w:pos="2520"/>
+        </w:tabs>
+        <w:ind w:left="2520" w:hanging="360"/>
+      </w:pPr>
+      <w:rPr/>
+    </w:lvl>
+    <w:lvl w:ilvl="6">
+      <w:start w:val="1"/>
+      <w:numFmt w:val="decimal"/>
+      <w:lvlText w:val="%7."/>
+      <w:lvlJc w:val="left"/>
+      <w:pPr>
+        <w:tabs>
+          <w:tab w:val="num" w:pos="2880"/>
+        </w:tabs>
+        <w:ind w:left="2880" w:hanging="360"/>
+      </w:pPr>
+      <w:rPr/>
+    </w:lvl>
+    <w:lvl w:ilvl="7">
+      <w:start w:val="1"/>
+      <w:numFmt w:val="decimal"/>
+      <w:lvlText w:val="%8."/>
+      <w:lvlJc w:val="left"/>
+      <w:pPr>
+        <w:tabs>
+          <w:tab w:val="num" w:pos="3240"/>
+        </w:tabs>
+        <w:ind w:left="3240" w:hanging="360"/>
+      </w:pPr>
+      <w:rPr/>
+    </w:lvl>
+    <w:lvl w:ilvl="8">
+      <w:start w:val="1"/>
+      <w:numFmt w:val="decimal"/>
+      <w:lvlText w:val="%9."/>
+      <w:lvlJc w:val="left"/>
+      <w:pPr>
+        <w:tabs>
+          <w:tab w:val="num" w:pos="3600"/>
+        </w:tabs>
+        <w:ind w:left="3600" w:hanging="360"/>
+      </w:pPr>
+      <w:rPr/>
+    </w:lvl>
+  </w:abstractNum>
+  <w:abstractNum w:abstractNumId="15">
+    <w:lvl w:ilvl="0">
+      <w:start w:val="1"/>
+      <w:numFmt w:val="bullet"/>
+      <w:lvlText w:val=""/>
+      <w:lvlJc w:val="left"/>
+      <w:pPr>
+        <w:tabs>
+          <w:tab w:val="num" w:pos="0"/>
+        </w:tabs>
+        <w:ind w:left="1067" w:hanging="358"/>
+      </w:pPr>
+      <w:rPr>
+        <w:rFonts w:ascii="Symbol" w:hAnsi="Symbol" w:cs="Symbol" w:hint="default"/>
+      </w:rPr>
+    </w:lvl>
+    <w:lvl w:ilvl="1">
+      <w:start w:val="1"/>
+      <w:numFmt w:val="decimal"/>
+      <w:lvlText w:val="%2."/>
+      <w:lvlJc w:val="left"/>
+      <w:pPr>
+        <w:tabs>
+          <w:tab w:val="num" w:pos="1080"/>
+        </w:tabs>
+        <w:ind w:left="1080" w:hanging="360"/>
+      </w:pPr>
+      <w:rPr/>
+    </w:lvl>
+    <w:lvl w:ilvl="2">
+      <w:start w:val="1"/>
+      <w:numFmt w:val="decimal"/>
+      <w:lvlText w:val="%3."/>
+      <w:lvlJc w:val="left"/>
+      <w:pPr>
+        <w:tabs>
+          <w:tab w:val="num" w:pos="1440"/>
+        </w:tabs>
+        <w:ind w:left="1440" w:hanging="360"/>
+      </w:pPr>
+      <w:rPr/>
+    </w:lvl>
+    <w:lvl w:ilvl="3">
+      <w:start w:val="1"/>
+      <w:numFmt w:val="decimal"/>
+      <w:lvlText w:val="%4."/>
+      <w:lvlJc w:val="left"/>
+      <w:pPr>
+        <w:tabs>
+          <w:tab w:val="num" w:pos="1800"/>
+        </w:tabs>
+        <w:ind w:left="1800" w:hanging="360"/>
+      </w:pPr>
+      <w:rPr/>
+    </w:lvl>
+    <w:lvl w:ilvl="4">
+      <w:start w:val="1"/>
+      <w:numFmt w:val="decimal"/>
+      <w:lvlText w:val="%5."/>
+      <w:lvlJc w:val="left"/>
+      <w:pPr>
+        <w:tabs>
+          <w:tab w:val="num" w:pos="2160"/>
+        </w:tabs>
+        <w:ind w:left="2160" w:hanging="360"/>
+      </w:pPr>
+      <w:rPr/>
+    </w:lvl>
+    <w:lvl w:ilvl="5">
+      <w:start w:val="1"/>
+      <w:numFmt w:val="decimal"/>
+      <w:lvlText w:val="%6."/>
+      <w:lvlJc w:val="left"/>
+      <w:pPr>
+        <w:tabs>
+          <w:tab w:val="num" w:pos="2520"/>
+        </w:tabs>
+        <w:ind w:left="2520" w:hanging="360"/>
+      </w:pPr>
+      <w:rPr/>
+    </w:lvl>
+    <w:lvl w:ilvl="6">
+      <w:start w:val="1"/>
+      <w:numFmt w:val="decimal"/>
+      <w:lvlText w:val="%7."/>
+      <w:lvlJc w:val="left"/>
+      <w:pPr>
+        <w:tabs>
+          <w:tab w:val="num" w:pos="2880"/>
+        </w:tabs>
+        <w:ind w:left="2880" w:hanging="360"/>
+      </w:pPr>
+      <w:rPr/>
+    </w:lvl>
+    <w:lvl w:ilvl="7">
+      <w:start w:val="1"/>
+      <w:numFmt w:val="decimal"/>
+      <w:lvlText w:val="%8."/>
+      <w:lvlJc w:val="left"/>
+      <w:pPr>
+        <w:tabs>
+          <w:tab w:val="num" w:pos="3240"/>
+        </w:tabs>
+        <w:ind w:left="3240" w:hanging="360"/>
+      </w:pPr>
+      <w:rPr/>
+    </w:lvl>
+    <w:lvl w:ilvl="8">
+      <w:start w:val="1"/>
+      <w:numFmt w:val="decimal"/>
+      <w:lvlText w:val="%9."/>
+      <w:lvlJc w:val="left"/>
+      <w:pPr>
+        <w:tabs>
+          <w:tab w:val="num" w:pos="3600"/>
+        </w:tabs>
+        <w:ind w:left="3600" w:hanging="360"/>
+      </w:pPr>
+      <w:rPr/>
+    </w:lvl>
+  </w:abstractNum>
+  <w:abstractNum w:abstractNumId="16">
+    <w:lvl w:ilvl="0">
+      <w:start w:val="1"/>
+      <w:numFmt w:val="bullet"/>
+      <w:lvlText w:val=""/>
+      <w:lvlJc w:val="left"/>
+      <w:pPr>
+        <w:tabs>
+          <w:tab w:val="num" w:pos="0"/>
+        </w:tabs>
+        <w:ind w:left="1067" w:hanging="358"/>
+      </w:pPr>
+      <w:rPr>
+        <w:rFonts w:ascii="Symbol" w:hAnsi="Symbol" w:cs="Symbol" w:hint="default"/>
+      </w:rPr>
+    </w:lvl>
+    <w:lvl w:ilvl="1">
+      <w:start w:val="1"/>
+      <w:numFmt w:val="decimal"/>
+      <w:lvlText w:val="%2."/>
+      <w:lvlJc w:val="left"/>
+      <w:pPr>
+        <w:tabs>
+          <w:tab w:val="num" w:pos="1080"/>
+        </w:tabs>
+        <w:ind w:left="1080" w:hanging="360"/>
+      </w:pPr>
+      <w:rPr/>
+    </w:lvl>
+    <w:lvl w:ilvl="2">
+      <w:start w:val="1"/>
+      <w:numFmt w:val="decimal"/>
+      <w:lvlText w:val="%3."/>
+      <w:lvlJc w:val="left"/>
+      <w:pPr>
+        <w:tabs>
+          <w:tab w:val="num" w:pos="1440"/>
+        </w:tabs>
+        <w:ind w:left="1440" w:hanging="360"/>
+      </w:pPr>
+      <w:rPr/>
+    </w:lvl>
+    <w:lvl w:ilvl="3">
+      <w:start w:val="1"/>
+      <w:numFmt w:val="decimal"/>
+      <w:lvlText w:val="%4."/>
+      <w:lvlJc w:val="left"/>
+      <w:pPr>
+        <w:tabs>
+          <w:tab w:val="num" w:pos="1800"/>
+        </w:tabs>
+        <w:ind w:left="1800" w:hanging="360"/>
+      </w:pPr>
+      <w:rPr/>
+    </w:lvl>
+    <w:lvl w:ilvl="4">
+      <w:start w:val="1"/>
+      <w:numFmt w:val="decimal"/>
+      <w:lvlText w:val="%5."/>
+      <w:lvlJc w:val="left"/>
+      <w:pPr>
+        <w:tabs>
+          <w:tab w:val="num" w:pos="2160"/>
+        </w:tabs>
+        <w:ind w:left="2160" w:hanging="360"/>
+      </w:pPr>
+      <w:rPr/>
+    </w:lvl>
+    <w:lvl w:ilvl="5">
+      <w:start w:val="1"/>
+      <w:numFmt w:val="decimal"/>
+      <w:lvlText w:val="%6."/>
+      <w:lvlJc w:val="left"/>
+      <w:pPr>
+        <w:tabs>
+          <w:tab w:val="num" w:pos="2520"/>
+        </w:tabs>
+        <w:ind w:left="2520" w:hanging="360"/>
+      </w:pPr>
+      <w:rPr/>
+    </w:lvl>
+    <w:lvl w:ilvl="6">
+      <w:start w:val="1"/>
+      <w:numFmt w:val="decimal"/>
+      <w:lvlText w:val="%7."/>
+      <w:lvlJc w:val="left"/>
+      <w:pPr>
+        <w:tabs>
+          <w:tab w:val="num" w:pos="2880"/>
+        </w:tabs>
+        <w:ind w:left="2880" w:hanging="360"/>
+      </w:pPr>
+      <w:rPr/>
+    </w:lvl>
+    <w:lvl w:ilvl="7">
+      <w:start w:val="1"/>
+      <w:numFmt w:val="decimal"/>
+      <w:lvlText w:val="%8."/>
+      <w:lvlJc w:val="left"/>
+      <w:pPr>
+        <w:tabs>
+          <w:tab w:val="num" w:pos="3240"/>
+        </w:tabs>
+        <w:ind w:left="3240" w:hanging="360"/>
+      </w:pPr>
+      <w:rPr/>
+    </w:lvl>
+    <w:lvl w:ilvl="8">
+      <w:start w:val="1"/>
+      <w:numFmt w:val="decimal"/>
+      <w:lvlText w:val="%9."/>
+      <w:lvlJc w:val="left"/>
+      <w:pPr>
+        <w:tabs>
+          <w:tab w:val="num" w:pos="3600"/>
+        </w:tabs>
+        <w:ind w:left="3600" w:hanging="360"/>
+      </w:pPr>
+      <w:rPr/>
+    </w:lvl>
+  </w:abstractNum>
+  <w:abstractNum w:abstractNumId="17">
+    <w:lvl w:ilvl="0">
+      <w:start w:val="1"/>
+      <w:numFmt w:val="bullet"/>
+      <w:lvlText w:val=""/>
+      <w:lvlJc w:val="left"/>
+      <w:pPr>
+        <w:tabs>
+          <w:tab w:val="num" w:pos="0"/>
+        </w:tabs>
+        <w:ind w:left="1067" w:hanging="358"/>
+      </w:pPr>
+      <w:rPr>
+        <w:rFonts w:ascii="Symbol" w:hAnsi="Symbol" w:cs="Symbol" w:hint="default"/>
+      </w:rPr>
+    </w:lvl>
+    <w:lvl w:ilvl="1">
+      <w:start w:val="1"/>
+      <w:numFmt w:val="decimal"/>
+      <w:lvlText w:val="%2."/>
+      <w:lvlJc w:val="left"/>
+      <w:pPr>
+        <w:tabs>
+          <w:tab w:val="num" w:pos="1080"/>
+        </w:tabs>
+        <w:ind w:left="1080" w:hanging="360"/>
+      </w:pPr>
+      <w:rPr/>
+    </w:lvl>
+    <w:lvl w:ilvl="2">
+      <w:start w:val="1"/>
+      <w:numFmt w:val="decimal"/>
+      <w:lvlText w:val="%3."/>
+      <w:lvlJc w:val="left"/>
+      <w:pPr>
+        <w:tabs>
+          <w:tab w:val="num" w:pos="1440"/>
+        </w:tabs>
+        <w:ind w:left="1440" w:hanging="360"/>
+      </w:pPr>
+      <w:rPr/>
+    </w:lvl>
+    <w:lvl w:ilvl="3">
+      <w:start w:val="1"/>
+      <w:numFmt w:val="decimal"/>
+      <w:lvlText w:val="%4."/>
+      <w:lvlJc w:val="left"/>
+      <w:pPr>
+        <w:tabs>
+          <w:tab w:val="num" w:pos="1800"/>
+        </w:tabs>
+        <w:ind w:left="1800" w:hanging="360"/>
+      </w:pPr>
+      <w:rPr/>
+    </w:lvl>
+    <w:lvl w:ilvl="4">
+      <w:start w:val="1"/>
+      <w:numFmt w:val="decimal"/>
+      <w:lvlText w:val="%5."/>
+      <w:lvlJc w:val="left"/>
+      <w:pPr>
+        <w:tabs>
+          <w:tab w:val="num" w:pos="2160"/>
+        </w:tabs>
+        <w:ind w:left="2160" w:hanging="360"/>
+      </w:pPr>
+      <w:rPr/>
+    </w:lvl>
+    <w:lvl w:ilvl="5">
+      <w:start w:val="1"/>
+      <w:numFmt w:val="decimal"/>
+      <w:lvlText w:val="%6."/>
+      <w:lvlJc w:val="left"/>
+      <w:pPr>
+        <w:tabs>
+          <w:tab w:val="num" w:pos="2520"/>
+        </w:tabs>
+        <w:ind w:left="2520" w:hanging="360"/>
+      </w:pPr>
+      <w:rPr/>
+    </w:lvl>
+    <w:lvl w:ilvl="6">
+      <w:start w:val="1"/>
+      <w:numFmt w:val="decimal"/>
+      <w:lvlText w:val="%7."/>
+      <w:lvlJc w:val="left"/>
+      <w:pPr>
+        <w:tabs>
+          <w:tab w:val="num" w:pos="2880"/>
+        </w:tabs>
+        <w:ind w:left="2880" w:hanging="360"/>
+      </w:pPr>
+      <w:rPr/>
+    </w:lvl>
+    <w:lvl w:ilvl="7">
+      <w:start w:val="1"/>
+      <w:numFmt w:val="decimal"/>
+      <w:lvlText w:val="%8."/>
+      <w:lvlJc w:val="left"/>
+      <w:pPr>
+        <w:tabs>
+          <w:tab w:val="num" w:pos="3240"/>
+        </w:tabs>
+        <w:ind w:left="3240" w:hanging="360"/>
+      </w:pPr>
+      <w:rPr/>
+    </w:lvl>
+    <w:lvl w:ilvl="8">
+      <w:start w:val="1"/>
+      <w:numFmt w:val="decimal"/>
+      <w:lvlText w:val="%9."/>
+      <w:lvlJc w:val="left"/>
+      <w:pPr>
+        <w:tabs>
+          <w:tab w:val="num" w:pos="3600"/>
+        </w:tabs>
+        <w:ind w:left="3600" w:hanging="360"/>
+      </w:pPr>
+      <w:rPr/>
+    </w:lvl>
+  </w:abstractNum>
+  <w:abstractNum w:abstractNumId="18">
+    <w:lvl w:ilvl="0">
+      <w:start w:val="1"/>
+      <w:numFmt w:val="bullet"/>
+      <w:lvlText w:val=""/>
+      <w:lvlJc w:val="left"/>
+      <w:pPr>
+        <w:tabs>
+          <w:tab w:val="num" w:pos="0"/>
+        </w:tabs>
+        <w:ind w:left="1067" w:hanging="358"/>
+      </w:pPr>
+      <w:rPr>
+        <w:rFonts w:ascii="Symbol" w:hAnsi="Symbol" w:cs="Symbol" w:hint="default"/>
+      </w:rPr>
+    </w:lvl>
+    <w:lvl w:ilvl="1">
+      <w:start w:val="1"/>
+      <w:numFmt w:val="decimal"/>
+      <w:lvlText w:val="%2."/>
+      <w:lvlJc w:val="left"/>
+      <w:pPr>
+        <w:tabs>
+          <w:tab w:val="num" w:pos="1080"/>
+        </w:tabs>
+        <w:ind w:left="1080" w:hanging="360"/>
+      </w:pPr>
+      <w:rPr/>
+    </w:lvl>
+    <w:lvl w:ilvl="2">
+      <w:start w:val="1"/>
+      <w:numFmt w:val="decimal"/>
+      <w:lvlText w:val="%3."/>
+      <w:lvlJc w:val="left"/>
+      <w:pPr>
+        <w:tabs>
+          <w:tab w:val="num" w:pos="1440"/>
+        </w:tabs>
+        <w:ind w:left="1440" w:hanging="360"/>
+      </w:pPr>
+      <w:rPr/>
+    </w:lvl>
+    <w:lvl w:ilvl="3">
+      <w:start w:val="1"/>
+      <w:numFmt w:val="decimal"/>
+      <w:lvlText w:val="%4."/>
+      <w:lvlJc w:val="left"/>
+      <w:pPr>
+        <w:tabs>
+          <w:tab w:val="num" w:pos="1800"/>
+        </w:tabs>
+        <w:ind w:left="1800" w:hanging="360"/>
+      </w:pPr>
+      <w:rPr/>
+    </w:lvl>
+    <w:lvl w:ilvl="4">
+      <w:start w:val="1"/>
+      <w:numFmt w:val="decimal"/>
+      <w:lvlText w:val="%5."/>
+      <w:lvlJc w:val="left"/>
+      <w:pPr>
+        <w:tabs>
+          <w:tab w:val="num" w:pos="2160"/>
+        </w:tabs>
+        <w:ind w:left="2160" w:hanging="360"/>
+      </w:pPr>
+      <w:rPr/>
+    </w:lvl>
+    <w:lvl w:ilvl="5">
+      <w:start w:val="1"/>
+      <w:numFmt w:val="decimal"/>
+      <w:lvlText w:val="%6."/>
+      <w:lvlJc w:val="left"/>
+      <w:pPr>
+        <w:tabs>
+          <w:tab w:val="num" w:pos="2520"/>
+        </w:tabs>
+        <w:ind w:left="2520" w:hanging="360"/>
+      </w:pPr>
+      <w:rPr/>
+    </w:lvl>
+    <w:lvl w:ilvl="6">
+      <w:start w:val="1"/>
+      <w:numFmt w:val="decimal"/>
+      <w:lvlText w:val="%7."/>
+      <w:lvlJc w:val="left"/>
+      <w:pPr>
+        <w:tabs>
+          <w:tab w:val="num" w:pos="2880"/>
+        </w:tabs>
+        <w:ind w:left="2880" w:hanging="360"/>
+      </w:pPr>
+      <w:rPr/>
+    </w:lvl>
+    <w:lvl w:ilvl="7">
+      <w:start w:val="1"/>
+      <w:numFmt w:val="decimal"/>
+      <w:lvlText w:val="%8."/>
+      <w:lvlJc w:val="left"/>
+      <w:pPr>
+        <w:tabs>
+          <w:tab w:val="num" w:pos="3240"/>
+        </w:tabs>
+        <w:ind w:left="3240" w:hanging="360"/>
+      </w:pPr>
+      <w:rPr/>
+    </w:lvl>
+    <w:lvl w:ilvl="8">
+      <w:start w:val="1"/>
+      <w:numFmt w:val="decimal"/>
+      <w:lvlText w:val="%9."/>
+      <w:lvlJc w:val="left"/>
+      <w:pPr>
+        <w:tabs>
+          <w:tab w:val="num" w:pos="3600"/>
+        </w:tabs>
+        <w:ind w:left="3600" w:hanging="360"/>
+      </w:pPr>
+      <w:rPr/>
+    </w:lvl>
+  </w:abstractNum>
+  <w:abstractNum w:abstractNumId="19">
+    <w:lvl w:ilvl="0">
+      <w:start w:val="1"/>
+      <w:numFmt w:val="bullet"/>
+      <w:lvlText w:val=""/>
+      <w:lvlJc w:val="left"/>
+      <w:pPr>
+        <w:tabs>
+          <w:tab w:val="num" w:pos="0"/>
+        </w:tabs>
+        <w:ind w:left="1067" w:hanging="358"/>
+      </w:pPr>
+      <w:rPr>
+        <w:rFonts w:ascii="Symbol" w:hAnsi="Symbol" w:cs="Symbol" w:hint="default"/>
+      </w:rPr>
+    </w:lvl>
+    <w:lvl w:ilvl="1">
+      <w:start w:val="1"/>
+      <w:numFmt w:val="decimal"/>
+      <w:lvlText w:val="%2."/>
+      <w:lvlJc w:val="left"/>
+      <w:pPr>
+        <w:tabs>
+          <w:tab w:val="num" w:pos="1080"/>
+        </w:tabs>
+        <w:ind w:left="1080" w:hanging="360"/>
+      </w:pPr>
+      <w:rPr/>
+    </w:lvl>
+    <w:lvl w:ilvl="2">
+      <w:start w:val="1"/>
+      <w:numFmt w:val="decimal"/>
+      <w:lvlText w:val="%3."/>
+      <w:lvlJc w:val="left"/>
+      <w:pPr>
+        <w:tabs>
+          <w:tab w:val="num" w:pos="1440"/>
+        </w:tabs>
+        <w:ind w:left="1440" w:hanging="360"/>
+      </w:pPr>
+      <w:rPr/>
+    </w:lvl>
+    <w:lvl w:ilvl="3">
+      <w:start w:val="1"/>
+      <w:numFmt w:val="decimal"/>
+      <w:lvlText w:val="%4."/>
+      <w:lvlJc w:val="left"/>
+      <w:pPr>
+        <w:tabs>
+          <w:tab w:val="num" w:pos="1800"/>
+        </w:tabs>
+        <w:ind w:left="1800" w:hanging="360"/>
+      </w:pPr>
+      <w:rPr/>
+    </w:lvl>
+    <w:lvl w:ilvl="4">
+      <w:start w:val="1"/>
+      <w:numFmt w:val="decimal"/>
+      <w:lvlText w:val="%5."/>
+      <w:lvlJc w:val="left"/>
+      <w:pPr>
+        <w:tabs>
+          <w:tab w:val="num" w:pos="2160"/>
+        </w:tabs>
+        <w:ind w:left="2160" w:hanging="360"/>
+      </w:pPr>
+      <w:rPr/>
+    </w:lvl>
+    <w:lvl w:ilvl="5">
+      <w:start w:val="1"/>
+      <w:numFmt w:val="decimal"/>
+      <w:lvlText w:val="%6."/>
+      <w:lvlJc w:val="left"/>
+      <w:pPr>
+        <w:tabs>
+          <w:tab w:val="num" w:pos="2520"/>
+        </w:tabs>
+        <w:ind w:left="2520" w:hanging="360"/>
+      </w:pPr>
+      <w:rPr/>
+    </w:lvl>
+    <w:lvl w:ilvl="6">
+      <w:start w:val="1"/>
+      <w:numFmt w:val="decimal"/>
+      <w:lvlText w:val="%7."/>
+      <w:lvlJc w:val="left"/>
+      <w:pPr>
+        <w:tabs>
+          <w:tab w:val="num" w:pos="2880"/>
+        </w:tabs>
+        <w:ind w:left="2880" w:hanging="360"/>
+      </w:pPr>
+      <w:rPr/>
+    </w:lvl>
+    <w:lvl w:ilvl="7">
+      <w:start w:val="1"/>
+      <w:numFmt w:val="decimal"/>
+      <w:lvlText w:val="%8."/>
+      <w:lvlJc w:val="left"/>
+      <w:pPr>
+        <w:tabs>
+          <w:tab w:val="num" w:pos="3240"/>
+        </w:tabs>
+        <w:ind w:left="3240" w:hanging="360"/>
+      </w:pPr>
+      <w:rPr/>
+    </w:lvl>
+    <w:lvl w:ilvl="8">
+      <w:start w:val="1"/>
+      <w:numFmt w:val="decimal"/>
+      <w:lvlText w:val="%9."/>
+      <w:lvlJc w:val="left"/>
+      <w:pPr>
+        <w:tabs>
+          <w:tab w:val="num" w:pos="3600"/>
+        </w:tabs>
+        <w:ind w:left="3600" w:hanging="360"/>
+      </w:pPr>
+      <w:rPr/>
+    </w:lvl>
+  </w:abstractNum>
+  <w:abstractNum w:abstractNumId="20">
+    <w:lvl w:ilvl="0">
+      <w:start w:val="1"/>
+      <w:numFmt w:val="bullet"/>
+      <w:lvlText w:val=""/>
+      <w:lvlJc w:val="left"/>
+      <w:pPr>
+        <w:tabs>
+          <w:tab w:val="num" w:pos="0"/>
+        </w:tabs>
+        <w:ind w:left="1067" w:hanging="358"/>
+      </w:pPr>
+      <w:rPr>
+        <w:rFonts w:ascii="Symbol" w:hAnsi="Symbol" w:cs="Symbol" w:hint="default"/>
+      </w:rPr>
+    </w:lvl>
+    <w:lvl w:ilvl="1">
+      <w:start w:val="1"/>
+      <w:numFmt w:val="decimal"/>
+      <w:lvlText w:val="%2."/>
+      <w:lvlJc w:val="left"/>
+      <w:pPr>
+        <w:tabs>
+          <w:tab w:val="num" w:pos="1080"/>
+        </w:tabs>
+        <w:ind w:left="1080" w:hanging="360"/>
+      </w:pPr>
+      <w:rPr/>
+    </w:lvl>
+    <w:lvl w:ilvl="2">
+      <w:start w:val="1"/>
+      <w:numFmt w:val="decimal"/>
+      <w:lvlText w:val="%3."/>
+      <w:lvlJc w:val="left"/>
+      <w:pPr>
+        <w:tabs>
+          <w:tab w:val="num" w:pos="1440"/>
+        </w:tabs>
+        <w:ind w:left="1440" w:hanging="360"/>
+      </w:pPr>
+      <w:rPr/>
+    </w:lvl>
+    <w:lvl w:ilvl="3">
+      <w:start w:val="1"/>
+      <w:numFmt w:val="decimal"/>
+      <w:lvlText w:val="%4."/>
+      <w:lvlJc w:val="left"/>
+      <w:pPr>
+        <w:tabs>
+          <w:tab w:val="num" w:pos="1800"/>
+        </w:tabs>
+        <w:ind w:left="1800" w:hanging="360"/>
+      </w:pPr>
+      <w:rPr/>
+    </w:lvl>
+    <w:lvl w:ilvl="4">
+      <w:start w:val="1"/>
+      <w:numFmt w:val="decimal"/>
+      <w:lvlText w:val="%5."/>
+      <w:lvlJc w:val="left"/>
+      <w:pPr>
+        <w:tabs>
+          <w:tab w:val="num" w:pos="2160"/>
+        </w:tabs>
+        <w:ind w:left="2160" w:hanging="360"/>
+      </w:pPr>
+      <w:rPr/>
+    </w:lvl>
+    <w:lvl w:ilvl="5">
+      <w:start w:val="1"/>
+      <w:numFmt w:val="decimal"/>
+      <w:lvlText w:val="%6."/>
+      <w:lvlJc w:val="left"/>
+      <w:pPr>
+        <w:tabs>
+          <w:tab w:val="num" w:pos="2520"/>
+        </w:tabs>
+        <w:ind w:left="2520" w:hanging="360"/>
+      </w:pPr>
+      <w:rPr/>
+    </w:lvl>
+    <w:lvl w:ilvl="6">
+      <w:start w:val="1"/>
+      <w:numFmt w:val="decimal"/>
+      <w:lvlText w:val="%7."/>
+      <w:lvlJc w:val="left"/>
+      <w:pPr>
+        <w:tabs>
+          <w:tab w:val="num" w:pos="2880"/>
+        </w:tabs>
+        <w:ind w:left="2880" w:hanging="360"/>
+      </w:pPr>
+      <w:rPr/>
+    </w:lvl>
+    <w:lvl w:ilvl="7">
+      <w:start w:val="1"/>
+      <w:numFmt w:val="decimal"/>
+      <w:lvlText w:val="%8."/>
+      <w:lvlJc w:val="left"/>
+      <w:pPr>
+        <w:tabs>
+          <w:tab w:val="num" w:pos="3240"/>
+        </w:tabs>
+        <w:ind w:left="3240" w:hanging="360"/>
+      </w:pPr>
+      <w:rPr/>
+    </w:lvl>
+    <w:lvl w:ilvl="8">
+      <w:start w:val="1"/>
+      <w:numFmt w:val="decimal"/>
+      <w:lvlText w:val="%9."/>
+      <w:lvlJc w:val="left"/>
+      <w:pPr>
+        <w:tabs>
+          <w:tab w:val="num" w:pos="3600"/>
+        </w:tabs>
+        <w:ind w:left="3600" w:hanging="360"/>
+      </w:pPr>
+      <w:rPr/>
+    </w:lvl>
+  </w:abstractNum>
+  <w:abstractNum w:abstractNumId="21">
+    <w:lvl w:ilvl="0">
+      <w:start w:val="1"/>
+      <w:numFmt w:val="bullet"/>
+      <w:lvlText w:val=""/>
+      <w:lvlJc w:val="left"/>
+      <w:pPr>
+        <w:tabs>
+          <w:tab w:val="num" w:pos="0"/>
+        </w:tabs>
+        <w:ind w:left="1067" w:hanging="358"/>
+      </w:pPr>
+      <w:rPr>
+        <w:rFonts w:ascii="Symbol" w:hAnsi="Symbol" w:cs="Symbol" w:hint="default"/>
+      </w:rPr>
+    </w:lvl>
+    <w:lvl w:ilvl="1">
+      <w:start w:val="1"/>
+      <w:numFmt w:val="decimal"/>
+      <w:lvlText w:val="%2."/>
+      <w:lvlJc w:val="left"/>
+      <w:pPr>
+        <w:tabs>
+          <w:tab w:val="num" w:pos="1080"/>
+        </w:tabs>
+        <w:ind w:left="1080" w:hanging="360"/>
+      </w:pPr>
+      <w:rPr/>
+    </w:lvl>
+    <w:lvl w:ilvl="2">
+      <w:start w:val="1"/>
+      <w:numFmt w:val="decimal"/>
+      <w:lvlText w:val="%3."/>
+      <w:lvlJc w:val="left"/>
+      <w:pPr>
+        <w:tabs>
+          <w:tab w:val="num" w:pos="1440"/>
+        </w:tabs>
+        <w:ind w:left="1440" w:hanging="360"/>
+      </w:pPr>
+      <w:rPr/>
+    </w:lvl>
+    <w:lvl w:ilvl="3">
+      <w:start w:val="1"/>
+      <w:numFmt w:val="decimal"/>
+      <w:lvlText w:val="%4."/>
+      <w:lvlJc w:val="left"/>
+      <w:pPr>
+        <w:tabs>
+          <w:tab w:val="num" w:pos="1800"/>
+        </w:tabs>
+        <w:ind w:left="1800" w:hanging="360"/>
+      </w:pPr>
+      <w:rPr/>
+    </w:lvl>
+    <w:lvl w:ilvl="4">
+      <w:start w:val="1"/>
+      <w:numFmt w:val="decimal"/>
+      <w:lvlText w:val="%5."/>
+      <w:lvlJc w:val="left"/>
+      <w:pPr>
+        <w:tabs>
+          <w:tab w:val="num" w:pos="2160"/>
+        </w:tabs>
+        <w:ind w:left="2160" w:hanging="360"/>
+      </w:pPr>
+      <w:rPr/>
+    </w:lvl>
+    <w:lvl w:ilvl="5">
+      <w:start w:val="1"/>
+      <w:numFmt w:val="decimal"/>
+      <w:lvlText w:val="%6."/>
+      <w:lvlJc w:val="left"/>
+      <w:pPr>
+        <w:tabs>
+          <w:tab w:val="num" w:pos="2520"/>
+        </w:tabs>
+        <w:ind w:left="2520" w:hanging="360"/>
+      </w:pPr>
+      <w:rPr/>
+    </w:lvl>
+    <w:lvl w:ilvl="6">
+      <w:start w:val="1"/>
+      <w:numFmt w:val="decimal"/>
+      <w:lvlText w:val="%7."/>
+      <w:lvlJc w:val="left"/>
+      <w:pPr>
+        <w:tabs>
+          <w:tab w:val="num" w:pos="2880"/>
+        </w:tabs>
+        <w:ind w:left="2880" w:hanging="360"/>
+      </w:pPr>
+      <w:rPr/>
+    </w:lvl>
+    <w:lvl w:ilvl="7">
+      <w:start w:val="1"/>
+      <w:numFmt w:val="decimal"/>
+      <w:lvlText w:val="%8."/>
+      <w:lvlJc w:val="left"/>
+      <w:pPr>
+        <w:tabs>
+          <w:tab w:val="num" w:pos="3240"/>
+        </w:tabs>
+        <w:ind w:left="3240" w:hanging="360"/>
+      </w:pPr>
+      <w:rPr/>
+    </w:lvl>
+    <w:lvl w:ilvl="8">
+      <w:start w:val="1"/>
+      <w:numFmt w:val="decimal"/>
+      <w:lvlText w:val="%9."/>
+      <w:lvlJc w:val="left"/>
+      <w:pPr>
+        <w:tabs>
+          <w:tab w:val="num" w:pos="3600"/>
+        </w:tabs>
+        <w:ind w:left="3600" w:hanging="360"/>
+      </w:pPr>
+      <w:rPr/>
+    </w:lvl>
+  </w:abstractNum>
+  <w:abstractNum w:abstractNumId="22">
+    <w:lvl w:ilvl="0">
+      <w:start w:val="1"/>
+      <w:numFmt w:val="bullet"/>
+      <w:lvlText w:val=""/>
+      <w:lvlJc w:val="left"/>
+      <w:pPr>
+        <w:tabs>
+          <w:tab w:val="num" w:pos="0"/>
+        </w:tabs>
+        <w:ind w:left="1067" w:hanging="358"/>
+      </w:pPr>
+      <w:rPr>
+        <w:rFonts w:ascii="Symbol" w:hAnsi="Symbol" w:cs="Symbol" w:hint="default"/>
+      </w:rPr>
+    </w:lvl>
+    <w:lvl w:ilvl="1">
+      <w:start w:val="1"/>
+      <w:numFmt w:val="decimal"/>
+      <w:lvlText w:val="%2."/>
+      <w:lvlJc w:val="left"/>
+      <w:pPr>
+        <w:tabs>
+          <w:tab w:val="num" w:pos="1080"/>
+        </w:tabs>
+        <w:ind w:left="1080" w:hanging="360"/>
+      </w:pPr>
+      <w:rPr/>
+    </w:lvl>
+    <w:lvl w:ilvl="2">
+      <w:start w:val="1"/>
+      <w:numFmt w:val="decimal"/>
+      <w:lvlText w:val="%3."/>
+      <w:lvlJc w:val="left"/>
+      <w:pPr>
+        <w:tabs>
+          <w:tab w:val="num" w:pos="1440"/>
+        </w:tabs>
+        <w:ind w:left="1440" w:hanging="360"/>
+      </w:pPr>
+      <w:rPr/>
+    </w:lvl>
+    <w:lvl w:ilvl="3">
+      <w:start w:val="1"/>
+      <w:numFmt w:val="decimal"/>
+      <w:lvlText w:val="%4."/>
+      <w:lvlJc w:val="left"/>
+      <w:pPr>
+        <w:tabs>
+          <w:tab w:val="num" w:pos="1800"/>
+        </w:tabs>
+        <w:ind w:left="1800" w:hanging="360"/>
+      </w:pPr>
+      <w:rPr/>
+    </w:lvl>
+    <w:lvl w:ilvl="4">
+      <w:start w:val="1"/>
+      <w:numFmt w:val="decimal"/>
+      <w:lvlText w:val="%5."/>
+      <w:lvlJc w:val="left"/>
+      <w:pPr>
+        <w:tabs>
+          <w:tab w:val="num" w:pos="2160"/>
+        </w:tabs>
+        <w:ind w:left="2160" w:hanging="360"/>
+      </w:pPr>
+      <w:rPr/>
+    </w:lvl>
+    <w:lvl w:ilvl="5">
+      <w:start w:val="1"/>
+      <w:numFmt w:val="decimal"/>
+      <w:lvlText w:val="%6."/>
+      <w:lvlJc w:val="left"/>
+      <w:pPr>
+        <w:tabs>
+          <w:tab w:val="num" w:pos="2520"/>
+        </w:tabs>
+        <w:ind w:left="2520" w:hanging="360"/>
+      </w:pPr>
+      <w:rPr/>
+    </w:lvl>
+    <w:lvl w:ilvl="6">
+      <w:start w:val="1"/>
+      <w:numFmt w:val="decimal"/>
+      <w:lvlText w:val="%7."/>
+      <w:lvlJc w:val="left"/>
+      <w:pPr>
+        <w:tabs>
+          <w:tab w:val="num" w:pos="2880"/>
+        </w:tabs>
+        <w:ind w:left="2880" w:hanging="360"/>
+      </w:pPr>
+      <w:rPr/>
+    </w:lvl>
+    <w:lvl w:ilvl="7">
+      <w:start w:val="1"/>
+      <w:numFmt w:val="decimal"/>
+      <w:lvlText w:val="%8."/>
+      <w:lvlJc w:val="left"/>
+      <w:pPr>
+        <w:tabs>
+          <w:tab w:val="num" w:pos="3240"/>
+        </w:tabs>
+        <w:ind w:left="3240" w:hanging="360"/>
+      </w:pPr>
+      <w:rPr/>
+    </w:lvl>
+    <w:lvl w:ilvl="8">
+      <w:start w:val="1"/>
+      <w:numFmt w:val="decimal"/>
+      <w:lvlText w:val="%9."/>
+      <w:lvlJc w:val="left"/>
+      <w:pPr>
+        <w:tabs>
+          <w:tab w:val="num" w:pos="3600"/>
+        </w:tabs>
+        <w:ind w:left="3600" w:hanging="360"/>
+      </w:pPr>
+      <w:rPr/>
+    </w:lvl>
+  </w:abstractNum>
+  <w:abstractNum w:abstractNumId="23">
+    <w:lvl w:ilvl="0">
+      <w:start w:val="1"/>
+      <w:numFmt w:val="bullet"/>
+      <w:lvlText w:val=""/>
+      <w:lvlJc w:val="left"/>
+      <w:pPr>
+        <w:tabs>
+          <w:tab w:val="num" w:pos="0"/>
+        </w:tabs>
+        <w:ind w:left="1067" w:hanging="358"/>
+      </w:pPr>
+      <w:rPr>
+        <w:rFonts w:ascii="Symbol" w:hAnsi="Symbol" w:cs="Symbol" w:hint="default"/>
+      </w:rPr>
+    </w:lvl>
+    <w:lvl w:ilvl="1">
+      <w:start w:val="1"/>
+      <w:numFmt w:val="decimal"/>
+      <w:lvlText w:val="%2."/>
+      <w:lvlJc w:val="left"/>
+      <w:pPr>
+        <w:tabs>
+          <w:tab w:val="num" w:pos="1080"/>
+        </w:tabs>
+        <w:ind w:left="1080" w:hanging="360"/>
+      </w:pPr>
+      <w:rPr/>
+    </w:lvl>
+    <w:lvl w:ilvl="2">
+      <w:start w:val="1"/>
+      <w:numFmt w:val="decimal"/>
+      <w:lvlText w:val="%3."/>
+      <w:lvlJc w:val="left"/>
+      <w:pPr>
+        <w:tabs>
+          <w:tab w:val="num" w:pos="1440"/>
+        </w:tabs>
+        <w:ind w:left="1440" w:hanging="360"/>
+      </w:pPr>
+      <w:rPr/>
+    </w:lvl>
+    <w:lvl w:ilvl="3">
+      <w:start w:val="1"/>
+      <w:numFmt w:val="decimal"/>
+      <w:lvlText w:val="%4."/>
+      <w:lvlJc w:val="left"/>
+      <w:pPr>
+        <w:tabs>
+          <w:tab w:val="num" w:pos="1800"/>
+        </w:tabs>
+        <w:ind w:left="1800" w:hanging="360"/>
+      </w:pPr>
+      <w:rPr/>
+    </w:lvl>
+    <w:lvl w:ilvl="4">
+      <w:start w:val="1"/>
+      <w:numFmt w:val="decimal"/>
+      <w:lvlText w:val="%5."/>
+      <w:lvlJc w:val="left"/>
+      <w:pPr>
+        <w:tabs>
+          <w:tab w:val="num" w:pos="2160"/>
+        </w:tabs>
+        <w:ind w:left="2160" w:hanging="360"/>
+      </w:pPr>
+      <w:rPr/>
+    </w:lvl>
+    <w:lvl w:ilvl="5">
+      <w:start w:val="1"/>
+      <w:numFmt w:val="decimal"/>
+      <w:lvlText w:val="%6."/>
+      <w:lvlJc w:val="left"/>
+      <w:pPr>
+        <w:tabs>
+          <w:tab w:val="num" w:pos="2520"/>
+        </w:tabs>
+        <w:ind w:left="2520" w:hanging="360"/>
+      </w:pPr>
+      <w:rPr/>
+    </w:lvl>
+    <w:lvl w:ilvl="6">
+      <w:start w:val="1"/>
+      <w:numFmt w:val="decimal"/>
+      <w:lvlText w:val="%7."/>
+      <w:lvlJc w:val="left"/>
+      <w:pPr>
+        <w:tabs>
+          <w:tab w:val="num" w:pos="2880"/>
+        </w:tabs>
+        <w:ind w:left="2880" w:hanging="360"/>
+      </w:pPr>
+      <w:rPr/>
+    </w:lvl>
+    <w:lvl w:ilvl="7">
+      <w:start w:val="1"/>
+      <w:numFmt w:val="decimal"/>
+      <w:lvlText w:val="%8."/>
+      <w:lvlJc w:val="left"/>
+      <w:pPr>
+        <w:tabs>
+          <w:tab w:val="num" w:pos="3240"/>
+        </w:tabs>
+        <w:ind w:left="3240" w:hanging="360"/>
+      </w:pPr>
+      <w:rPr/>
+    </w:lvl>
+    <w:lvl w:ilvl="8">
+      <w:start w:val="1"/>
+      <w:numFmt w:val="decimal"/>
+      <w:lvlText w:val="%9."/>
+      <w:lvlJc w:val="left"/>
+      <w:pPr>
+        <w:tabs>
+          <w:tab w:val="num" w:pos="3600"/>
+        </w:tabs>
+        <w:ind w:left="3600" w:hanging="360"/>
+      </w:pPr>
+      <w:rPr/>
+    </w:lvl>
+  </w:abstractNum>
+  <w:abstractNum w:abstractNumId="24">
+    <w:lvl w:ilvl="0">
+      <w:start w:val="1"/>
+      <w:numFmt w:val="bullet"/>
+      <w:lvlText w:val=""/>
+      <w:lvlJc w:val="left"/>
+      <w:pPr>
+        <w:tabs>
+          <w:tab w:val="num" w:pos="0"/>
+        </w:tabs>
+        <w:ind w:left="1067" w:hanging="358"/>
+      </w:pPr>
+      <w:rPr>
+        <w:rFonts w:ascii="Symbol" w:hAnsi="Symbol" w:cs="Symbol" w:hint="default"/>
+      </w:rPr>
+    </w:lvl>
+    <w:lvl w:ilvl="1">
+      <w:start w:val="1"/>
+      <w:numFmt w:val="decimal"/>
+      <w:lvlText w:val="%2."/>
+      <w:lvlJc w:val="left"/>
+      <w:pPr>
+        <w:tabs>
+          <w:tab w:val="num" w:pos="1080"/>
+        </w:tabs>
+        <w:ind w:left="1080" w:hanging="360"/>
+      </w:pPr>
+      <w:rPr/>
+    </w:lvl>
+    <w:lvl w:ilvl="2">
+      <w:start w:val="1"/>
+      <w:numFmt w:val="decimal"/>
+      <w:lvlText w:val="%3."/>
+      <w:lvlJc w:val="left"/>
+      <w:pPr>
+        <w:tabs>
+          <w:tab w:val="num" w:pos="1440"/>
+        </w:tabs>
+        <w:ind w:left="1440" w:hanging="360"/>
+      </w:pPr>
+      <w:rPr/>
+    </w:lvl>
+    <w:lvl w:ilvl="3">
+      <w:start w:val="1"/>
+      <w:numFmt w:val="decimal"/>
+      <w:lvlText w:val="%4."/>
+      <w:lvlJc w:val="left"/>
+      <w:pPr>
+        <w:tabs>
+          <w:tab w:val="num" w:pos="1800"/>
+        </w:tabs>
+        <w:ind w:left="1800" w:hanging="360"/>
+      </w:pPr>
+      <w:rPr/>
+    </w:lvl>
+    <w:lvl w:ilvl="4">
+      <w:start w:val="1"/>
+      <w:numFmt w:val="decimal"/>
+      <w:lvlText w:val="%5."/>
+      <w:lvlJc w:val="left"/>
+      <w:pPr>
+        <w:tabs>
+          <w:tab w:val="num" w:pos="2160"/>
+        </w:tabs>
+        <w:ind w:left="2160" w:hanging="360"/>
+      </w:pPr>
+      <w:rPr/>
+    </w:lvl>
+    <w:lvl w:ilvl="5">
+      <w:start w:val="1"/>
+      <w:numFmt w:val="decimal"/>
+      <w:lvlText w:val="%6."/>
+      <w:lvlJc w:val="left"/>
+      <w:pPr>
+        <w:tabs>
+          <w:tab w:val="num" w:pos="2520"/>
+        </w:tabs>
+        <w:ind w:left="2520" w:hanging="360"/>
+      </w:pPr>
+      <w:rPr/>
+    </w:lvl>
+    <w:lvl w:ilvl="6">
+      <w:start w:val="1"/>
+      <w:numFmt w:val="decimal"/>
+      <w:lvlText w:val="%7."/>
+      <w:lvlJc w:val="left"/>
+      <w:pPr>
+        <w:tabs>
+          <w:tab w:val="num" w:pos="2880"/>
+        </w:tabs>
+        <w:ind w:left="2880" w:hanging="360"/>
+      </w:pPr>
+      <w:rPr/>
+    </w:lvl>
+    <w:lvl w:ilvl="7">
+      <w:start w:val="1"/>
+      <w:numFmt w:val="decimal"/>
+      <w:lvlText w:val="%8."/>
+      <w:lvlJc w:val="left"/>
+      <w:pPr>
+        <w:tabs>
+          <w:tab w:val="num" w:pos="3240"/>
+        </w:tabs>
+        <w:ind w:left="3240" w:hanging="360"/>
+      </w:pPr>
+      <w:rPr/>
+    </w:lvl>
+    <w:lvl w:ilvl="8">
+      <w:start w:val="1"/>
+      <w:numFmt w:val="decimal"/>
+      <w:lvlText w:val="%9."/>
+      <w:lvlJc w:val="left"/>
+      <w:pPr>
+        <w:tabs>
+          <w:tab w:val="num" w:pos="3600"/>
+        </w:tabs>
+        <w:ind w:left="3600" w:hanging="360"/>
+      </w:pPr>
+      <w:rPr/>
+    </w:lvl>
+  </w:abstractNum>
+  <w:abstractNum w:abstractNumId="25">
+    <w:lvl w:ilvl="0">
+      <w:start w:val="1"/>
+      <w:numFmt w:val="bullet"/>
+      <w:lvlText w:val=""/>
+      <w:lvlJc w:val="left"/>
+      <w:pPr>
+        <w:tabs>
+          <w:tab w:val="num" w:pos="0"/>
+        </w:tabs>
+        <w:ind w:left="1067" w:hanging="358"/>
+      </w:pPr>
+      <w:rPr>
+        <w:rFonts w:ascii="Symbol" w:hAnsi="Symbol" w:cs="Symbol" w:hint="default"/>
+      </w:rPr>
+    </w:lvl>
+    <w:lvl w:ilvl="1">
+      <w:start w:val="1"/>
+      <w:numFmt w:val="decimal"/>
+      <w:lvlText w:val="%2."/>
+      <w:lvlJc w:val="left"/>
+      <w:pPr>
+        <w:tabs>
+          <w:tab w:val="num" w:pos="1080"/>
+        </w:tabs>
+        <w:ind w:left="1080" w:hanging="360"/>
+      </w:pPr>
+      <w:rPr/>
+    </w:lvl>
+    <w:lvl w:ilvl="2">
+      <w:start w:val="1"/>
+      <w:numFmt w:val="decimal"/>
+      <w:lvlText w:val="%3."/>
+      <w:lvlJc w:val="left"/>
+      <w:pPr>
+        <w:tabs>
+          <w:tab w:val="num" w:pos="1440"/>
+        </w:tabs>
+        <w:ind w:left="1440" w:hanging="360"/>
+      </w:pPr>
+      <w:rPr/>
+    </w:lvl>
+    <w:lvl w:ilvl="3">
+      <w:start w:val="1"/>
+      <w:numFmt w:val="decimal"/>
+      <w:lvlText w:val="%4."/>
+      <w:lvlJc w:val="left"/>
+      <w:pPr>
+        <w:tabs>
+          <w:tab w:val="num" w:pos="1800"/>
+        </w:tabs>
+        <w:ind w:left="1800" w:hanging="360"/>
+      </w:pPr>
+      <w:rPr/>
+    </w:lvl>
+    <w:lvl w:ilvl="4">
+      <w:start w:val="1"/>
+      <w:numFmt w:val="decimal"/>
+      <w:lvlText w:val="%5."/>
+      <w:lvlJc w:val="left"/>
+      <w:pPr>
+        <w:tabs>
+          <w:tab w:val="num" w:pos="2160"/>
+        </w:tabs>
+        <w:ind w:left="2160" w:hanging="360"/>
+      </w:pPr>
+      <w:rPr/>
+    </w:lvl>
+    <w:lvl w:ilvl="5">
+      <w:start w:val="1"/>
+      <w:numFmt w:val="decimal"/>
+      <w:lvlText w:val="%6."/>
+      <w:lvlJc w:val="left"/>
+      <w:pPr>
+        <w:tabs>
+          <w:tab w:val="num" w:pos="2520"/>
+        </w:tabs>
+        <w:ind w:left="2520" w:hanging="360"/>
+      </w:pPr>
+      <w:rPr/>
+    </w:lvl>
+    <w:lvl w:ilvl="6">
+      <w:start w:val="1"/>
+      <w:numFmt w:val="decimal"/>
+      <w:lvlText w:val="%7."/>
+      <w:lvlJc w:val="left"/>
+      <w:pPr>
+        <w:tabs>
+          <w:tab w:val="num" w:pos="2880"/>
+        </w:tabs>
+        <w:ind w:left="2880" w:hanging="360"/>
+      </w:pPr>
+      <w:rPr/>
+    </w:lvl>
+    <w:lvl w:ilvl="7">
+      <w:start w:val="1"/>
+      <w:numFmt w:val="decimal"/>
+      <w:lvlText w:val="%8."/>
+      <w:lvlJc w:val="left"/>
+      <w:pPr>
+        <w:tabs>
+          <w:tab w:val="num" w:pos="3240"/>
+        </w:tabs>
+        <w:ind w:left="3240" w:hanging="360"/>
+      </w:pPr>
+      <w:rPr/>
+    </w:lvl>
+    <w:lvl w:ilvl="8">
+      <w:start w:val="1"/>
+      <w:numFmt w:val="decimal"/>
+      <w:lvlText w:val="%9."/>
+      <w:lvlJc w:val="left"/>
+      <w:pPr>
+        <w:tabs>
+          <w:tab w:val="num" w:pos="3600"/>
+        </w:tabs>
+        <w:ind w:left="3600" w:hanging="360"/>
+      </w:pPr>
+      <w:rPr/>
+    </w:lvl>
+  </w:abstractNum>
+  <w:abstractNum w:abstractNumId="26">
+    <w:lvl w:ilvl="0">
+      <w:start w:val="1"/>
+      <w:numFmt w:val="bullet"/>
+      <w:lvlText w:val=""/>
+      <w:lvlJc w:val="left"/>
+      <w:pPr>
+        <w:tabs>
+          <w:tab w:val="num" w:pos="0"/>
+        </w:tabs>
+        <w:ind w:left="1067" w:hanging="358"/>
+      </w:pPr>
+      <w:rPr>
+        <w:rFonts w:ascii="Symbol" w:hAnsi="Symbol" w:cs="Symbol" w:hint="default"/>
+      </w:rPr>
+    </w:lvl>
+    <w:lvl w:ilvl="1">
+      <w:start w:val="1"/>
+      <w:numFmt w:val="decimal"/>
+      <w:lvlText w:val="%2."/>
+      <w:lvlJc w:val="left"/>
+      <w:pPr>
+        <w:tabs>
+          <w:tab w:val="num" w:pos="1080"/>
+        </w:tabs>
+        <w:ind w:left="1080" w:hanging="360"/>
+      </w:pPr>
+      <w:rPr/>
+    </w:lvl>
+    <w:lvl w:ilvl="2">
+      <w:start w:val="1"/>
+      <w:numFmt w:val="decimal"/>
+      <w:lvlText w:val="%3."/>
+      <w:lvlJc w:val="left"/>
+      <w:pPr>
+        <w:tabs>
+          <w:tab w:val="num" w:pos="1440"/>
+        </w:tabs>
+        <w:ind w:left="1440" w:hanging="360"/>
+      </w:pPr>
+      <w:rPr/>
+    </w:lvl>
+    <w:lvl w:ilvl="3">
+      <w:start w:val="1"/>
+      <w:numFmt w:val="decimal"/>
+      <w:lvlText w:val="%4."/>
+      <w:lvlJc w:val="left"/>
+      <w:pPr>
+        <w:tabs>
+          <w:tab w:val="num" w:pos="1800"/>
+        </w:tabs>
+        <w:ind w:left="1800" w:hanging="360"/>
+      </w:pPr>
+      <w:rPr/>
+    </w:lvl>
+    <w:lvl w:ilvl="4">
+      <w:start w:val="1"/>
+      <w:numFmt w:val="decimal"/>
+      <w:lvlText w:val="%5."/>
+      <w:lvlJc w:val="left"/>
+      <w:pPr>
+        <w:tabs>
+          <w:tab w:val="num" w:pos="2160"/>
+        </w:tabs>
+        <w:ind w:left="2160" w:hanging="360"/>
+      </w:pPr>
+      <w:rPr/>
+    </w:lvl>
+    <w:lvl w:ilvl="5">
+      <w:start w:val="1"/>
+      <w:numFmt w:val="decimal"/>
+      <w:lvlText w:val="%6."/>
+      <w:lvlJc w:val="left"/>
+      <w:pPr>
+        <w:tabs>
+          <w:tab w:val="num" w:pos="2520"/>
+        </w:tabs>
+        <w:ind w:left="2520" w:hanging="360"/>
+      </w:pPr>
+      <w:rPr/>
+    </w:lvl>
+    <w:lvl w:ilvl="6">
+      <w:start w:val="1"/>
+      <w:numFmt w:val="decimal"/>
+      <w:lvlText w:val="%7."/>
+      <w:lvlJc w:val="left"/>
+      <w:pPr>
+        <w:tabs>
+          <w:tab w:val="num" w:pos="2880"/>
+        </w:tabs>
+        <w:ind w:left="2880" w:hanging="360"/>
+      </w:pPr>
+      <w:rPr/>
+    </w:lvl>
+    <w:lvl w:ilvl="7">
+      <w:start w:val="1"/>
+      <w:numFmt w:val="decimal"/>
+      <w:lvlText w:val="%8."/>
+      <w:lvlJc w:val="left"/>
+      <w:pPr>
+        <w:tabs>
+          <w:tab w:val="num" w:pos="3240"/>
+        </w:tabs>
+        <w:ind w:left="3240" w:hanging="360"/>
+      </w:pPr>
+      <w:rPr/>
+    </w:lvl>
+    <w:lvl w:ilvl="8">
+      <w:start w:val="1"/>
+      <w:numFmt w:val="decimal"/>
+      <w:lvlText w:val="%9."/>
+      <w:lvlJc w:val="left"/>
+      <w:pPr>
+        <w:tabs>
+          <w:tab w:val="num" w:pos="3600"/>
+        </w:tabs>
+        <w:ind w:left="3600" w:hanging="360"/>
+      </w:pPr>
+      <w:rPr/>
+    </w:lvl>
+  </w:abstractNum>
+  <w:abstractNum w:abstractNumId="27">
+    <w:lvl w:ilvl="0">
+      <w:start w:val="1"/>
+      <w:numFmt w:val="bullet"/>
+      <w:lvlText w:val=""/>
+      <w:lvlJc w:val="left"/>
+      <w:pPr>
+        <w:tabs>
+          <w:tab w:val="num" w:pos="0"/>
+        </w:tabs>
+        <w:ind w:left="1067" w:hanging="358"/>
+      </w:pPr>
+      <w:rPr>
+        <w:rFonts w:ascii="Symbol" w:hAnsi="Symbol" w:cs="Symbol" w:hint="default"/>
+      </w:rPr>
+    </w:lvl>
+    <w:lvl w:ilvl="1">
+      <w:start w:val="1"/>
+      <w:numFmt w:val="decimal"/>
+      <w:lvlText w:val="%2."/>
+      <w:lvlJc w:val="left"/>
+      <w:pPr>
+        <w:tabs>
+          <w:tab w:val="num" w:pos="1080"/>
+        </w:tabs>
+        <w:ind w:left="1080" w:hanging="360"/>
+      </w:pPr>
+      <w:rPr/>
+    </w:lvl>
+    <w:lvl w:ilvl="2">
+      <w:start w:val="1"/>
+      <w:numFmt w:val="decimal"/>
+      <w:lvlText w:val="%3."/>
+      <w:lvlJc w:val="left"/>
+      <w:pPr>
+        <w:tabs>
+          <w:tab w:val="num" w:pos="1440"/>
+        </w:tabs>
+        <w:ind w:left="1440" w:hanging="360"/>
+      </w:pPr>
+      <w:rPr/>
+    </w:lvl>
+    <w:lvl w:ilvl="3">
+      <w:start w:val="1"/>
+      <w:numFmt w:val="decimal"/>
+      <w:lvlText w:val="%4."/>
+      <w:lvlJc w:val="left"/>
+      <w:pPr>
+        <w:tabs>
+          <w:tab w:val="num" w:pos="1800"/>
+        </w:tabs>
+        <w:ind w:left="1800" w:hanging="360"/>
+      </w:pPr>
+      <w:rPr/>
+    </w:lvl>
+    <w:lvl w:ilvl="4">
+      <w:start w:val="1"/>
+      <w:numFmt w:val="decimal"/>
+      <w:lvlText w:val="%5."/>
+      <w:lvlJc w:val="left"/>
+      <w:pPr>
+        <w:tabs>
+          <w:tab w:val="num" w:pos="2160"/>
+        </w:tabs>
+        <w:ind w:left="2160" w:hanging="360"/>
+      </w:pPr>
+      <w:rPr/>
+    </w:lvl>
+    <w:lvl w:ilvl="5">
+      <w:start w:val="1"/>
+      <w:numFmt w:val="decimal"/>
+      <w:lvlText w:val="%6."/>
+      <w:lvlJc w:val="left"/>
+      <w:pPr>
+        <w:tabs>
+          <w:tab w:val="num" w:pos="2520"/>
+        </w:tabs>
+        <w:ind w:left="2520" w:hanging="360"/>
+      </w:pPr>
+      <w:rPr/>
+    </w:lvl>
+    <w:lvl w:ilvl="6">
+      <w:start w:val="1"/>
+      <w:numFmt w:val="decimal"/>
+      <w:lvlText w:val="%7."/>
+      <w:lvlJc w:val="left"/>
+      <w:pPr>
+        <w:tabs>
+          <w:tab w:val="num" w:pos="2880"/>
+        </w:tabs>
+        <w:ind w:left="2880" w:hanging="360"/>
+      </w:pPr>
+      <w:rPr/>
+    </w:lvl>
+    <w:lvl w:ilvl="7">
+      <w:start w:val="1"/>
+      <w:numFmt w:val="decimal"/>
+      <w:lvlText w:val="%8."/>
+      <w:lvlJc w:val="left"/>
+      <w:pPr>
+        <w:tabs>
+          <w:tab w:val="num" w:pos="3240"/>
+        </w:tabs>
+        <w:ind w:left="3240" w:hanging="360"/>
+      </w:pPr>
+      <w:rPr/>
+    </w:lvl>
+    <w:lvl w:ilvl="8">
+      <w:start w:val="1"/>
+      <w:numFmt w:val="decimal"/>
+      <w:lvlText w:val="%9."/>
+      <w:lvlJc w:val="left"/>
+      <w:pPr>
+        <w:tabs>
+          <w:tab w:val="num" w:pos="3600"/>
+        </w:tabs>
+        <w:ind w:left="3600" w:hanging="360"/>
+      </w:pPr>
+      <w:rPr/>
+    </w:lvl>
+  </w:abstractNum>
+  <w:abstractNum w:abstractNumId="28">
+    <w:lvl w:ilvl="0">
+      <w:start w:val="1"/>
+      <w:numFmt w:val="bullet"/>
+      <w:lvlText w:val=""/>
+      <w:lvlJc w:val="left"/>
+      <w:pPr>
+        <w:tabs>
+          <w:tab w:val="num" w:pos="0"/>
+        </w:tabs>
+        <w:ind w:left="1067" w:hanging="358"/>
+      </w:pPr>
+      <w:rPr>
+        <w:rFonts w:ascii="Symbol" w:hAnsi="Symbol" w:cs="Symbol" w:hint="default"/>
+      </w:rPr>
+    </w:lvl>
+    <w:lvl w:ilvl="1">
+      <w:start w:val="1"/>
+      <w:numFmt w:val="decimal"/>
+      <w:lvlText w:val="%2."/>
+      <w:lvlJc w:val="left"/>
+      <w:pPr>
+        <w:tabs>
+          <w:tab w:val="num" w:pos="1080"/>
+        </w:tabs>
+        <w:ind w:left="1080" w:hanging="360"/>
+      </w:pPr>
+      <w:rPr/>
+    </w:lvl>
+    <w:lvl w:ilvl="2">
+      <w:start w:val="1"/>
+      <w:numFmt w:val="decimal"/>
+      <w:lvlText w:val="%3."/>
+      <w:lvlJc w:val="left"/>
+      <w:pPr>
+        <w:tabs>
+          <w:tab w:val="num" w:pos="1440"/>
+        </w:tabs>
+        <w:ind w:left="1440" w:hanging="360"/>
+      </w:pPr>
+      <w:rPr/>
+    </w:lvl>
+    <w:lvl w:ilvl="3">
+      <w:start w:val="1"/>
+      <w:numFmt w:val="decimal"/>
+      <w:lvlText w:val="%4."/>
+      <w:lvlJc w:val="left"/>
+      <w:pPr>
+        <w:tabs>
+          <w:tab w:val="num" w:pos="1800"/>
+        </w:tabs>
+        <w:ind w:left="1800" w:hanging="360"/>
+      </w:pPr>
+      <w:rPr/>
+    </w:lvl>
+    <w:lvl w:ilvl="4">
+      <w:start w:val="1"/>
+      <w:numFmt w:val="decimal"/>
+      <w:lvlText w:val="%5."/>
+      <w:lvlJc w:val="left"/>
+      <w:pPr>
+        <w:tabs>
+          <w:tab w:val="num" w:pos="2160"/>
+        </w:tabs>
+        <w:ind w:left="2160" w:hanging="360"/>
+      </w:pPr>
+      <w:rPr/>
+    </w:lvl>
+    <w:lvl w:ilvl="5">
+      <w:start w:val="1"/>
+      <w:numFmt w:val="decimal"/>
+      <w:lvlText w:val="%6."/>
+      <w:lvlJc w:val="left"/>
+      <w:pPr>
+        <w:tabs>
+          <w:tab w:val="num" w:pos="2520"/>
+        </w:tabs>
+        <w:ind w:left="2520" w:hanging="360"/>
+      </w:pPr>
+      <w:rPr/>
+    </w:lvl>
+    <w:lvl w:ilvl="6">
+      <w:start w:val="1"/>
+      <w:numFmt w:val="decimal"/>
+      <w:lvlText w:val="%7."/>
+      <w:lvlJc w:val="left"/>
+      <w:pPr>
+        <w:tabs>
+          <w:tab w:val="num" w:pos="2880"/>
+        </w:tabs>
+        <w:ind w:left="2880" w:hanging="360"/>
+      </w:pPr>
+      <w:rPr/>
+    </w:lvl>
+    <w:lvl w:ilvl="7">
+      <w:start w:val="1"/>
+      <w:numFmt w:val="decimal"/>
+      <w:lvlText w:val="%8."/>
+      <w:lvlJc w:val="left"/>
+      <w:pPr>
+        <w:tabs>
+          <w:tab w:val="num" w:pos="3240"/>
+        </w:tabs>
+        <w:ind w:left="3240" w:hanging="360"/>
+      </w:pPr>
+      <w:rPr/>
+    </w:lvl>
+    <w:lvl w:ilvl="8">
+      <w:start w:val="1"/>
+      <w:numFmt w:val="decimal"/>
+      <w:lvlText w:val="%9."/>
+      <w:lvlJc w:val="left"/>
+      <w:pPr>
+        <w:tabs>
+          <w:tab w:val="num" w:pos="3600"/>
+        </w:tabs>
+        <w:ind w:left="3600" w:hanging="360"/>
+      </w:pPr>
+      <w:rPr/>
+    </w:lvl>
+  </w:abstractNum>
+  <w:abstractNum w:abstractNumId="29">
+    <w:lvl w:ilvl="0">
+      <w:start w:val="1"/>
+      <w:numFmt w:val="bullet"/>
+      <w:lvlText w:val=""/>
+      <w:lvlJc w:val="left"/>
+      <w:pPr>
+        <w:tabs>
+          <w:tab w:val="num" w:pos="0"/>
+        </w:tabs>
+        <w:ind w:left="1067" w:hanging="358"/>
+      </w:pPr>
+      <w:rPr>
+        <w:rFonts w:ascii="Symbol" w:hAnsi="Symbol" w:cs="Symbol" w:hint="default"/>
+      </w:rPr>
+    </w:lvl>
+    <w:lvl w:ilvl="1">
+      <w:start w:val="1"/>
+      <w:numFmt w:val="decimal"/>
+      <w:lvlText w:val="%2."/>
+      <w:lvlJc w:val="left"/>
+      <w:pPr>
+        <w:tabs>
+          <w:tab w:val="num" w:pos="1080"/>
+        </w:tabs>
+        <w:ind w:left="1080" w:hanging="360"/>
+      </w:pPr>
+      <w:rPr/>
+    </w:lvl>
+    <w:lvl w:ilvl="2">
+      <w:start w:val="1"/>
+      <w:numFmt w:val="decimal"/>
+      <w:lvlText w:val="%3."/>
+      <w:lvlJc w:val="left"/>
+      <w:pPr>
+        <w:tabs>
+          <w:tab w:val="num" w:pos="1440"/>
+        </w:tabs>
+        <w:ind w:left="1440" w:hanging="360"/>
+      </w:pPr>
+      <w:rPr/>
+    </w:lvl>
+    <w:lvl w:ilvl="3">
+      <w:start w:val="1"/>
+      <w:numFmt w:val="decimal"/>
+      <w:lvlText w:val="%4."/>
+      <w:lvlJc w:val="left"/>
+      <w:pPr>
+        <w:tabs>
+          <w:tab w:val="num" w:pos="1800"/>
+        </w:tabs>
+        <w:ind w:left="1800" w:hanging="360"/>
+      </w:pPr>
+      <w:rPr/>
+    </w:lvl>
+    <w:lvl w:ilvl="4">
+      <w:start w:val="1"/>
+      <w:numFmt w:val="decimal"/>
+      <w:lvlText w:val="%5."/>
+      <w:lvlJc w:val="left"/>
+      <w:pPr>
+        <w:tabs>
+          <w:tab w:val="num" w:pos="2160"/>
+        </w:tabs>
+        <w:ind w:left="2160" w:hanging="360"/>
+      </w:pPr>
+      <w:rPr/>
+    </w:lvl>
+    <w:lvl w:ilvl="5">
+      <w:start w:val="1"/>
+      <w:numFmt w:val="decimal"/>
+      <w:lvlText w:val="%6."/>
+      <w:lvlJc w:val="left"/>
+      <w:pPr>
+        <w:tabs>
+          <w:tab w:val="num" w:pos="2520"/>
+        </w:tabs>
+        <w:ind w:left="2520" w:hanging="360"/>
+      </w:pPr>
+      <w:rPr/>
+    </w:lvl>
+    <w:lvl w:ilvl="6">
+      <w:start w:val="1"/>
+      <w:numFmt w:val="decimal"/>
+      <w:lvlText w:val="%7."/>
+      <w:lvlJc w:val="left"/>
+      <w:pPr>
+        <w:tabs>
+          <w:tab w:val="num" w:pos="2880"/>
+        </w:tabs>
+        <w:ind w:left="2880" w:hanging="360"/>
+      </w:pPr>
+      <w:rPr/>
+    </w:lvl>
+    <w:lvl w:ilvl="7">
+      <w:start w:val="1"/>
+      <w:numFmt w:val="decimal"/>
+      <w:lvlText w:val="%8."/>
+      <w:lvlJc w:val="left"/>
+      <w:pPr>
+        <w:tabs>
+          <w:tab w:val="num" w:pos="3240"/>
+        </w:tabs>
+        <w:ind w:left="3240" w:hanging="360"/>
+      </w:pPr>
+      <w:rPr/>
+    </w:lvl>
+    <w:lvl w:ilvl="8">
+      <w:start w:val="1"/>
+      <w:numFmt w:val="decimal"/>
+      <w:lvlText w:val="%9."/>
+      <w:lvlJc w:val="left"/>
+      <w:pPr>
+        <w:tabs>
+          <w:tab w:val="num" w:pos="3600"/>
+        </w:tabs>
+        <w:ind w:left="3600" w:hanging="360"/>
+      </w:pPr>
+      <w:rPr/>
+    </w:lvl>
+  </w:abstractNum>
+  <w:abstractNum w:abstractNumId="30">
+    <w:lvl w:ilvl="0">
+      <w:start w:val="1"/>
+      <w:numFmt w:val="bullet"/>
+      <w:lvlText w:val=""/>
+      <w:lvlJc w:val="left"/>
+      <w:pPr>
+        <w:tabs>
+          <w:tab w:val="num" w:pos="0"/>
+        </w:tabs>
+        <w:ind w:left="1067" w:hanging="358"/>
+      </w:pPr>
+      <w:rPr>
+        <w:rFonts w:ascii="Symbol" w:hAnsi="Symbol" w:cs="Symbol" w:hint="default"/>
+      </w:rPr>
+    </w:lvl>
+    <w:lvl w:ilvl="1">
+      <w:start w:val="1"/>
+      <w:numFmt w:val="decimal"/>
+      <w:lvlText w:val="%2."/>
+      <w:lvlJc w:val="left"/>
+      <w:pPr>
+        <w:tabs>
+          <w:tab w:val="num" w:pos="1080"/>
+        </w:tabs>
+        <w:ind w:left="1080" w:hanging="360"/>
+      </w:pPr>
+      <w:rPr/>
+    </w:lvl>
+    <w:lvl w:ilvl="2">
+      <w:start w:val="1"/>
+      <w:numFmt w:val="decimal"/>
+      <w:lvlText w:val="%3."/>
+      <w:lvlJc w:val="left"/>
+      <w:pPr>
+        <w:tabs>
+          <w:tab w:val="num" w:pos="1440"/>
+        </w:tabs>
+        <w:ind w:left="1440" w:hanging="360"/>
+      </w:pPr>
+      <w:rPr/>
+    </w:lvl>
+    <w:lvl w:ilvl="3">
+      <w:start w:val="1"/>
+      <w:numFmt w:val="decimal"/>
+      <w:lvlText w:val="%4."/>
+      <w:lvlJc w:val="left"/>
+      <w:pPr>
+        <w:tabs>
+          <w:tab w:val="num" w:pos="1800"/>
+        </w:tabs>
+        <w:ind w:left="1800" w:hanging="360"/>
+      </w:pPr>
+      <w:rPr/>
+    </w:lvl>
+    <w:lvl w:ilvl="4">
+      <w:start w:val="1"/>
+      <w:numFmt w:val="decimal"/>
+      <w:lvlText w:val="%5."/>
+      <w:lvlJc w:val="left"/>
+      <w:pPr>
+        <w:tabs>
+          <w:tab w:val="num" w:pos="2160"/>
+        </w:tabs>
+        <w:ind w:left="2160" w:hanging="360"/>
+      </w:pPr>
+      <w:rPr/>
+    </w:lvl>
+    <w:lvl w:ilvl="5">
+      <w:start w:val="1"/>
+      <w:numFmt w:val="decimal"/>
+      <w:lvlText w:val="%6."/>
+      <w:lvlJc w:val="left"/>
+      <w:pPr>
+        <w:tabs>
+          <w:tab w:val="num" w:pos="2520"/>
+        </w:tabs>
+        <w:ind w:left="2520" w:hanging="360"/>
+      </w:pPr>
+      <w:rPr/>
+    </w:lvl>
+    <w:lvl w:ilvl="6">
+      <w:start w:val="1"/>
+      <w:numFmt w:val="decimal"/>
+      <w:lvlText w:val="%7."/>
+      <w:lvlJc w:val="left"/>
+      <w:pPr>
+        <w:tabs>
+          <w:tab w:val="num" w:pos="2880"/>
+        </w:tabs>
+        <w:ind w:left="2880" w:hanging="360"/>
+      </w:pPr>
+      <w:rPr/>
+    </w:lvl>
+    <w:lvl w:ilvl="7">
+      <w:start w:val="1"/>
+      <w:numFmt w:val="decimal"/>
+      <w:lvlText w:val="%8."/>
+      <w:lvlJc w:val="left"/>
+      <w:pPr>
+        <w:tabs>
+          <w:tab w:val="num" w:pos="3240"/>
+        </w:tabs>
+        <w:ind w:left="3240" w:hanging="360"/>
+      </w:pPr>
+      <w:rPr/>
+    </w:lvl>
+    <w:lvl w:ilvl="8">
+      <w:start w:val="1"/>
+      <w:numFmt w:val="decimal"/>
+      <w:lvlText w:val="%9."/>
+      <w:lvlJc w:val="left"/>
+      <w:pPr>
+        <w:tabs>
+          <w:tab w:val="num" w:pos="3600"/>
+        </w:tabs>
+        <w:ind w:left="3600" w:hanging="360"/>
+      </w:pPr>
+      <w:rPr/>
+    </w:lvl>
+  </w:abstractNum>
+  <w:abstractNum w:abstractNumId="31">
+    <w:lvl w:ilvl="0">
+      <w:start w:val="1"/>
+      <w:numFmt w:val="bullet"/>
+      <w:lvlText w:val=""/>
+      <w:lvlJc w:val="left"/>
+      <w:pPr>
+        <w:tabs>
+          <w:tab w:val="num" w:pos="0"/>
+        </w:tabs>
+        <w:ind w:left="1067" w:hanging="358"/>
+      </w:pPr>
+      <w:rPr>
+        <w:rFonts w:ascii="Symbol" w:hAnsi="Symbol" w:cs="Symbol" w:hint="default"/>
+      </w:rPr>
+    </w:lvl>
+    <w:lvl w:ilvl="1">
+      <w:start w:val="1"/>
+      <w:numFmt w:val="decimal"/>
+      <w:lvlText w:val="%2."/>
+      <w:lvlJc w:val="left"/>
+      <w:pPr>
+        <w:tabs>
+          <w:tab w:val="num" w:pos="1080"/>
+        </w:tabs>
+        <w:ind w:left="1080" w:hanging="360"/>
+      </w:pPr>
+      <w:rPr/>
+    </w:lvl>
+    <w:lvl w:ilvl="2">
+      <w:start w:val="1"/>
+      <w:numFmt w:val="decimal"/>
+      <w:lvlText w:val="%3."/>
+      <w:lvlJc w:val="left"/>
+      <w:pPr>
+        <w:tabs>
+          <w:tab w:val="num" w:pos="1440"/>
+        </w:tabs>
+        <w:ind w:left="1440" w:hanging="360"/>
+      </w:pPr>
+      <w:rPr/>
+    </w:lvl>
+    <w:lvl w:ilvl="3">
+      <w:start w:val="1"/>
+      <w:numFmt w:val="decimal"/>
+      <w:lvlText w:val="%4."/>
+      <w:lvlJc w:val="left"/>
+      <w:pPr>
+        <w:tabs>
+          <w:tab w:val="num" w:pos="1800"/>
+        </w:tabs>
+        <w:ind w:left="1800" w:hanging="360"/>
+      </w:pPr>
+      <w:rPr/>
+    </w:lvl>
+    <w:lvl w:ilvl="4">
+      <w:start w:val="1"/>
+      <w:numFmt w:val="decimal"/>
+      <w:lvlText w:val="%5."/>
+      <w:lvlJc w:val="left"/>
+      <w:pPr>
+        <w:tabs>
+          <w:tab w:val="num" w:pos="2160"/>
+        </w:tabs>
+        <w:ind w:left="2160" w:hanging="360"/>
+      </w:pPr>
+      <w:rPr/>
+    </w:lvl>
+    <w:lvl w:ilvl="5">
+      <w:start w:val="1"/>
+      <w:numFmt w:val="decimal"/>
+      <w:lvlText w:val="%6."/>
+      <w:lvlJc w:val="left"/>
+      <w:pPr>
+        <w:tabs>
+          <w:tab w:val="num" w:pos="2520"/>
+        </w:tabs>
+        <w:ind w:left="2520" w:hanging="360"/>
+      </w:pPr>
+      <w:rPr/>
+    </w:lvl>
+    <w:lvl w:ilvl="6">
+      <w:start w:val="1"/>
+      <w:numFmt w:val="decimal"/>
+      <w:lvlText w:val="%7."/>
+      <w:lvlJc w:val="left"/>
+      <w:pPr>
+        <w:tabs>
+          <w:tab w:val="num" w:pos="2880"/>
+        </w:tabs>
+        <w:ind w:left="2880" w:hanging="360"/>
+      </w:pPr>
+      <w:rPr/>
+    </w:lvl>
+    <w:lvl w:ilvl="7">
+      <w:start w:val="1"/>
+      <w:numFmt w:val="decimal"/>
+      <w:lvlText w:val="%8."/>
+      <w:lvlJc w:val="left"/>
+      <w:pPr>
+        <w:tabs>
+          <w:tab w:val="num" w:pos="3240"/>
+        </w:tabs>
+        <w:ind w:left="3240" w:hanging="360"/>
+      </w:pPr>
+      <w:rPr/>
+    </w:lvl>
+    <w:lvl w:ilvl="8">
+      <w:start w:val="1"/>
+      <w:numFmt w:val="decimal"/>
+      <w:lvlText w:val="%9."/>
+      <w:lvlJc w:val="left"/>
+      <w:pPr>
+        <w:tabs>
+          <w:tab w:val="num" w:pos="3600"/>
+        </w:tabs>
+        <w:ind w:left="3600" w:hanging="360"/>
+      </w:pPr>
+      <w:rPr/>
+    </w:lvl>
+  </w:abstractNum>
+  <w:abstractNum w:abstractNumId="32">
+    <w:lvl w:ilvl="0">
+      <w:start w:val="1"/>
+      <w:numFmt w:val="bullet"/>
+      <w:lvlText w:val=""/>
+      <w:lvlJc w:val="left"/>
+      <w:pPr>
+        <w:tabs>
+          <w:tab w:val="num" w:pos="0"/>
+        </w:tabs>
+        <w:ind w:left="1067" w:hanging="358"/>
+      </w:pPr>
+      <w:rPr>
+        <w:rFonts w:ascii="Symbol" w:hAnsi="Symbol" w:cs="Symbol" w:hint="default"/>
+      </w:rPr>
+    </w:lvl>
+    <w:lvl w:ilvl="1">
+      <w:start w:val="1"/>
+      <w:numFmt w:val="decimal"/>
+      <w:lvlText w:val="%2."/>
+      <w:lvlJc w:val="left"/>
+      <w:pPr>
+        <w:tabs>
+          <w:tab w:val="num" w:pos="1080"/>
+        </w:tabs>
+        <w:ind w:left="1080" w:hanging="360"/>
+      </w:pPr>
+      <w:rPr/>
+    </w:lvl>
+    <w:lvl w:ilvl="2">
+      <w:start w:val="1"/>
+      <w:numFmt w:val="decimal"/>
+      <w:lvlText w:val="%3."/>
+      <w:lvlJc w:val="left"/>
+      <w:pPr>
+        <w:tabs>
+          <w:tab w:val="num" w:pos="1440"/>
+        </w:tabs>
+        <w:ind w:left="1440" w:hanging="360"/>
+      </w:pPr>
+      <w:rPr/>
+    </w:lvl>
+    <w:lvl w:ilvl="3">
+      <w:start w:val="1"/>
+      <w:numFmt w:val="decimal"/>
+      <w:lvlText w:val="%4."/>
+      <w:lvlJc w:val="left"/>
+      <w:pPr>
+        <w:tabs>
+          <w:tab w:val="num" w:pos="1800"/>
+        </w:tabs>
+        <w:ind w:left="1800" w:hanging="360"/>
+      </w:pPr>
+      <w:rPr/>
+    </w:lvl>
+    <w:lvl w:ilvl="4">
+      <w:start w:val="1"/>
+      <w:numFmt w:val="decimal"/>
+      <w:lvlText w:val="%5."/>
+      <w:lvlJc w:val="left"/>
+      <w:pPr>
+        <w:tabs>
+          <w:tab w:val="num" w:pos="2160"/>
+        </w:tabs>
+        <w:ind w:left="2160" w:hanging="360"/>
+      </w:pPr>
+      <w:rPr/>
+    </w:lvl>
+    <w:lvl w:ilvl="5">
+      <w:start w:val="1"/>
+      <w:numFmt w:val="decimal"/>
+      <w:lvlText w:val="%6."/>
+      <w:lvlJc w:val="left"/>
+      <w:pPr>
+        <w:tabs>
+          <w:tab w:val="num" w:pos="2520"/>
+        </w:tabs>
+        <w:ind w:left="2520" w:hanging="360"/>
+      </w:pPr>
+      <w:rPr/>
+    </w:lvl>
+    <w:lvl w:ilvl="6">
+      <w:start w:val="1"/>
+      <w:numFmt w:val="decimal"/>
+      <w:lvlText w:val="%7."/>
+      <w:lvlJc w:val="left"/>
+      <w:pPr>
+        <w:tabs>
+          <w:tab w:val="num" w:pos="2880"/>
+        </w:tabs>
+        <w:ind w:left="2880" w:hanging="360"/>
+      </w:pPr>
+      <w:rPr/>
+    </w:lvl>
+    <w:lvl w:ilvl="7">
+      <w:start w:val="1"/>
+      <w:numFmt w:val="decimal"/>
+      <w:lvlText w:val="%8."/>
+      <w:lvlJc w:val="left"/>
+      <w:pPr>
+        <w:tabs>
+          <w:tab w:val="num" w:pos="3240"/>
+        </w:tabs>
+        <w:ind w:left="3240" w:hanging="360"/>
+      </w:pPr>
+      <w:rPr/>
+    </w:lvl>
+    <w:lvl w:ilvl="8">
+      <w:start w:val="1"/>
+      <w:numFmt w:val="decimal"/>
+      <w:lvlText w:val="%9."/>
+      <w:lvlJc w:val="left"/>
+      <w:pPr>
+        <w:tabs>
+          <w:tab w:val="num" w:pos="3600"/>
+        </w:tabs>
+        <w:ind w:left="3600" w:hanging="360"/>
+      </w:pPr>
+      <w:rPr/>
+    </w:lvl>
+  </w:abstractNum>
+  <w:abstractNum w:abstractNumId="33">
+    <w:lvl w:ilvl="0">
+      <w:start w:val="1"/>
+      <w:numFmt w:val="bullet"/>
+      <w:lvlText w:val=""/>
+      <w:lvlJc w:val="left"/>
+      <w:pPr>
+        <w:tabs>
+          <w:tab w:val="num" w:pos="0"/>
+        </w:tabs>
+        <w:ind w:left="1067" w:hanging="358"/>
+      </w:pPr>
+      <w:rPr>
+        <w:rFonts w:ascii="Symbol" w:hAnsi="Symbol" w:cs="Symbol" w:hint="default"/>
+      </w:rPr>
+    </w:lvl>
+    <w:lvl w:ilvl="1">
+      <w:start w:val="1"/>
+      <w:numFmt w:val="decimal"/>
+      <w:lvlText w:val="%2."/>
+      <w:lvlJc w:val="left"/>
+      <w:pPr>
+        <w:tabs>
+          <w:tab w:val="num" w:pos="1080"/>
+        </w:tabs>
+        <w:ind w:left="1080" w:hanging="360"/>
+      </w:pPr>
+      <w:rPr/>
+    </w:lvl>
+    <w:lvl w:ilvl="2">
+      <w:start w:val="1"/>
+      <w:numFmt w:val="decimal"/>
+      <w:lvlText w:val="%3."/>
+      <w:lvlJc w:val="left"/>
+      <w:pPr>
+        <w:tabs>
+          <w:tab w:val="num" w:pos="1440"/>
+        </w:tabs>
+        <w:ind w:left="1440" w:hanging="360"/>
+      </w:pPr>
+      <w:rPr/>
+    </w:lvl>
+    <w:lvl w:ilvl="3">
+      <w:start w:val="1"/>
+      <w:numFmt w:val="decimal"/>
+      <w:lvlText w:val="%4."/>
+      <w:lvlJc w:val="left"/>
+      <w:pPr>
+        <w:tabs>
+          <w:tab w:val="num" w:pos="1800"/>
+        </w:tabs>
+        <w:ind w:left="1800" w:hanging="360"/>
+      </w:pPr>
+      <w:rPr/>
+    </w:lvl>
+    <w:lvl w:ilvl="4">
+      <w:start w:val="1"/>
+      <w:numFmt w:val="decimal"/>
+      <w:lvlText w:val="%5."/>
+      <w:lvlJc w:val="left"/>
+      <w:pPr>
+        <w:tabs>
+          <w:tab w:val="num" w:pos="2160"/>
+        </w:tabs>
+        <w:ind w:left="2160" w:hanging="360"/>
+      </w:pPr>
+      <w:rPr/>
+    </w:lvl>
+    <w:lvl w:ilvl="5">
+      <w:start w:val="1"/>
+      <w:numFmt w:val="decimal"/>
+      <w:lvlText w:val="%6."/>
+      <w:lvlJc w:val="left"/>
+      <w:pPr>
+        <w:tabs>
+          <w:tab w:val="num" w:pos="2520"/>
+        </w:tabs>
+        <w:ind w:left="2520" w:hanging="360"/>
+      </w:pPr>
+      <w:rPr/>
+    </w:lvl>
+    <w:lvl w:ilvl="6">
+      <w:start w:val="1"/>
+      <w:numFmt w:val="decimal"/>
+      <w:lvlText w:val="%7."/>
+      <w:lvlJc w:val="left"/>
+      <w:pPr>
+        <w:tabs>
+          <w:tab w:val="num" w:pos="2880"/>
+        </w:tabs>
+        <w:ind w:left="2880" w:hanging="360"/>
+      </w:pPr>
+      <w:rPr/>
+    </w:lvl>
+    <w:lvl w:ilvl="7">
+      <w:start w:val="1"/>
+      <w:numFmt w:val="decimal"/>
+      <w:lvlText w:val="%8."/>
+      <w:lvlJc w:val="left"/>
+      <w:pPr>
+        <w:tabs>
+          <w:tab w:val="num" w:pos="3240"/>
+        </w:tabs>
+        <w:ind w:left="3240" w:hanging="360"/>
+      </w:pPr>
+      <w:rPr/>
+    </w:lvl>
+    <w:lvl w:ilvl="8">
+      <w:start w:val="1"/>
+      <w:numFmt w:val="decimal"/>
+      <w:lvlText w:val="%9."/>
+      <w:lvlJc w:val="left"/>
+      <w:pPr>
+        <w:tabs>
+          <w:tab w:val="num" w:pos="3600"/>
+        </w:tabs>
+        <w:ind w:left="3600" w:hanging="360"/>
+      </w:pPr>
+      <w:rPr/>
+    </w:lvl>
+  </w:abstractNum>
+  <w:abstractNum w:abstractNumId="34">
+    <w:lvl w:ilvl="0">
+      <w:start w:val="1"/>
+      <w:numFmt w:val="bullet"/>
+      <w:lvlText w:val=""/>
+      <w:lvlJc w:val="left"/>
+      <w:pPr>
+        <w:tabs>
+          <w:tab w:val="num" w:pos="0"/>
+        </w:tabs>
+        <w:ind w:left="1067" w:hanging="358"/>
+      </w:pPr>
+      <w:rPr>
+        <w:rFonts w:ascii="Symbol" w:hAnsi="Symbol" w:cs="Symbol" w:hint="default"/>
+      </w:rPr>
+    </w:lvl>
+    <w:lvl w:ilvl="1">
+      <w:start w:val="1"/>
+      <w:numFmt w:val="decimal"/>
+      <w:lvlText w:val="%2."/>
+      <w:lvlJc w:val="left"/>
+      <w:pPr>
+        <w:tabs>
+          <w:tab w:val="num" w:pos="1080"/>
+        </w:tabs>
+        <w:ind w:left="1080" w:hanging="360"/>
+      </w:pPr>
+      <w:rPr/>
+    </w:lvl>
+    <w:lvl w:ilvl="2">
+      <w:start w:val="1"/>
+      <w:numFmt w:val="decimal"/>
+      <w:lvlText w:val="%3."/>
+      <w:lvlJc w:val="left"/>
+      <w:pPr>
+        <w:tabs>
+          <w:tab w:val="num" w:pos="1440"/>
+        </w:tabs>
+        <w:ind w:left="1440" w:hanging="360"/>
+      </w:pPr>
+      <w:rPr/>
+    </w:lvl>
+    <w:lvl w:ilvl="3">
+      <w:start w:val="1"/>
+      <w:numFmt w:val="decimal"/>
+      <w:lvlText w:val="%4."/>
+      <w:lvlJc w:val="left"/>
+      <w:pPr>
+        <w:tabs>
+          <w:tab w:val="num" w:pos="1800"/>
+        </w:tabs>
+        <w:ind w:left="1800" w:hanging="360"/>
+      </w:pPr>
+      <w:rPr/>
+    </w:lvl>
+    <w:lvl w:ilvl="4">
+      <w:start w:val="1"/>
+      <w:numFmt w:val="decimal"/>
+      <w:lvlText w:val="%5."/>
+      <w:lvlJc w:val="left"/>
+      <w:pPr>
+        <w:tabs>
+          <w:tab w:val="num" w:pos="2160"/>
+        </w:tabs>
+        <w:ind w:left="2160" w:hanging="360"/>
+      </w:pPr>
+      <w:rPr/>
+    </w:lvl>
+    <w:lvl w:ilvl="5">
+      <w:start w:val="1"/>
+      <w:numFmt w:val="decimal"/>
+      <w:lvlText w:val="%6."/>
+      <w:lvlJc w:val="left"/>
+      <w:pPr>
+        <w:tabs>
+          <w:tab w:val="num" w:pos="2520"/>
+        </w:tabs>
+        <w:ind w:left="2520" w:hanging="360"/>
+      </w:pPr>
+      <w:rPr/>
+    </w:lvl>
+    <w:lvl w:ilvl="6">
+      <w:start w:val="1"/>
+      <w:numFmt w:val="decimal"/>
+      <w:lvlText w:val="%7."/>
+      <w:lvlJc w:val="left"/>
+      <w:pPr>
+        <w:tabs>
+          <w:tab w:val="num" w:pos="2880"/>
+        </w:tabs>
+        <w:ind w:left="2880" w:hanging="360"/>
+      </w:pPr>
+      <w:rPr/>
+    </w:lvl>
+    <w:lvl w:ilvl="7">
+      <w:start w:val="1"/>
+      <w:numFmt w:val="decimal"/>
+      <w:lvlText w:val="%8."/>
+      <w:lvlJc w:val="left"/>
+      <w:pPr>
+        <w:tabs>
+          <w:tab w:val="num" w:pos="3240"/>
+        </w:tabs>
+        <w:ind w:left="3240" w:hanging="360"/>
+      </w:pPr>
+      <w:rPr/>
+    </w:lvl>
+    <w:lvl w:ilvl="8">
+      <w:start w:val="1"/>
+      <w:numFmt w:val="decimal"/>
+      <w:lvlText w:val="%9."/>
+      <w:lvlJc w:val="left"/>
+      <w:pPr>
+        <w:tabs>
+          <w:tab w:val="num" w:pos="3600"/>
+        </w:tabs>
+        <w:ind w:left="3600" w:hanging="360"/>
+      </w:pPr>
+      <w:rPr/>
+    </w:lvl>
+  </w:abstractNum>
+  <w:abstractNum w:abstractNumId="35">
+    <w:lvl w:ilvl="0">
+      <w:start w:val="1"/>
+      <w:numFmt w:val="bullet"/>
+      <w:lvlText w:val=""/>
+      <w:lvlJc w:val="left"/>
+      <w:pPr>
+        <w:tabs>
+          <w:tab w:val="num" w:pos="0"/>
+        </w:tabs>
+        <w:ind w:left="1067" w:hanging="358"/>
+      </w:pPr>
+      <w:rPr>
+        <w:rFonts w:ascii="Symbol" w:hAnsi="Symbol" w:cs="Symbol" w:hint="default"/>
+      </w:rPr>
+    </w:lvl>
+    <w:lvl w:ilvl="1">
+      <w:start w:val="1"/>
+      <w:numFmt w:val="decimal"/>
+      <w:lvlText w:val="%2."/>
+      <w:lvlJc w:val="left"/>
+      <w:pPr>
+        <w:tabs>
+          <w:tab w:val="num" w:pos="1080"/>
+        </w:tabs>
+        <w:ind w:left="1080" w:hanging="360"/>
+      </w:pPr>
+      <w:rPr/>
+    </w:lvl>
+    <w:lvl w:ilvl="2">
+      <w:start w:val="1"/>
+      <w:numFmt w:val="decimal"/>
+      <w:lvlText w:val="%3."/>
+      <w:lvlJc w:val="left"/>
+      <w:pPr>
+        <w:tabs>
+          <w:tab w:val="num" w:pos="1440"/>
+        </w:tabs>
+        <w:ind w:left="1440" w:hanging="360"/>
+      </w:pPr>
+      <w:rPr/>
+    </w:lvl>
+    <w:lvl w:ilvl="3">
+      <w:start w:val="1"/>
+      <w:numFmt w:val="decimal"/>
+      <w:lvlText w:val="%4."/>
+      <w:lvlJc w:val="left"/>
+      <w:pPr>
+        <w:tabs>
+          <w:tab w:val="num" w:pos="1800"/>
+        </w:tabs>
+        <w:ind w:left="1800" w:hanging="360"/>
+      </w:pPr>
+      <w:rPr/>
+    </w:lvl>
+    <w:lvl w:ilvl="4">
+      <w:start w:val="1"/>
+      <w:numFmt w:val="decimal"/>
+      <w:lvlText w:val="%5."/>
+      <w:lvlJc w:val="left"/>
+      <w:pPr>
+        <w:tabs>
+          <w:tab w:val="num" w:pos="2160"/>
+        </w:tabs>
+        <w:ind w:left="2160" w:hanging="360"/>
+      </w:pPr>
+      <w:rPr/>
+    </w:lvl>
+    <w:lvl w:ilvl="5">
+      <w:start w:val="1"/>
+      <w:numFmt w:val="decimal"/>
+      <w:lvlText w:val="%6."/>
+      <w:lvlJc w:val="left"/>
+      <w:pPr>
+        <w:tabs>
+          <w:tab w:val="num" w:pos="2520"/>
+        </w:tabs>
+        <w:ind w:left="2520" w:hanging="360"/>
+      </w:pPr>
+      <w:rPr/>
+    </w:lvl>
+    <w:lvl w:ilvl="6">
+      <w:start w:val="1"/>
+      <w:numFmt w:val="decimal"/>
+      <w:lvlText w:val="%7."/>
+      <w:lvlJc w:val="left"/>
+      <w:pPr>
+        <w:tabs>
+          <w:tab w:val="num" w:pos="2880"/>
+        </w:tabs>
+        <w:ind w:left="2880" w:hanging="360"/>
+      </w:pPr>
+      <w:rPr/>
+    </w:lvl>
+    <w:lvl w:ilvl="7">
+      <w:start w:val="1"/>
+      <w:numFmt w:val="decimal"/>
+      <w:lvlText w:val="%8."/>
+      <w:lvlJc w:val="left"/>
+      <w:pPr>
+        <w:tabs>
+          <w:tab w:val="num" w:pos="3240"/>
+        </w:tabs>
+        <w:ind w:left="3240" w:hanging="360"/>
+      </w:pPr>
+      <w:rPr/>
+    </w:lvl>
+    <w:lvl w:ilvl="8">
+      <w:start w:val="1"/>
+      <w:numFmt w:val="decimal"/>
+      <w:lvlText w:val="%9."/>
+      <w:lvlJc w:val="left"/>
+      <w:pPr>
+        <w:tabs>
+          <w:tab w:val="num" w:pos="3600"/>
+        </w:tabs>
+        <w:ind w:left="3600" w:hanging="360"/>
+      </w:pPr>
+      <w:rPr/>
+    </w:lvl>
+  </w:abstractNum>
+  <w:abstractNum w:abstractNumId="36">
+    <w:lvl w:ilvl="0">
+      <w:start w:val="1"/>
+      <w:numFmt w:val="bullet"/>
+      <w:lvlText w:val=""/>
+      <w:lvlJc w:val="left"/>
+      <w:pPr>
+        <w:tabs>
+          <w:tab w:val="num" w:pos="0"/>
+        </w:tabs>
+        <w:ind w:left="1067" w:hanging="358"/>
+      </w:pPr>
+      <w:rPr>
+        <w:rFonts w:ascii="Symbol" w:hAnsi="Symbol" w:cs="Symbol" w:hint="default"/>
+      </w:rPr>
+    </w:lvl>
+    <w:lvl w:ilvl="1">
+      <w:start w:val="1"/>
+      <w:numFmt w:val="decimal"/>
+      <w:lvlText w:val="%2."/>
+      <w:lvlJc w:val="left"/>
+      <w:pPr>
+        <w:tabs>
+          <w:tab w:val="num" w:pos="1080"/>
+        </w:tabs>
+        <w:ind w:left="1080" w:hanging="360"/>
+      </w:pPr>
+      <w:rPr/>
+    </w:lvl>
+    <w:lvl w:ilvl="2">
+      <w:start w:val="1"/>
+      <w:numFmt w:val="decimal"/>
+      <w:lvlText w:val="%3."/>
+      <w:lvlJc w:val="left"/>
+      <w:pPr>
+        <w:tabs>
+          <w:tab w:val="num" w:pos="1440"/>
+        </w:tabs>
+        <w:ind w:left="1440" w:hanging="360"/>
+      </w:pPr>
+      <w:rPr/>
+    </w:lvl>
+    <w:lvl w:ilvl="3">
+      <w:start w:val="1"/>
+      <w:numFmt w:val="decimal"/>
+      <w:lvlText w:val="%4."/>
+      <w:lvlJc w:val="left"/>
+      <w:pPr>
+        <w:tabs>
+          <w:tab w:val="num" w:pos="1800"/>
+        </w:tabs>
+        <w:ind w:left="1800" w:hanging="360"/>
+      </w:pPr>
+      <w:rPr/>
+    </w:lvl>
+    <w:lvl w:ilvl="4">
+      <w:start w:val="1"/>
+      <w:numFmt w:val="decimal"/>
+      <w:lvlText w:val="%5."/>
+      <w:lvlJc w:val="left"/>
+      <w:pPr>
+        <w:tabs>
+          <w:tab w:val="num" w:pos="2160"/>
+        </w:tabs>
+        <w:ind w:left="2160" w:hanging="360"/>
+      </w:pPr>
+      <w:rPr/>
+    </w:lvl>
+    <w:lvl w:ilvl="5">
+      <w:start w:val="1"/>
+      <w:numFmt w:val="decimal"/>
+      <w:lvlText w:val="%6."/>
+      <w:lvlJc w:val="left"/>
+      <w:pPr>
+        <w:tabs>
+          <w:tab w:val="num" w:pos="2520"/>
+        </w:tabs>
+        <w:ind w:left="2520" w:hanging="360"/>
+      </w:pPr>
+      <w:rPr/>
+    </w:lvl>
+    <w:lvl w:ilvl="6">
+      <w:start w:val="1"/>
+      <w:numFmt w:val="decimal"/>
+      <w:lvlText w:val="%7."/>
+      <w:lvlJc w:val="left"/>
+      <w:pPr>
+        <w:tabs>
+          <w:tab w:val="num" w:pos="2880"/>
+        </w:tabs>
+        <w:ind w:left="2880" w:hanging="360"/>
+      </w:pPr>
+      <w:rPr/>
+    </w:lvl>
+    <w:lvl w:ilvl="7">
+      <w:start w:val="1"/>
+      <w:numFmt w:val="decimal"/>
+      <w:lvlText w:val="%8."/>
+      <w:lvlJc w:val="left"/>
+      <w:pPr>
+        <w:tabs>
+          <w:tab w:val="num" w:pos="3240"/>
+        </w:tabs>
+        <w:ind w:left="3240" w:hanging="360"/>
+      </w:pPr>
+      <w:rPr/>
+    </w:lvl>
+    <w:lvl w:ilvl="8">
+      <w:start w:val="1"/>
+      <w:numFmt w:val="decimal"/>
+      <w:lvlText w:val="%9."/>
+      <w:lvlJc w:val="left"/>
+      <w:pPr>
+        <w:tabs>
+          <w:tab w:val="num" w:pos="3600"/>
+        </w:tabs>
+        <w:ind w:left="3600" w:hanging="360"/>
+      </w:pPr>
+      <w:rPr/>
+    </w:lvl>
+  </w:abstractNum>
+  <w:abstractNum w:abstractNumId="37">
+    <w:lvl w:ilvl="0">
+      <w:start w:val="1"/>
+      <w:numFmt w:val="bullet"/>
+      <w:lvlText w:val=""/>
+      <w:lvlJc w:val="left"/>
+      <w:pPr>
+        <w:tabs>
+          <w:tab w:val="num" w:pos="0"/>
+        </w:tabs>
+        <w:ind w:left="1067" w:hanging="358"/>
+      </w:pPr>
+      <w:rPr>
+        <w:rFonts w:ascii="Symbol" w:hAnsi="Symbol" w:cs="Symbol" w:hint="default"/>
+      </w:rPr>
+    </w:lvl>
+    <w:lvl w:ilvl="1">
+      <w:start w:val="1"/>
+      <w:numFmt w:val="decimal"/>
+      <w:lvlText w:val="%2."/>
+      <w:lvlJc w:val="left"/>
+      <w:pPr>
+        <w:tabs>
+          <w:tab w:val="num" w:pos="1080"/>
+        </w:tabs>
+        <w:ind w:left="1080" w:hanging="360"/>
+      </w:pPr>
+      <w:rPr/>
+    </w:lvl>
+    <w:lvl w:ilvl="2">
+      <w:start w:val="1"/>
+      <w:numFmt w:val="decimal"/>
+      <w:lvlText w:val="%3."/>
+      <w:lvlJc w:val="left"/>
+      <w:pPr>
+        <w:tabs>
+          <w:tab w:val="num" w:pos="1440"/>
+        </w:tabs>
+        <w:ind w:left="1440" w:hanging="360"/>
+      </w:pPr>
+      <w:rPr/>
+    </w:lvl>
+    <w:lvl w:ilvl="3">
+      <w:start w:val="1"/>
+      <w:numFmt w:val="decimal"/>
+      <w:lvlText w:val="%4."/>
+      <w:lvlJc w:val="left"/>
+      <w:pPr>
+        <w:tabs>
+          <w:tab w:val="num" w:pos="1800"/>
+        </w:tabs>
+        <w:ind w:left="1800" w:hanging="360"/>
+      </w:pPr>
+      <w:rPr/>
+    </w:lvl>
+    <w:lvl w:ilvl="4">
+      <w:start w:val="1"/>
+      <w:numFmt w:val="decimal"/>
+      <w:lvlText w:val="%5."/>
+      <w:lvlJc w:val="left"/>
+      <w:pPr>
+        <w:tabs>
+          <w:tab w:val="num" w:pos="2160"/>
+        </w:tabs>
+        <w:ind w:left="2160" w:hanging="360"/>
+      </w:pPr>
+      <w:rPr/>
+    </w:lvl>
+    <w:lvl w:ilvl="5">
+      <w:start w:val="1"/>
+      <w:numFmt w:val="decimal"/>
+      <w:lvlText w:val="%6."/>
+      <w:lvlJc w:val="left"/>
+      <w:pPr>
+        <w:tabs>
+          <w:tab w:val="num" w:pos="2520"/>
+        </w:tabs>
+        <w:ind w:left="2520" w:hanging="360"/>
+      </w:pPr>
+      <w:rPr/>
+    </w:lvl>
+    <w:lvl w:ilvl="6">
+      <w:start w:val="1"/>
+      <w:numFmt w:val="decimal"/>
+      <w:lvlText w:val="%7."/>
+      <w:lvlJc w:val="left"/>
+      <w:pPr>
+        <w:tabs>
+          <w:tab w:val="num" w:pos="2880"/>
+        </w:tabs>
+        <w:ind w:left="2880" w:hanging="360"/>
+      </w:pPr>
+      <w:rPr/>
+    </w:lvl>
+    <w:lvl w:ilvl="7">
+      <w:start w:val="1"/>
+      <w:numFmt w:val="decimal"/>
+      <w:lvlText w:val="%8."/>
+      <w:lvlJc w:val="left"/>
+      <w:pPr>
+        <w:tabs>
+          <w:tab w:val="num" w:pos="3240"/>
+        </w:tabs>
+        <w:ind w:left="3240" w:hanging="360"/>
+      </w:pPr>
+      <w:rPr/>
+    </w:lvl>
+    <w:lvl w:ilvl="8">
+      <w:start w:val="1"/>
+      <w:numFmt w:val="decimal"/>
+      <w:lvlText w:val="%9."/>
+      <w:lvlJc w:val="left"/>
+      <w:pPr>
+        <w:tabs>
+          <w:tab w:val="num" w:pos="3600"/>
+        </w:tabs>
+        <w:ind w:left="3600" w:hanging="360"/>
+      </w:pPr>
+      <w:rPr/>
+    </w:lvl>
+  </w:abstractNum>
+  <w:abstractNum w:abstractNumId="38">
+    <w:lvl w:ilvl="0">
+      <w:start w:val="1"/>
+      <w:numFmt w:val="bullet"/>
+      <w:lvlText w:val=""/>
+      <w:lvlJc w:val="left"/>
+      <w:pPr>
+        <w:tabs>
+          <w:tab w:val="num" w:pos="0"/>
+        </w:tabs>
+        <w:ind w:left="1067" w:hanging="358"/>
+      </w:pPr>
+      <w:rPr>
+        <w:rFonts w:ascii="Symbol" w:hAnsi="Symbol" w:cs="Symbol" w:hint="default"/>
+      </w:rPr>
+    </w:lvl>
+    <w:lvl w:ilvl="1">
+      <w:start w:val="1"/>
+      <w:numFmt w:val="decimal"/>
+      <w:lvlText w:val="%2."/>
+      <w:lvlJc w:val="left"/>
+      <w:pPr>
+        <w:tabs>
+          <w:tab w:val="num" w:pos="1080"/>
+        </w:tabs>
+        <w:ind w:left="1080" w:hanging="360"/>
+      </w:pPr>
+      <w:rPr/>
+    </w:lvl>
+    <w:lvl w:ilvl="2">
+      <w:start w:val="1"/>
+      <w:numFmt w:val="decimal"/>
+      <w:lvlText w:val="%3."/>
+      <w:lvlJc w:val="left"/>
+      <w:pPr>
+        <w:tabs>
+          <w:tab w:val="num" w:pos="1440"/>
+        </w:tabs>
+        <w:ind w:left="1440" w:hanging="360"/>
+      </w:pPr>
+      <w:rPr/>
+    </w:lvl>
+    <w:lvl w:ilvl="3">
+      <w:start w:val="1"/>
+      <w:numFmt w:val="decimal"/>
+      <w:lvlText w:val="%4."/>
+      <w:lvlJc w:val="left"/>
+      <w:pPr>
+        <w:tabs>
+          <w:tab w:val="num" w:pos="1800"/>
+        </w:tabs>
+        <w:ind w:left="1800" w:hanging="360"/>
+      </w:pPr>
+      <w:rPr/>
+    </w:lvl>
+    <w:lvl w:ilvl="4">
+      <w:start w:val="1"/>
+      <w:numFmt w:val="decimal"/>
+      <w:lvlText w:val="%5."/>
+      <w:lvlJc w:val="left"/>
+      <w:pPr>
+        <w:tabs>
+          <w:tab w:val="num" w:pos="2160"/>
+        </w:tabs>
+        <w:ind w:left="2160" w:hanging="360"/>
+      </w:pPr>
+      <w:rPr/>
+    </w:lvl>
+    <w:lvl w:ilvl="5">
+      <w:start w:val="1"/>
+      <w:numFmt w:val="decimal"/>
+      <w:lvlText w:val="%6."/>
+      <w:lvlJc w:val="left"/>
+      <w:pPr>
+        <w:tabs>
+          <w:tab w:val="num" w:pos="2520"/>
+        </w:tabs>
+        <w:ind w:left="2520" w:hanging="360"/>
+      </w:pPr>
+      <w:rPr/>
+    </w:lvl>
+    <w:lvl w:ilvl="6">
+      <w:start w:val="1"/>
+      <w:numFmt w:val="decimal"/>
+      <w:lvlText w:val="%7."/>
+      <w:lvlJc w:val="left"/>
+      <w:pPr>
+        <w:tabs>
+          <w:tab w:val="num" w:pos="2880"/>
+        </w:tabs>
+        <w:ind w:left="2880" w:hanging="360"/>
+      </w:pPr>
+      <w:rPr/>
+    </w:lvl>
+    <w:lvl w:ilvl="7">
+      <w:start w:val="1"/>
+      <w:numFmt w:val="decimal"/>
+      <w:lvlText w:val="%8."/>
+      <w:lvlJc w:val="left"/>
+      <w:pPr>
+        <w:tabs>
+          <w:tab w:val="num" w:pos="3240"/>
+        </w:tabs>
+        <w:ind w:left="3240" w:hanging="360"/>
+      </w:pPr>
+      <w:rPr/>
+    </w:lvl>
+    <w:lvl w:ilvl="8">
+      <w:start w:val="1"/>
+      <w:numFmt w:val="decimal"/>
+      <w:lvlText w:val="%9."/>
+      <w:lvlJc w:val="left"/>
+      <w:pPr>
+        <w:tabs>
+          <w:tab w:val="num" w:pos="3600"/>
+        </w:tabs>
+        <w:ind w:left="3600" w:hanging="360"/>
+      </w:pPr>
+      <w:rPr/>
+    </w:lvl>
+  </w:abstractNum>
+  <w:abstractNum w:abstractNumId="39">
+    <w:lvl w:ilvl="0">
+      <w:start w:val="1"/>
+      <w:numFmt w:val="bullet"/>
+      <w:lvlText w:val=""/>
+      <w:lvlJc w:val="left"/>
+      <w:pPr>
+        <w:tabs>
+          <w:tab w:val="num" w:pos="0"/>
+        </w:tabs>
+        <w:ind w:left="1067" w:hanging="358"/>
+      </w:pPr>
+      <w:rPr>
+        <w:rFonts w:ascii="Symbol" w:hAnsi="Symbol" w:cs="Symbol" w:hint="default"/>
+      </w:rPr>
+    </w:lvl>
+    <w:lvl w:ilvl="1">
+      <w:start w:val="1"/>
+      <w:numFmt w:val="decimal"/>
+      <w:lvlText w:val="%2."/>
+      <w:lvlJc w:val="left"/>
+      <w:pPr>
+        <w:tabs>
+          <w:tab w:val="num" w:pos="1080"/>
+        </w:tabs>
+        <w:ind w:left="1080" w:hanging="360"/>
+      </w:pPr>
+      <w:rPr/>
+    </w:lvl>
+    <w:lvl w:ilvl="2">
+      <w:start w:val="1"/>
+      <w:numFmt w:val="decimal"/>
+      <w:lvlText w:val="%3."/>
+      <w:lvlJc w:val="left"/>
+      <w:pPr>
+        <w:tabs>
+          <w:tab w:val="num" w:pos="1440"/>
+        </w:tabs>
+        <w:ind w:left="1440" w:hanging="360"/>
+      </w:pPr>
+      <w:rPr/>
+    </w:lvl>
+    <w:lvl w:ilvl="3">
+      <w:start w:val="1"/>
+      <w:numFmt w:val="decimal"/>
+      <w:lvlText w:val="%4."/>
+      <w:lvlJc w:val="left"/>
+      <w:pPr>
+        <w:tabs>
+          <w:tab w:val="num" w:pos="1800"/>
+        </w:tabs>
+        <w:ind w:left="1800" w:hanging="360"/>
+      </w:pPr>
+      <w:rPr/>
+    </w:lvl>
+    <w:lvl w:ilvl="4">
+      <w:start w:val="1"/>
+      <w:numFmt w:val="decimal"/>
+      <w:lvlText w:val="%5."/>
+      <w:lvlJc w:val="left"/>
+      <w:pPr>
+        <w:tabs>
+          <w:tab w:val="num" w:pos="2160"/>
+        </w:tabs>
+        <w:ind w:left="2160" w:hanging="360"/>
+      </w:pPr>
+      <w:rPr/>
+    </w:lvl>
+    <w:lvl w:ilvl="5">
+      <w:start w:val="1"/>
+      <w:numFmt w:val="decimal"/>
+      <w:lvlText w:val="%6."/>
+      <w:lvlJc w:val="left"/>
+      <w:pPr>
+        <w:tabs>
+          <w:tab w:val="num" w:pos="2520"/>
+        </w:tabs>
+        <w:ind w:left="2520" w:hanging="360"/>
+      </w:pPr>
+      <w:rPr/>
+    </w:lvl>
+    <w:lvl w:ilvl="6">
+      <w:start w:val="1"/>
+      <w:numFmt w:val="decimal"/>
+      <w:lvlText w:val="%7."/>
+      <w:lvlJc w:val="left"/>
+      <w:pPr>
+        <w:tabs>
+          <w:tab w:val="num" w:pos="2880"/>
+        </w:tabs>
+        <w:ind w:left="2880" w:hanging="360"/>
+      </w:pPr>
+      <w:rPr/>
+    </w:lvl>
+    <w:lvl w:ilvl="7">
+      <w:start w:val="1"/>
+      <w:numFmt w:val="decimal"/>
+      <w:lvlText w:val="%8."/>
+      <w:lvlJc w:val="left"/>
+      <w:pPr>
+        <w:tabs>
+          <w:tab w:val="num" w:pos="3240"/>
+        </w:tabs>
+        <w:ind w:left="3240" w:hanging="360"/>
+      </w:pPr>
+      <w:rPr/>
+    </w:lvl>
+    <w:lvl w:ilvl="8">
+      <w:start w:val="1"/>
+      <w:numFmt w:val="decimal"/>
+      <w:lvlText w:val="%9."/>
+      <w:lvlJc w:val="left"/>
+      <w:pPr>
+        <w:tabs>
+          <w:tab w:val="num" w:pos="3600"/>
+        </w:tabs>
+        <w:ind w:left="3600" w:hanging="360"/>
+      </w:pPr>
+      <w:rPr/>
+    </w:lvl>
+  </w:abstractNum>
+  <w:abstractNum w:abstractNumId="40">
+    <w:lvl w:ilvl="0">
+      <w:start w:val="1"/>
+      <w:numFmt w:val="bullet"/>
+      <w:lvlText w:val=""/>
+      <w:lvlJc w:val="left"/>
+      <w:pPr>
+        <w:tabs>
+          <w:tab w:val="num" w:pos="0"/>
+        </w:tabs>
+        <w:ind w:left="1067" w:hanging="358"/>
+      </w:pPr>
+      <w:rPr>
+        <w:rFonts w:ascii="Symbol" w:hAnsi="Symbol" w:cs="Symbol" w:hint="default"/>
+      </w:rPr>
+    </w:lvl>
+    <w:lvl w:ilvl="1">
+      <w:start w:val="1"/>
+      <w:numFmt w:val="decimal"/>
+      <w:lvlText w:val="%2."/>
+      <w:lvlJc w:val="left"/>
+      <w:pPr>
+        <w:tabs>
+          <w:tab w:val="num" w:pos="1080"/>
+        </w:tabs>
+        <w:ind w:left="1080" w:hanging="360"/>
+      </w:pPr>
+      <w:rPr/>
+    </w:lvl>
+    <w:lvl w:ilvl="2">
+      <w:start w:val="1"/>
+      <w:numFmt w:val="decimal"/>
+      <w:lvlText w:val="%3."/>
+      <w:lvlJc w:val="left"/>
+      <w:pPr>
+        <w:tabs>
+          <w:tab w:val="num" w:pos="1440"/>
+        </w:tabs>
+        <w:ind w:left="1440" w:hanging="360"/>
+      </w:pPr>
+      <w:rPr/>
+    </w:lvl>
+    <w:lvl w:ilvl="3">
+      <w:start w:val="1"/>
+      <w:numFmt w:val="decimal"/>
+      <w:lvlText w:val="%4."/>
+      <w:lvlJc w:val="left"/>
+      <w:pPr>
+        <w:tabs>
+          <w:tab w:val="num" w:pos="1800"/>
+        </w:tabs>
+        <w:ind w:left="1800" w:hanging="360"/>
+      </w:pPr>
+      <w:rPr/>
+    </w:lvl>
+    <w:lvl w:ilvl="4">
+      <w:start w:val="1"/>
+      <w:numFmt w:val="decimal"/>
+      <w:lvlText w:val="%5."/>
+      <w:lvlJc w:val="left"/>
+      <w:pPr>
+        <w:tabs>
+          <w:tab w:val="num" w:pos="2160"/>
+        </w:tabs>
+        <w:ind w:left="2160" w:hanging="360"/>
+      </w:pPr>
+      <w:rPr/>
+    </w:lvl>
+    <w:lvl w:ilvl="5">
+      <w:start w:val="1"/>
+      <w:numFmt w:val="decimal"/>
+      <w:lvlText w:val="%6."/>
+      <w:lvlJc w:val="left"/>
+      <w:pPr>
+        <w:tabs>
+          <w:tab w:val="num" w:pos="2520"/>
+        </w:tabs>
+        <w:ind w:left="2520" w:hanging="360"/>
+      </w:pPr>
+      <w:rPr/>
+    </w:lvl>
+    <w:lvl w:ilvl="6">
+      <w:start w:val="1"/>
+      <w:numFmt w:val="decimal"/>
+      <w:lvlText w:val="%7."/>
+      <w:lvlJc w:val="left"/>
+      <w:pPr>
+        <w:tabs>
+          <w:tab w:val="num" w:pos="2880"/>
+        </w:tabs>
+        <w:ind w:left="2880" w:hanging="360"/>
+      </w:pPr>
+      <w:rPr/>
+    </w:lvl>
+    <w:lvl w:ilvl="7">
+      <w:start w:val="1"/>
+      <w:numFmt w:val="decimal"/>
+      <w:lvlText w:val="%8."/>
+      <w:lvlJc w:val="left"/>
+      <w:pPr>
+        <w:tabs>
+          <w:tab w:val="num" w:pos="3240"/>
+        </w:tabs>
+        <w:ind w:left="3240" w:hanging="360"/>
+      </w:pPr>
+      <w:rPr/>
+    </w:lvl>
+    <w:lvl w:ilvl="8">
+      <w:start w:val="1"/>
+      <w:numFmt w:val="decimal"/>
+      <w:lvlText w:val="%9."/>
+      <w:lvlJc w:val="left"/>
+      <w:pPr>
+        <w:tabs>
+          <w:tab w:val="num" w:pos="3600"/>
+        </w:tabs>
+        <w:ind w:left="3600" w:hanging="360"/>
+      </w:pPr>
+      <w:rPr/>
+    </w:lvl>
+  </w:abstractNum>
+  <w:abstractNum w:abstractNumId="41">
+    <w:lvl w:ilvl="0">
+      <w:start w:val="1"/>
       <w:numFmt w:val="decimal"/>
       <w:lvlText w:val="%1)"/>
       <w:lvlJc w:val="left"/>
@@ -6209,10 +10454,486 @@
       <w:rPr/>
     </w:lvl>
   </w:abstractNum>
-  <w:abstractNum w:abstractNumId="8">
+  <w:abstractNum w:abstractNumId="42">
     <w:lvl w:ilvl="0">
       <w:start w:val="1"/>
       <w:numFmt w:val="decimal"/>
+      <w:lvlText w:val="%1)"/>
+      <w:lvlJc w:val="left"/>
+      <w:pPr>
+        <w:tabs>
+          <w:tab w:val="num" w:pos="0"/>
+        </w:tabs>
+        <w:ind w:left="1067" w:hanging="358"/>
+      </w:pPr>
+      <w:rPr/>
+    </w:lvl>
+    <w:lvl w:ilvl="1">
+      <w:start w:val="1"/>
+      <w:numFmt w:val="decimal"/>
+      <w:lvlText w:val="%2."/>
+      <w:lvlJc w:val="left"/>
+      <w:pPr>
+        <w:tabs>
+          <w:tab w:val="num" w:pos="1080"/>
+        </w:tabs>
+        <w:ind w:left="1080" w:hanging="360"/>
+      </w:pPr>
+      <w:rPr/>
+    </w:lvl>
+    <w:lvl w:ilvl="2">
+      <w:start w:val="1"/>
+      <w:numFmt w:val="decimal"/>
+      <w:lvlText w:val="%3."/>
+      <w:lvlJc w:val="left"/>
+      <w:pPr>
+        <w:tabs>
+          <w:tab w:val="num" w:pos="1440"/>
+        </w:tabs>
+        <w:ind w:left="1440" w:hanging="360"/>
+      </w:pPr>
+      <w:rPr/>
+    </w:lvl>
+    <w:lvl w:ilvl="3">
+      <w:start w:val="1"/>
+      <w:numFmt w:val="decimal"/>
+      <w:lvlText w:val="%4."/>
+      <w:lvlJc w:val="left"/>
+      <w:pPr>
+        <w:tabs>
+          <w:tab w:val="num" w:pos="1800"/>
+        </w:tabs>
+        <w:ind w:left="1800" w:hanging="360"/>
+      </w:pPr>
+      <w:rPr/>
+    </w:lvl>
+    <w:lvl w:ilvl="4">
+      <w:start w:val="1"/>
+      <w:numFmt w:val="decimal"/>
+      <w:lvlText w:val="%5."/>
+      <w:lvlJc w:val="left"/>
+      <w:pPr>
+        <w:tabs>
+          <w:tab w:val="num" w:pos="2160"/>
+        </w:tabs>
+        <w:ind w:left="2160" w:hanging="360"/>
+      </w:pPr>
+      <w:rPr/>
+    </w:lvl>
+    <w:lvl w:ilvl="5">
+      <w:start w:val="1"/>
+      <w:numFmt w:val="decimal"/>
+      <w:lvlText w:val="%6."/>
+      <w:lvlJc w:val="left"/>
+      <w:pPr>
+        <w:tabs>
+          <w:tab w:val="num" w:pos="2520"/>
+        </w:tabs>
+        <w:ind w:left="2520" w:hanging="360"/>
+      </w:pPr>
+      <w:rPr/>
+    </w:lvl>
+    <w:lvl w:ilvl="6">
+      <w:start w:val="1"/>
+      <w:numFmt w:val="decimal"/>
+      <w:lvlText w:val="%7."/>
+      <w:lvlJc w:val="left"/>
+      <w:pPr>
+        <w:tabs>
+          <w:tab w:val="num" w:pos="2880"/>
+        </w:tabs>
+        <w:ind w:left="2880" w:hanging="360"/>
+      </w:pPr>
+      <w:rPr/>
+    </w:lvl>
+    <w:lvl w:ilvl="7">
+      <w:start w:val="1"/>
+      <w:numFmt w:val="decimal"/>
+      <w:lvlText w:val="%8."/>
+      <w:lvlJc w:val="left"/>
+      <w:pPr>
+        <w:tabs>
+          <w:tab w:val="num" w:pos="3240"/>
+        </w:tabs>
+        <w:ind w:left="3240" w:hanging="360"/>
+      </w:pPr>
+      <w:rPr/>
+    </w:lvl>
+    <w:lvl w:ilvl="8">
+      <w:start w:val="1"/>
+      <w:numFmt w:val="decimal"/>
+      <w:lvlText w:val="%9."/>
+      <w:lvlJc w:val="left"/>
+      <w:pPr>
+        <w:tabs>
+          <w:tab w:val="num" w:pos="3600"/>
+        </w:tabs>
+        <w:ind w:left="3600" w:hanging="360"/>
+      </w:pPr>
+      <w:rPr/>
+    </w:lvl>
+  </w:abstractNum>
+  <w:abstractNum w:abstractNumId="43">
+    <w:lvl w:ilvl="0">
+      <w:start w:val="1"/>
+      <w:numFmt w:val="decimal"/>
+      <w:lvlText w:val="%1)"/>
+      <w:lvlJc w:val="left"/>
+      <w:pPr>
+        <w:tabs>
+          <w:tab w:val="num" w:pos="0"/>
+        </w:tabs>
+        <w:ind w:left="1067" w:hanging="358"/>
+      </w:pPr>
+      <w:rPr/>
+    </w:lvl>
+    <w:lvl w:ilvl="1">
+      <w:start w:val="1"/>
+      <w:numFmt w:val="decimal"/>
+      <w:lvlText w:val="%2."/>
+      <w:lvlJc w:val="left"/>
+      <w:pPr>
+        <w:tabs>
+          <w:tab w:val="num" w:pos="1080"/>
+        </w:tabs>
+        <w:ind w:left="1080" w:hanging="360"/>
+      </w:pPr>
+      <w:rPr/>
+    </w:lvl>
+    <w:lvl w:ilvl="2">
+      <w:start w:val="1"/>
+      <w:numFmt w:val="decimal"/>
+      <w:lvlText w:val="%3."/>
+      <w:lvlJc w:val="left"/>
+      <w:pPr>
+        <w:tabs>
+          <w:tab w:val="num" w:pos="1440"/>
+        </w:tabs>
+        <w:ind w:left="1440" w:hanging="360"/>
+      </w:pPr>
+      <w:rPr/>
+    </w:lvl>
+    <w:lvl w:ilvl="3">
+      <w:start w:val="1"/>
+      <w:numFmt w:val="decimal"/>
+      <w:lvlText w:val="%4."/>
+      <w:lvlJc w:val="left"/>
+      <w:pPr>
+        <w:tabs>
+          <w:tab w:val="num" w:pos="1800"/>
+        </w:tabs>
+        <w:ind w:left="1800" w:hanging="360"/>
+      </w:pPr>
+      <w:rPr/>
+    </w:lvl>
+    <w:lvl w:ilvl="4">
+      <w:start w:val="1"/>
+      <w:numFmt w:val="decimal"/>
+      <w:lvlText w:val="%5."/>
+      <w:lvlJc w:val="left"/>
+      <w:pPr>
+        <w:tabs>
+          <w:tab w:val="num" w:pos="2160"/>
+        </w:tabs>
+        <w:ind w:left="2160" w:hanging="360"/>
+      </w:pPr>
+      <w:rPr/>
+    </w:lvl>
+    <w:lvl w:ilvl="5">
+      <w:start w:val="1"/>
+      <w:numFmt w:val="decimal"/>
+      <w:lvlText w:val="%6."/>
+      <w:lvlJc w:val="left"/>
+      <w:pPr>
+        <w:tabs>
+          <w:tab w:val="num" w:pos="2520"/>
+        </w:tabs>
+        <w:ind w:left="2520" w:hanging="360"/>
+      </w:pPr>
+      <w:rPr/>
+    </w:lvl>
+    <w:lvl w:ilvl="6">
+      <w:start w:val="1"/>
+      <w:numFmt w:val="decimal"/>
+      <w:lvlText w:val="%7."/>
+      <w:lvlJc w:val="left"/>
+      <w:pPr>
+        <w:tabs>
+          <w:tab w:val="num" w:pos="2880"/>
+        </w:tabs>
+        <w:ind w:left="2880" w:hanging="360"/>
+      </w:pPr>
+      <w:rPr/>
+    </w:lvl>
+    <w:lvl w:ilvl="7">
+      <w:start w:val="1"/>
+      <w:numFmt w:val="decimal"/>
+      <w:lvlText w:val="%8."/>
+      <w:lvlJc w:val="left"/>
+      <w:pPr>
+        <w:tabs>
+          <w:tab w:val="num" w:pos="3240"/>
+        </w:tabs>
+        <w:ind w:left="3240" w:hanging="360"/>
+      </w:pPr>
+      <w:rPr/>
+    </w:lvl>
+    <w:lvl w:ilvl="8">
+      <w:start w:val="1"/>
+      <w:numFmt w:val="decimal"/>
+      <w:lvlText w:val="%9."/>
+      <w:lvlJc w:val="left"/>
+      <w:pPr>
+        <w:tabs>
+          <w:tab w:val="num" w:pos="3600"/>
+        </w:tabs>
+        <w:ind w:left="3600" w:hanging="360"/>
+      </w:pPr>
+      <w:rPr/>
+    </w:lvl>
+  </w:abstractNum>
+  <w:abstractNum w:abstractNumId="44">
+    <w:lvl w:ilvl="0">
+      <w:start w:val="1"/>
+      <w:numFmt w:val="decimal"/>
+      <w:lvlText w:val="%1)"/>
+      <w:lvlJc w:val="left"/>
+      <w:pPr>
+        <w:tabs>
+          <w:tab w:val="num" w:pos="0"/>
+        </w:tabs>
+        <w:ind w:left="1067" w:hanging="358"/>
+      </w:pPr>
+      <w:rPr/>
+    </w:lvl>
+    <w:lvl w:ilvl="1">
+      <w:start w:val="1"/>
+      <w:numFmt w:val="decimal"/>
+      <w:lvlText w:val="%2."/>
+      <w:lvlJc w:val="left"/>
+      <w:pPr>
+        <w:tabs>
+          <w:tab w:val="num" w:pos="1080"/>
+        </w:tabs>
+        <w:ind w:left="1080" w:hanging="360"/>
+      </w:pPr>
+      <w:rPr/>
+    </w:lvl>
+    <w:lvl w:ilvl="2">
+      <w:start w:val="1"/>
+      <w:numFmt w:val="decimal"/>
+      <w:lvlText w:val="%3."/>
+      <w:lvlJc w:val="left"/>
+      <w:pPr>
+        <w:tabs>
+          <w:tab w:val="num" w:pos="1440"/>
+        </w:tabs>
+        <w:ind w:left="1440" w:hanging="360"/>
+      </w:pPr>
+      <w:rPr/>
+    </w:lvl>
+    <w:lvl w:ilvl="3">
+      <w:start w:val="1"/>
+      <w:numFmt w:val="decimal"/>
+      <w:lvlText w:val="%4."/>
+      <w:lvlJc w:val="left"/>
+      <w:pPr>
+        <w:tabs>
+          <w:tab w:val="num" w:pos="1800"/>
+        </w:tabs>
+        <w:ind w:left="1800" w:hanging="360"/>
+      </w:pPr>
+      <w:rPr/>
+    </w:lvl>
+    <w:lvl w:ilvl="4">
+      <w:start w:val="1"/>
+      <w:numFmt w:val="decimal"/>
+      <w:lvlText w:val="%5."/>
+      <w:lvlJc w:val="left"/>
+      <w:pPr>
+        <w:tabs>
+          <w:tab w:val="num" w:pos="2160"/>
+        </w:tabs>
+        <w:ind w:left="2160" w:hanging="360"/>
+      </w:pPr>
+      <w:rPr/>
+    </w:lvl>
+    <w:lvl w:ilvl="5">
+      <w:start w:val="1"/>
+      <w:numFmt w:val="decimal"/>
+      <w:lvlText w:val="%6."/>
+      <w:lvlJc w:val="left"/>
+      <w:pPr>
+        <w:tabs>
+          <w:tab w:val="num" w:pos="2520"/>
+        </w:tabs>
+        <w:ind w:left="2520" w:hanging="360"/>
+      </w:pPr>
+      <w:rPr/>
+    </w:lvl>
+    <w:lvl w:ilvl="6">
+      <w:start w:val="1"/>
+      <w:numFmt w:val="decimal"/>
+      <w:lvlText w:val="%7."/>
+      <w:lvlJc w:val="left"/>
+      <w:pPr>
+        <w:tabs>
+          <w:tab w:val="num" w:pos="2880"/>
+        </w:tabs>
+        <w:ind w:left="2880" w:hanging="360"/>
+      </w:pPr>
+      <w:rPr/>
+    </w:lvl>
+    <w:lvl w:ilvl="7">
+      <w:start w:val="1"/>
+      <w:numFmt w:val="decimal"/>
+      <w:lvlText w:val="%8."/>
+      <w:lvlJc w:val="left"/>
+      <w:pPr>
+        <w:tabs>
+          <w:tab w:val="num" w:pos="3240"/>
+        </w:tabs>
+        <w:ind w:left="3240" w:hanging="360"/>
+      </w:pPr>
+      <w:rPr/>
+    </w:lvl>
+    <w:lvl w:ilvl="8">
+      <w:start w:val="1"/>
+      <w:numFmt w:val="decimal"/>
+      <w:lvlText w:val="%9."/>
+      <w:lvlJc w:val="left"/>
+      <w:pPr>
+        <w:tabs>
+          <w:tab w:val="num" w:pos="3600"/>
+        </w:tabs>
+        <w:ind w:left="3600" w:hanging="360"/>
+      </w:pPr>
+      <w:rPr/>
+    </w:lvl>
+  </w:abstractNum>
+  <w:abstractNum w:abstractNumId="45">
+    <w:lvl w:ilvl="0">
+      <w:start w:val="1"/>
+      <w:numFmt w:val="decimal"/>
+      <w:lvlText w:val="%1)"/>
+      <w:lvlJc w:val="left"/>
+      <w:pPr>
+        <w:tabs>
+          <w:tab w:val="num" w:pos="0"/>
+        </w:tabs>
+        <w:ind w:left="1067" w:hanging="358"/>
+      </w:pPr>
+      <w:rPr/>
+    </w:lvl>
+    <w:lvl w:ilvl="1">
+      <w:start w:val="1"/>
+      <w:numFmt w:val="decimal"/>
+      <w:lvlText w:val="%2."/>
+      <w:lvlJc w:val="left"/>
+      <w:pPr>
+        <w:tabs>
+          <w:tab w:val="num" w:pos="1080"/>
+        </w:tabs>
+        <w:ind w:left="1080" w:hanging="360"/>
+      </w:pPr>
+      <w:rPr/>
+    </w:lvl>
+    <w:lvl w:ilvl="2">
+      <w:start w:val="1"/>
+      <w:numFmt w:val="decimal"/>
+      <w:lvlText w:val="%3."/>
+      <w:lvlJc w:val="left"/>
+      <w:pPr>
+        <w:tabs>
+          <w:tab w:val="num" w:pos="1440"/>
+        </w:tabs>
+        <w:ind w:left="1440" w:hanging="360"/>
+      </w:pPr>
+      <w:rPr/>
+    </w:lvl>
+    <w:lvl w:ilvl="3">
+      <w:start w:val="1"/>
+      <w:numFmt w:val="decimal"/>
+      <w:lvlText w:val="%4."/>
+      <w:lvlJc w:val="left"/>
+      <w:pPr>
+        <w:tabs>
+          <w:tab w:val="num" w:pos="1800"/>
+        </w:tabs>
+        <w:ind w:left="1800" w:hanging="360"/>
+      </w:pPr>
+      <w:rPr/>
+    </w:lvl>
+    <w:lvl w:ilvl="4">
+      <w:start w:val="1"/>
+      <w:numFmt w:val="decimal"/>
+      <w:lvlText w:val="%5."/>
+      <w:lvlJc w:val="left"/>
+      <w:pPr>
+        <w:tabs>
+          <w:tab w:val="num" w:pos="2160"/>
+        </w:tabs>
+        <w:ind w:left="2160" w:hanging="360"/>
+      </w:pPr>
+      <w:rPr/>
+    </w:lvl>
+    <w:lvl w:ilvl="5">
+      <w:start w:val="1"/>
+      <w:numFmt w:val="decimal"/>
+      <w:lvlText w:val="%6."/>
+      <w:lvlJc w:val="left"/>
+      <w:pPr>
+        <w:tabs>
+          <w:tab w:val="num" w:pos="2520"/>
+        </w:tabs>
+        <w:ind w:left="2520" w:hanging="360"/>
+      </w:pPr>
+      <w:rPr/>
+    </w:lvl>
+    <w:lvl w:ilvl="6">
+      <w:start w:val="1"/>
+      <w:numFmt w:val="decimal"/>
+      <w:lvlText w:val="%7."/>
+      <w:lvlJc w:val="left"/>
+      <w:pPr>
+        <w:tabs>
+          <w:tab w:val="num" w:pos="2880"/>
+        </w:tabs>
+        <w:ind w:left="2880" w:hanging="360"/>
+      </w:pPr>
+      <w:rPr/>
+    </w:lvl>
+    <w:lvl w:ilvl="7">
+      <w:start w:val="1"/>
+      <w:numFmt w:val="decimal"/>
+      <w:lvlText w:val="%8."/>
+      <w:lvlJc w:val="left"/>
+      <w:pPr>
+        <w:tabs>
+          <w:tab w:val="num" w:pos="3240"/>
+        </w:tabs>
+        <w:ind w:left="3240" w:hanging="360"/>
+      </w:pPr>
+      <w:rPr/>
+    </w:lvl>
+    <w:lvl w:ilvl="8">
+      <w:start w:val="1"/>
+      <w:numFmt w:val="decimal"/>
+      <w:lvlText w:val="%9."/>
+      <w:lvlJc w:val="left"/>
+      <w:pPr>
+        <w:tabs>
+          <w:tab w:val="num" w:pos="3600"/>
+        </w:tabs>
+        <w:ind w:left="3600" w:hanging="360"/>
+      </w:pPr>
+      <w:rPr/>
+    </w:lvl>
+  </w:abstractNum>
+  <w:abstractNum w:abstractNumId="46">
+    <w:lvl w:ilvl="0">
+      <w:start w:val="1"/>
+      <w:numFmt w:val="decimal"/>
       <w:lvlText w:val="%1."/>
       <w:lvlJc w:val="left"/>
       <w:pPr>
@@ -6328,7 +11049,2268 @@
       <w:rPr/>
     </w:lvl>
   </w:abstractNum>
-  <w:abstractNum w:abstractNumId="9">
+  <w:abstractNum w:abstractNumId="47">
+    <w:lvl w:ilvl="0">
+      <w:start w:val="1"/>
+      <w:numFmt w:val="decimal"/>
+      <w:lvlText w:val="%1."/>
+      <w:lvlJc w:val="left"/>
+      <w:pPr>
+        <w:tabs>
+          <w:tab w:val="num" w:pos="0"/>
+        </w:tabs>
+        <w:ind w:left="600" w:hanging="360"/>
+      </w:pPr>
+      <w:rPr/>
+    </w:lvl>
+    <w:lvl w:ilvl="1">
+      <w:start w:val="1"/>
+      <w:numFmt w:val="decimal"/>
+      <w:lvlText w:val="%2."/>
+      <w:lvlJc w:val="left"/>
+      <w:pPr>
+        <w:tabs>
+          <w:tab w:val="num" w:pos="1080"/>
+        </w:tabs>
+        <w:ind w:left="1080" w:hanging="360"/>
+      </w:pPr>
+      <w:rPr/>
+    </w:lvl>
+    <w:lvl w:ilvl="2">
+      <w:start w:val="1"/>
+      <w:numFmt w:val="decimal"/>
+      <w:lvlText w:val="%3."/>
+      <w:lvlJc w:val="left"/>
+      <w:pPr>
+        <w:tabs>
+          <w:tab w:val="num" w:pos="1440"/>
+        </w:tabs>
+        <w:ind w:left="1440" w:hanging="360"/>
+      </w:pPr>
+      <w:rPr/>
+    </w:lvl>
+    <w:lvl w:ilvl="3">
+      <w:start w:val="1"/>
+      <w:numFmt w:val="decimal"/>
+      <w:lvlText w:val="%4."/>
+      <w:lvlJc w:val="left"/>
+      <w:pPr>
+        <w:tabs>
+          <w:tab w:val="num" w:pos="1800"/>
+        </w:tabs>
+        <w:ind w:left="1800" w:hanging="360"/>
+      </w:pPr>
+      <w:rPr/>
+    </w:lvl>
+    <w:lvl w:ilvl="4">
+      <w:start w:val="1"/>
+      <w:numFmt w:val="decimal"/>
+      <w:lvlText w:val="%5."/>
+      <w:lvlJc w:val="left"/>
+      <w:pPr>
+        <w:tabs>
+          <w:tab w:val="num" w:pos="2160"/>
+        </w:tabs>
+        <w:ind w:left="2160" w:hanging="360"/>
+      </w:pPr>
+      <w:rPr/>
+    </w:lvl>
+    <w:lvl w:ilvl="5">
+      <w:start w:val="1"/>
+      <w:numFmt w:val="decimal"/>
+      <w:lvlText w:val="%6."/>
+      <w:lvlJc w:val="left"/>
+      <w:pPr>
+        <w:tabs>
+          <w:tab w:val="num" w:pos="2520"/>
+        </w:tabs>
+        <w:ind w:left="2520" w:hanging="360"/>
+      </w:pPr>
+      <w:rPr/>
+    </w:lvl>
+    <w:lvl w:ilvl="6">
+      <w:start w:val="1"/>
+      <w:numFmt w:val="decimal"/>
+      <w:lvlText w:val="%7."/>
+      <w:lvlJc w:val="left"/>
+      <w:pPr>
+        <w:tabs>
+          <w:tab w:val="num" w:pos="2880"/>
+        </w:tabs>
+        <w:ind w:left="2880" w:hanging="360"/>
+      </w:pPr>
+      <w:rPr/>
+    </w:lvl>
+    <w:lvl w:ilvl="7">
+      <w:start w:val="1"/>
+      <w:numFmt w:val="decimal"/>
+      <w:lvlText w:val="%8."/>
+      <w:lvlJc w:val="left"/>
+      <w:pPr>
+        <w:tabs>
+          <w:tab w:val="num" w:pos="3240"/>
+        </w:tabs>
+        <w:ind w:left="3240" w:hanging="360"/>
+      </w:pPr>
+      <w:rPr/>
+    </w:lvl>
+    <w:lvl w:ilvl="8">
+      <w:start w:val="1"/>
+      <w:numFmt w:val="decimal"/>
+      <w:lvlText w:val="%9."/>
+      <w:lvlJc w:val="left"/>
+      <w:pPr>
+        <w:tabs>
+          <w:tab w:val="num" w:pos="3600"/>
+        </w:tabs>
+        <w:ind w:left="3600" w:hanging="360"/>
+      </w:pPr>
+      <w:rPr/>
+    </w:lvl>
+  </w:abstractNum>
+  <w:abstractNum w:abstractNumId="48">
+    <w:lvl w:ilvl="0">
+      <w:start w:val="1"/>
+      <w:numFmt w:val="decimal"/>
+      <w:lvlText w:val="%1."/>
+      <w:lvlJc w:val="left"/>
+      <w:pPr>
+        <w:tabs>
+          <w:tab w:val="num" w:pos="0"/>
+        </w:tabs>
+        <w:ind w:left="600" w:hanging="360"/>
+      </w:pPr>
+      <w:rPr/>
+    </w:lvl>
+    <w:lvl w:ilvl="1">
+      <w:start w:val="1"/>
+      <w:numFmt w:val="decimal"/>
+      <w:lvlText w:val="%2."/>
+      <w:lvlJc w:val="left"/>
+      <w:pPr>
+        <w:tabs>
+          <w:tab w:val="num" w:pos="1080"/>
+        </w:tabs>
+        <w:ind w:left="1080" w:hanging="360"/>
+      </w:pPr>
+      <w:rPr/>
+    </w:lvl>
+    <w:lvl w:ilvl="2">
+      <w:start w:val="1"/>
+      <w:numFmt w:val="decimal"/>
+      <w:lvlText w:val="%3."/>
+      <w:lvlJc w:val="left"/>
+      <w:pPr>
+        <w:tabs>
+          <w:tab w:val="num" w:pos="1440"/>
+        </w:tabs>
+        <w:ind w:left="1440" w:hanging="360"/>
+      </w:pPr>
+      <w:rPr/>
+    </w:lvl>
+    <w:lvl w:ilvl="3">
+      <w:start w:val="1"/>
+      <w:numFmt w:val="decimal"/>
+      <w:lvlText w:val="%4."/>
+      <w:lvlJc w:val="left"/>
+      <w:pPr>
+        <w:tabs>
+          <w:tab w:val="num" w:pos="1800"/>
+        </w:tabs>
+        <w:ind w:left="1800" w:hanging="360"/>
+      </w:pPr>
+      <w:rPr/>
+    </w:lvl>
+    <w:lvl w:ilvl="4">
+      <w:start w:val="1"/>
+      <w:numFmt w:val="decimal"/>
+      <w:lvlText w:val="%5."/>
+      <w:lvlJc w:val="left"/>
+      <w:pPr>
+        <w:tabs>
+          <w:tab w:val="num" w:pos="2160"/>
+        </w:tabs>
+        <w:ind w:left="2160" w:hanging="360"/>
+      </w:pPr>
+      <w:rPr/>
+    </w:lvl>
+    <w:lvl w:ilvl="5">
+      <w:start w:val="1"/>
+      <w:numFmt w:val="decimal"/>
+      <w:lvlText w:val="%6."/>
+      <w:lvlJc w:val="left"/>
+      <w:pPr>
+        <w:tabs>
+          <w:tab w:val="num" w:pos="2520"/>
+        </w:tabs>
+        <w:ind w:left="2520" w:hanging="360"/>
+      </w:pPr>
+      <w:rPr/>
+    </w:lvl>
+    <w:lvl w:ilvl="6">
+      <w:start w:val="1"/>
+      <w:numFmt w:val="decimal"/>
+      <w:lvlText w:val="%7."/>
+      <w:lvlJc w:val="left"/>
+      <w:pPr>
+        <w:tabs>
+          <w:tab w:val="num" w:pos="2880"/>
+        </w:tabs>
+        <w:ind w:left="2880" w:hanging="360"/>
+      </w:pPr>
+      <w:rPr/>
+    </w:lvl>
+    <w:lvl w:ilvl="7">
+      <w:start w:val="1"/>
+      <w:numFmt w:val="decimal"/>
+      <w:lvlText w:val="%8."/>
+      <w:lvlJc w:val="left"/>
+      <w:pPr>
+        <w:tabs>
+          <w:tab w:val="num" w:pos="3240"/>
+        </w:tabs>
+        <w:ind w:left="3240" w:hanging="360"/>
+      </w:pPr>
+      <w:rPr/>
+    </w:lvl>
+    <w:lvl w:ilvl="8">
+      <w:start w:val="1"/>
+      <w:numFmt w:val="decimal"/>
+      <w:lvlText w:val="%9."/>
+      <w:lvlJc w:val="left"/>
+      <w:pPr>
+        <w:tabs>
+          <w:tab w:val="num" w:pos="3600"/>
+        </w:tabs>
+        <w:ind w:left="3600" w:hanging="360"/>
+      </w:pPr>
+      <w:rPr/>
+    </w:lvl>
+  </w:abstractNum>
+  <w:abstractNum w:abstractNumId="49">
+    <w:lvl w:ilvl="0">
+      <w:start w:val="1"/>
+      <w:numFmt w:val="decimal"/>
+      <w:lvlText w:val="%1."/>
+      <w:lvlJc w:val="left"/>
+      <w:pPr>
+        <w:tabs>
+          <w:tab w:val="num" w:pos="0"/>
+        </w:tabs>
+        <w:ind w:left="600" w:hanging="360"/>
+      </w:pPr>
+      <w:rPr/>
+    </w:lvl>
+    <w:lvl w:ilvl="1">
+      <w:start w:val="1"/>
+      <w:numFmt w:val="decimal"/>
+      <w:lvlText w:val="%2."/>
+      <w:lvlJc w:val="left"/>
+      <w:pPr>
+        <w:tabs>
+          <w:tab w:val="num" w:pos="1080"/>
+        </w:tabs>
+        <w:ind w:left="1080" w:hanging="360"/>
+      </w:pPr>
+      <w:rPr/>
+    </w:lvl>
+    <w:lvl w:ilvl="2">
+      <w:start w:val="1"/>
+      <w:numFmt w:val="decimal"/>
+      <w:lvlText w:val="%3."/>
+      <w:lvlJc w:val="left"/>
+      <w:pPr>
+        <w:tabs>
+          <w:tab w:val="num" w:pos="1440"/>
+        </w:tabs>
+        <w:ind w:left="1440" w:hanging="360"/>
+      </w:pPr>
+      <w:rPr/>
+    </w:lvl>
+    <w:lvl w:ilvl="3">
+      <w:start w:val="1"/>
+      <w:numFmt w:val="decimal"/>
+      <w:lvlText w:val="%4."/>
+      <w:lvlJc w:val="left"/>
+      <w:pPr>
+        <w:tabs>
+          <w:tab w:val="num" w:pos="1800"/>
+        </w:tabs>
+        <w:ind w:left="1800" w:hanging="360"/>
+      </w:pPr>
+      <w:rPr/>
+    </w:lvl>
+    <w:lvl w:ilvl="4">
+      <w:start w:val="1"/>
+      <w:numFmt w:val="decimal"/>
+      <w:lvlText w:val="%5."/>
+      <w:lvlJc w:val="left"/>
+      <w:pPr>
+        <w:tabs>
+          <w:tab w:val="num" w:pos="2160"/>
+        </w:tabs>
+        <w:ind w:left="2160" w:hanging="360"/>
+      </w:pPr>
+      <w:rPr/>
+    </w:lvl>
+    <w:lvl w:ilvl="5">
+      <w:start w:val="1"/>
+      <w:numFmt w:val="decimal"/>
+      <w:lvlText w:val="%6."/>
+      <w:lvlJc w:val="left"/>
+      <w:pPr>
+        <w:tabs>
+          <w:tab w:val="num" w:pos="2520"/>
+        </w:tabs>
+        <w:ind w:left="2520" w:hanging="360"/>
+      </w:pPr>
+      <w:rPr/>
+    </w:lvl>
+    <w:lvl w:ilvl="6">
+      <w:start w:val="1"/>
+      <w:numFmt w:val="decimal"/>
+      <w:lvlText w:val="%7."/>
+      <w:lvlJc w:val="left"/>
+      <w:pPr>
+        <w:tabs>
+          <w:tab w:val="num" w:pos="2880"/>
+        </w:tabs>
+        <w:ind w:left="2880" w:hanging="360"/>
+      </w:pPr>
+      <w:rPr/>
+    </w:lvl>
+    <w:lvl w:ilvl="7">
+      <w:start w:val="1"/>
+      <w:numFmt w:val="decimal"/>
+      <w:lvlText w:val="%8."/>
+      <w:lvlJc w:val="left"/>
+      <w:pPr>
+        <w:tabs>
+          <w:tab w:val="num" w:pos="3240"/>
+        </w:tabs>
+        <w:ind w:left="3240" w:hanging="360"/>
+      </w:pPr>
+      <w:rPr/>
+    </w:lvl>
+    <w:lvl w:ilvl="8">
+      <w:start w:val="1"/>
+      <w:numFmt w:val="decimal"/>
+      <w:lvlText w:val="%9."/>
+      <w:lvlJc w:val="left"/>
+      <w:pPr>
+        <w:tabs>
+          <w:tab w:val="num" w:pos="3600"/>
+        </w:tabs>
+        <w:ind w:left="3600" w:hanging="360"/>
+      </w:pPr>
+      <w:rPr/>
+    </w:lvl>
+  </w:abstractNum>
+  <w:abstractNum w:abstractNumId="50">
+    <w:lvl w:ilvl="0">
+      <w:start w:val="1"/>
+      <w:numFmt w:val="decimal"/>
+      <w:lvlText w:val="%1."/>
+      <w:lvlJc w:val="left"/>
+      <w:pPr>
+        <w:tabs>
+          <w:tab w:val="num" w:pos="0"/>
+        </w:tabs>
+        <w:ind w:left="600" w:hanging="360"/>
+      </w:pPr>
+      <w:rPr/>
+    </w:lvl>
+    <w:lvl w:ilvl="1">
+      <w:start w:val="1"/>
+      <w:numFmt w:val="decimal"/>
+      <w:lvlText w:val="%2."/>
+      <w:lvlJc w:val="left"/>
+      <w:pPr>
+        <w:tabs>
+          <w:tab w:val="num" w:pos="1080"/>
+        </w:tabs>
+        <w:ind w:left="1080" w:hanging="360"/>
+      </w:pPr>
+      <w:rPr/>
+    </w:lvl>
+    <w:lvl w:ilvl="2">
+      <w:start w:val="1"/>
+      <w:numFmt w:val="decimal"/>
+      <w:lvlText w:val="%3."/>
+      <w:lvlJc w:val="left"/>
+      <w:pPr>
+        <w:tabs>
+          <w:tab w:val="num" w:pos="1440"/>
+        </w:tabs>
+        <w:ind w:left="1440" w:hanging="360"/>
+      </w:pPr>
+      <w:rPr/>
+    </w:lvl>
+    <w:lvl w:ilvl="3">
+      <w:start w:val="1"/>
+      <w:numFmt w:val="decimal"/>
+      <w:lvlText w:val="%4."/>
+      <w:lvlJc w:val="left"/>
+      <w:pPr>
+        <w:tabs>
+          <w:tab w:val="num" w:pos="1800"/>
+        </w:tabs>
+        <w:ind w:left="1800" w:hanging="360"/>
+      </w:pPr>
+      <w:rPr/>
+    </w:lvl>
+    <w:lvl w:ilvl="4">
+      <w:start w:val="1"/>
+      <w:numFmt w:val="decimal"/>
+      <w:lvlText w:val="%5."/>
+      <w:lvlJc w:val="left"/>
+      <w:pPr>
+        <w:tabs>
+          <w:tab w:val="num" w:pos="2160"/>
+        </w:tabs>
+        <w:ind w:left="2160" w:hanging="360"/>
+      </w:pPr>
+      <w:rPr/>
+    </w:lvl>
+    <w:lvl w:ilvl="5">
+      <w:start w:val="1"/>
+      <w:numFmt w:val="decimal"/>
+      <w:lvlText w:val="%6."/>
+      <w:lvlJc w:val="left"/>
+      <w:pPr>
+        <w:tabs>
+          <w:tab w:val="num" w:pos="2520"/>
+        </w:tabs>
+        <w:ind w:left="2520" w:hanging="360"/>
+      </w:pPr>
+      <w:rPr/>
+    </w:lvl>
+    <w:lvl w:ilvl="6">
+      <w:start w:val="1"/>
+      <w:numFmt w:val="decimal"/>
+      <w:lvlText w:val="%7."/>
+      <w:lvlJc w:val="left"/>
+      <w:pPr>
+        <w:tabs>
+          <w:tab w:val="num" w:pos="2880"/>
+        </w:tabs>
+        <w:ind w:left="2880" w:hanging="360"/>
+      </w:pPr>
+      <w:rPr/>
+    </w:lvl>
+    <w:lvl w:ilvl="7">
+      <w:start w:val="1"/>
+      <w:numFmt w:val="decimal"/>
+      <w:lvlText w:val="%8."/>
+      <w:lvlJc w:val="left"/>
+      <w:pPr>
+        <w:tabs>
+          <w:tab w:val="num" w:pos="3240"/>
+        </w:tabs>
+        <w:ind w:left="3240" w:hanging="360"/>
+      </w:pPr>
+      <w:rPr/>
+    </w:lvl>
+    <w:lvl w:ilvl="8">
+      <w:start w:val="1"/>
+      <w:numFmt w:val="decimal"/>
+      <w:lvlText w:val="%9."/>
+      <w:lvlJc w:val="left"/>
+      <w:pPr>
+        <w:tabs>
+          <w:tab w:val="num" w:pos="3600"/>
+        </w:tabs>
+        <w:ind w:left="3600" w:hanging="360"/>
+      </w:pPr>
+      <w:rPr/>
+    </w:lvl>
+  </w:abstractNum>
+  <w:abstractNum w:abstractNumId="51">
+    <w:lvl w:ilvl="0">
+      <w:start w:val="1"/>
+      <w:numFmt w:val="decimal"/>
+      <w:lvlText w:val="%1."/>
+      <w:lvlJc w:val="left"/>
+      <w:pPr>
+        <w:tabs>
+          <w:tab w:val="num" w:pos="0"/>
+        </w:tabs>
+        <w:ind w:left="600" w:hanging="360"/>
+      </w:pPr>
+      <w:rPr/>
+    </w:lvl>
+    <w:lvl w:ilvl="1">
+      <w:start w:val="1"/>
+      <w:numFmt w:val="decimal"/>
+      <w:lvlText w:val="%2."/>
+      <w:lvlJc w:val="left"/>
+      <w:pPr>
+        <w:tabs>
+          <w:tab w:val="num" w:pos="1080"/>
+        </w:tabs>
+        <w:ind w:left="1080" w:hanging="360"/>
+      </w:pPr>
+      <w:rPr/>
+    </w:lvl>
+    <w:lvl w:ilvl="2">
+      <w:start w:val="1"/>
+      <w:numFmt w:val="decimal"/>
+      <w:lvlText w:val="%3."/>
+      <w:lvlJc w:val="left"/>
+      <w:pPr>
+        <w:tabs>
+          <w:tab w:val="num" w:pos="1440"/>
+        </w:tabs>
+        <w:ind w:left="1440" w:hanging="360"/>
+      </w:pPr>
+      <w:rPr/>
+    </w:lvl>
+    <w:lvl w:ilvl="3">
+      <w:start w:val="1"/>
+      <w:numFmt w:val="decimal"/>
+      <w:lvlText w:val="%4."/>
+      <w:lvlJc w:val="left"/>
+      <w:pPr>
+        <w:tabs>
+          <w:tab w:val="num" w:pos="1800"/>
+        </w:tabs>
+        <w:ind w:left="1800" w:hanging="360"/>
+      </w:pPr>
+      <w:rPr/>
+    </w:lvl>
+    <w:lvl w:ilvl="4">
+      <w:start w:val="1"/>
+      <w:numFmt w:val="decimal"/>
+      <w:lvlText w:val="%5."/>
+      <w:lvlJc w:val="left"/>
+      <w:pPr>
+        <w:tabs>
+          <w:tab w:val="num" w:pos="2160"/>
+        </w:tabs>
+        <w:ind w:left="2160" w:hanging="360"/>
+      </w:pPr>
+      <w:rPr/>
+    </w:lvl>
+    <w:lvl w:ilvl="5">
+      <w:start w:val="1"/>
+      <w:numFmt w:val="decimal"/>
+      <w:lvlText w:val="%6."/>
+      <w:lvlJc w:val="left"/>
+      <w:pPr>
+        <w:tabs>
+          <w:tab w:val="num" w:pos="2520"/>
+        </w:tabs>
+        <w:ind w:left="2520" w:hanging="360"/>
+      </w:pPr>
+      <w:rPr/>
+    </w:lvl>
+    <w:lvl w:ilvl="6">
+      <w:start w:val="1"/>
+      <w:numFmt w:val="decimal"/>
+      <w:lvlText w:val="%7."/>
+      <w:lvlJc w:val="left"/>
+      <w:pPr>
+        <w:tabs>
+          <w:tab w:val="num" w:pos="2880"/>
+        </w:tabs>
+        <w:ind w:left="2880" w:hanging="360"/>
+      </w:pPr>
+      <w:rPr/>
+    </w:lvl>
+    <w:lvl w:ilvl="7">
+      <w:start w:val="1"/>
+      <w:numFmt w:val="decimal"/>
+      <w:lvlText w:val="%8."/>
+      <w:lvlJc w:val="left"/>
+      <w:pPr>
+        <w:tabs>
+          <w:tab w:val="num" w:pos="3240"/>
+        </w:tabs>
+        <w:ind w:left="3240" w:hanging="360"/>
+      </w:pPr>
+      <w:rPr/>
+    </w:lvl>
+    <w:lvl w:ilvl="8">
+      <w:start w:val="1"/>
+      <w:numFmt w:val="decimal"/>
+      <w:lvlText w:val="%9."/>
+      <w:lvlJc w:val="left"/>
+      <w:pPr>
+        <w:tabs>
+          <w:tab w:val="num" w:pos="3600"/>
+        </w:tabs>
+        <w:ind w:left="3600" w:hanging="360"/>
+      </w:pPr>
+      <w:rPr/>
+    </w:lvl>
+  </w:abstractNum>
+  <w:abstractNum w:abstractNumId="52">
+    <w:lvl w:ilvl="0">
+      <w:start w:val="1"/>
+      <w:numFmt w:val="decimal"/>
+      <w:lvlText w:val="%1."/>
+      <w:lvlJc w:val="left"/>
+      <w:pPr>
+        <w:tabs>
+          <w:tab w:val="num" w:pos="0"/>
+        </w:tabs>
+        <w:ind w:left="600" w:hanging="360"/>
+      </w:pPr>
+      <w:rPr/>
+    </w:lvl>
+    <w:lvl w:ilvl="1">
+      <w:start w:val="1"/>
+      <w:numFmt w:val="decimal"/>
+      <w:lvlText w:val="%2."/>
+      <w:lvlJc w:val="left"/>
+      <w:pPr>
+        <w:tabs>
+          <w:tab w:val="num" w:pos="1080"/>
+        </w:tabs>
+        <w:ind w:left="1080" w:hanging="360"/>
+      </w:pPr>
+      <w:rPr/>
+    </w:lvl>
+    <w:lvl w:ilvl="2">
+      <w:start w:val="1"/>
+      <w:numFmt w:val="decimal"/>
+      <w:lvlText w:val="%3."/>
+      <w:lvlJc w:val="left"/>
+      <w:pPr>
+        <w:tabs>
+          <w:tab w:val="num" w:pos="1440"/>
+        </w:tabs>
+        <w:ind w:left="1440" w:hanging="360"/>
+      </w:pPr>
+      <w:rPr/>
+    </w:lvl>
+    <w:lvl w:ilvl="3">
+      <w:start w:val="1"/>
+      <w:numFmt w:val="decimal"/>
+      <w:lvlText w:val="%4."/>
+      <w:lvlJc w:val="left"/>
+      <w:pPr>
+        <w:tabs>
+          <w:tab w:val="num" w:pos="1800"/>
+        </w:tabs>
+        <w:ind w:left="1800" w:hanging="360"/>
+      </w:pPr>
+      <w:rPr/>
+    </w:lvl>
+    <w:lvl w:ilvl="4">
+      <w:start w:val="1"/>
+      <w:numFmt w:val="decimal"/>
+      <w:lvlText w:val="%5."/>
+      <w:lvlJc w:val="left"/>
+      <w:pPr>
+        <w:tabs>
+          <w:tab w:val="num" w:pos="2160"/>
+        </w:tabs>
+        <w:ind w:left="2160" w:hanging="360"/>
+      </w:pPr>
+      <w:rPr/>
+    </w:lvl>
+    <w:lvl w:ilvl="5">
+      <w:start w:val="1"/>
+      <w:numFmt w:val="decimal"/>
+      <w:lvlText w:val="%6."/>
+      <w:lvlJc w:val="left"/>
+      <w:pPr>
+        <w:tabs>
+          <w:tab w:val="num" w:pos="2520"/>
+        </w:tabs>
+        <w:ind w:left="2520" w:hanging="360"/>
+      </w:pPr>
+      <w:rPr/>
+    </w:lvl>
+    <w:lvl w:ilvl="6">
+      <w:start w:val="1"/>
+      <w:numFmt w:val="decimal"/>
+      <w:lvlText w:val="%7."/>
+      <w:lvlJc w:val="left"/>
+      <w:pPr>
+        <w:tabs>
+          <w:tab w:val="num" w:pos="2880"/>
+        </w:tabs>
+        <w:ind w:left="2880" w:hanging="360"/>
+      </w:pPr>
+      <w:rPr/>
+    </w:lvl>
+    <w:lvl w:ilvl="7">
+      <w:start w:val="1"/>
+      <w:numFmt w:val="decimal"/>
+      <w:lvlText w:val="%8."/>
+      <w:lvlJc w:val="left"/>
+      <w:pPr>
+        <w:tabs>
+          <w:tab w:val="num" w:pos="3240"/>
+        </w:tabs>
+        <w:ind w:left="3240" w:hanging="360"/>
+      </w:pPr>
+      <w:rPr/>
+    </w:lvl>
+    <w:lvl w:ilvl="8">
+      <w:start w:val="1"/>
+      <w:numFmt w:val="decimal"/>
+      <w:lvlText w:val="%9."/>
+      <w:lvlJc w:val="left"/>
+      <w:pPr>
+        <w:tabs>
+          <w:tab w:val="num" w:pos="3600"/>
+        </w:tabs>
+        <w:ind w:left="3600" w:hanging="360"/>
+      </w:pPr>
+      <w:rPr/>
+    </w:lvl>
+  </w:abstractNum>
+  <w:abstractNum w:abstractNumId="53">
+    <w:lvl w:ilvl="0">
+      <w:start w:val="1"/>
+      <w:numFmt w:val="decimal"/>
+      <w:lvlText w:val="%1."/>
+      <w:lvlJc w:val="left"/>
+      <w:pPr>
+        <w:tabs>
+          <w:tab w:val="num" w:pos="0"/>
+        </w:tabs>
+        <w:ind w:left="600" w:hanging="360"/>
+      </w:pPr>
+      <w:rPr/>
+    </w:lvl>
+    <w:lvl w:ilvl="1">
+      <w:start w:val="1"/>
+      <w:numFmt w:val="decimal"/>
+      <w:lvlText w:val="%2."/>
+      <w:lvlJc w:val="left"/>
+      <w:pPr>
+        <w:tabs>
+          <w:tab w:val="num" w:pos="1080"/>
+        </w:tabs>
+        <w:ind w:left="1080" w:hanging="360"/>
+      </w:pPr>
+      <w:rPr/>
+    </w:lvl>
+    <w:lvl w:ilvl="2">
+      <w:start w:val="1"/>
+      <w:numFmt w:val="decimal"/>
+      <w:lvlText w:val="%3."/>
+      <w:lvlJc w:val="left"/>
+      <w:pPr>
+        <w:tabs>
+          <w:tab w:val="num" w:pos="1440"/>
+        </w:tabs>
+        <w:ind w:left="1440" w:hanging="360"/>
+      </w:pPr>
+      <w:rPr/>
+    </w:lvl>
+    <w:lvl w:ilvl="3">
+      <w:start w:val="1"/>
+      <w:numFmt w:val="decimal"/>
+      <w:lvlText w:val="%4."/>
+      <w:lvlJc w:val="left"/>
+      <w:pPr>
+        <w:tabs>
+          <w:tab w:val="num" w:pos="1800"/>
+        </w:tabs>
+        <w:ind w:left="1800" w:hanging="360"/>
+      </w:pPr>
+      <w:rPr/>
+    </w:lvl>
+    <w:lvl w:ilvl="4">
+      <w:start w:val="1"/>
+      <w:numFmt w:val="decimal"/>
+      <w:lvlText w:val="%5."/>
+      <w:lvlJc w:val="left"/>
+      <w:pPr>
+        <w:tabs>
+          <w:tab w:val="num" w:pos="2160"/>
+        </w:tabs>
+        <w:ind w:left="2160" w:hanging="360"/>
+      </w:pPr>
+      <w:rPr/>
+    </w:lvl>
+    <w:lvl w:ilvl="5">
+      <w:start w:val="1"/>
+      <w:numFmt w:val="decimal"/>
+      <w:lvlText w:val="%6."/>
+      <w:lvlJc w:val="left"/>
+      <w:pPr>
+        <w:tabs>
+          <w:tab w:val="num" w:pos="2520"/>
+        </w:tabs>
+        <w:ind w:left="2520" w:hanging="360"/>
+      </w:pPr>
+      <w:rPr/>
+    </w:lvl>
+    <w:lvl w:ilvl="6">
+      <w:start w:val="1"/>
+      <w:numFmt w:val="decimal"/>
+      <w:lvlText w:val="%7."/>
+      <w:lvlJc w:val="left"/>
+      <w:pPr>
+        <w:tabs>
+          <w:tab w:val="num" w:pos="2880"/>
+        </w:tabs>
+        <w:ind w:left="2880" w:hanging="360"/>
+      </w:pPr>
+      <w:rPr/>
+    </w:lvl>
+    <w:lvl w:ilvl="7">
+      <w:start w:val="1"/>
+      <w:numFmt w:val="decimal"/>
+      <w:lvlText w:val="%8."/>
+      <w:lvlJc w:val="left"/>
+      <w:pPr>
+        <w:tabs>
+          <w:tab w:val="num" w:pos="3240"/>
+        </w:tabs>
+        <w:ind w:left="3240" w:hanging="360"/>
+      </w:pPr>
+      <w:rPr/>
+    </w:lvl>
+    <w:lvl w:ilvl="8">
+      <w:start w:val="1"/>
+      <w:numFmt w:val="decimal"/>
+      <w:lvlText w:val="%9."/>
+      <w:lvlJc w:val="left"/>
+      <w:pPr>
+        <w:tabs>
+          <w:tab w:val="num" w:pos="3600"/>
+        </w:tabs>
+        <w:ind w:left="3600" w:hanging="360"/>
+      </w:pPr>
+      <w:rPr/>
+    </w:lvl>
+  </w:abstractNum>
+  <w:abstractNum w:abstractNumId="54">
+    <w:lvl w:ilvl="0">
+      <w:start w:val="1"/>
+      <w:numFmt w:val="decimal"/>
+      <w:lvlText w:val="%1."/>
+      <w:lvlJc w:val="left"/>
+      <w:pPr>
+        <w:tabs>
+          <w:tab w:val="num" w:pos="0"/>
+        </w:tabs>
+        <w:ind w:left="600" w:hanging="360"/>
+      </w:pPr>
+      <w:rPr/>
+    </w:lvl>
+    <w:lvl w:ilvl="1">
+      <w:start w:val="1"/>
+      <w:numFmt w:val="decimal"/>
+      <w:lvlText w:val="%2."/>
+      <w:lvlJc w:val="left"/>
+      <w:pPr>
+        <w:tabs>
+          <w:tab w:val="num" w:pos="1080"/>
+        </w:tabs>
+        <w:ind w:left="1080" w:hanging="360"/>
+      </w:pPr>
+      <w:rPr/>
+    </w:lvl>
+    <w:lvl w:ilvl="2">
+      <w:start w:val="1"/>
+      <w:numFmt w:val="decimal"/>
+      <w:lvlText w:val="%3."/>
+      <w:lvlJc w:val="left"/>
+      <w:pPr>
+        <w:tabs>
+          <w:tab w:val="num" w:pos="1440"/>
+        </w:tabs>
+        <w:ind w:left="1440" w:hanging="360"/>
+      </w:pPr>
+      <w:rPr/>
+    </w:lvl>
+    <w:lvl w:ilvl="3">
+      <w:start w:val="1"/>
+      <w:numFmt w:val="decimal"/>
+      <w:lvlText w:val="%4."/>
+      <w:lvlJc w:val="left"/>
+      <w:pPr>
+        <w:tabs>
+          <w:tab w:val="num" w:pos="1800"/>
+        </w:tabs>
+        <w:ind w:left="1800" w:hanging="360"/>
+      </w:pPr>
+      <w:rPr/>
+    </w:lvl>
+    <w:lvl w:ilvl="4">
+      <w:start w:val="1"/>
+      <w:numFmt w:val="decimal"/>
+      <w:lvlText w:val="%5."/>
+      <w:lvlJc w:val="left"/>
+      <w:pPr>
+        <w:tabs>
+          <w:tab w:val="num" w:pos="2160"/>
+        </w:tabs>
+        <w:ind w:left="2160" w:hanging="360"/>
+      </w:pPr>
+      <w:rPr/>
+    </w:lvl>
+    <w:lvl w:ilvl="5">
+      <w:start w:val="1"/>
+      <w:numFmt w:val="decimal"/>
+      <w:lvlText w:val="%6."/>
+      <w:lvlJc w:val="left"/>
+      <w:pPr>
+        <w:tabs>
+          <w:tab w:val="num" w:pos="2520"/>
+        </w:tabs>
+        <w:ind w:left="2520" w:hanging="360"/>
+      </w:pPr>
+      <w:rPr/>
+    </w:lvl>
+    <w:lvl w:ilvl="6">
+      <w:start w:val="1"/>
+      <w:numFmt w:val="decimal"/>
+      <w:lvlText w:val="%7."/>
+      <w:lvlJc w:val="left"/>
+      <w:pPr>
+        <w:tabs>
+          <w:tab w:val="num" w:pos="2880"/>
+        </w:tabs>
+        <w:ind w:left="2880" w:hanging="360"/>
+      </w:pPr>
+      <w:rPr/>
+    </w:lvl>
+    <w:lvl w:ilvl="7">
+      <w:start w:val="1"/>
+      <w:numFmt w:val="decimal"/>
+      <w:lvlText w:val="%8."/>
+      <w:lvlJc w:val="left"/>
+      <w:pPr>
+        <w:tabs>
+          <w:tab w:val="num" w:pos="3240"/>
+        </w:tabs>
+        <w:ind w:left="3240" w:hanging="360"/>
+      </w:pPr>
+      <w:rPr/>
+    </w:lvl>
+    <w:lvl w:ilvl="8">
+      <w:start w:val="1"/>
+      <w:numFmt w:val="decimal"/>
+      <w:lvlText w:val="%9."/>
+      <w:lvlJc w:val="left"/>
+      <w:pPr>
+        <w:tabs>
+          <w:tab w:val="num" w:pos="3600"/>
+        </w:tabs>
+        <w:ind w:left="3600" w:hanging="360"/>
+      </w:pPr>
+      <w:rPr/>
+    </w:lvl>
+  </w:abstractNum>
+  <w:abstractNum w:abstractNumId="55">
+    <w:lvl w:ilvl="0">
+      <w:start w:val="1"/>
+      <w:numFmt w:val="decimal"/>
+      <w:lvlText w:val="%1."/>
+      <w:lvlJc w:val="left"/>
+      <w:pPr>
+        <w:tabs>
+          <w:tab w:val="num" w:pos="0"/>
+        </w:tabs>
+        <w:ind w:left="600" w:hanging="360"/>
+      </w:pPr>
+      <w:rPr/>
+    </w:lvl>
+    <w:lvl w:ilvl="1">
+      <w:start w:val="1"/>
+      <w:numFmt w:val="decimal"/>
+      <w:lvlText w:val="%2."/>
+      <w:lvlJc w:val="left"/>
+      <w:pPr>
+        <w:tabs>
+          <w:tab w:val="num" w:pos="1080"/>
+        </w:tabs>
+        <w:ind w:left="1080" w:hanging="360"/>
+      </w:pPr>
+      <w:rPr/>
+    </w:lvl>
+    <w:lvl w:ilvl="2">
+      <w:start w:val="1"/>
+      <w:numFmt w:val="decimal"/>
+      <w:lvlText w:val="%3."/>
+      <w:lvlJc w:val="left"/>
+      <w:pPr>
+        <w:tabs>
+          <w:tab w:val="num" w:pos="1440"/>
+        </w:tabs>
+        <w:ind w:left="1440" w:hanging="360"/>
+      </w:pPr>
+      <w:rPr/>
+    </w:lvl>
+    <w:lvl w:ilvl="3">
+      <w:start w:val="1"/>
+      <w:numFmt w:val="decimal"/>
+      <w:lvlText w:val="%4."/>
+      <w:lvlJc w:val="left"/>
+      <w:pPr>
+        <w:tabs>
+          <w:tab w:val="num" w:pos="1800"/>
+        </w:tabs>
+        <w:ind w:left="1800" w:hanging="360"/>
+      </w:pPr>
+      <w:rPr/>
+    </w:lvl>
+    <w:lvl w:ilvl="4">
+      <w:start w:val="1"/>
+      <w:numFmt w:val="decimal"/>
+      <w:lvlText w:val="%5."/>
+      <w:lvlJc w:val="left"/>
+      <w:pPr>
+        <w:tabs>
+          <w:tab w:val="num" w:pos="2160"/>
+        </w:tabs>
+        <w:ind w:left="2160" w:hanging="360"/>
+      </w:pPr>
+      <w:rPr/>
+    </w:lvl>
+    <w:lvl w:ilvl="5">
+      <w:start w:val="1"/>
+      <w:numFmt w:val="decimal"/>
+      <w:lvlText w:val="%6."/>
+      <w:lvlJc w:val="left"/>
+      <w:pPr>
+        <w:tabs>
+          <w:tab w:val="num" w:pos="2520"/>
+        </w:tabs>
+        <w:ind w:left="2520" w:hanging="360"/>
+      </w:pPr>
+      <w:rPr/>
+    </w:lvl>
+    <w:lvl w:ilvl="6">
+      <w:start w:val="1"/>
+      <w:numFmt w:val="decimal"/>
+      <w:lvlText w:val="%7."/>
+      <w:lvlJc w:val="left"/>
+      <w:pPr>
+        <w:tabs>
+          <w:tab w:val="num" w:pos="2880"/>
+        </w:tabs>
+        <w:ind w:left="2880" w:hanging="360"/>
+      </w:pPr>
+      <w:rPr/>
+    </w:lvl>
+    <w:lvl w:ilvl="7">
+      <w:start w:val="1"/>
+      <w:numFmt w:val="decimal"/>
+      <w:lvlText w:val="%8."/>
+      <w:lvlJc w:val="left"/>
+      <w:pPr>
+        <w:tabs>
+          <w:tab w:val="num" w:pos="3240"/>
+        </w:tabs>
+        <w:ind w:left="3240" w:hanging="360"/>
+      </w:pPr>
+      <w:rPr/>
+    </w:lvl>
+    <w:lvl w:ilvl="8">
+      <w:start w:val="1"/>
+      <w:numFmt w:val="decimal"/>
+      <w:lvlText w:val="%9."/>
+      <w:lvlJc w:val="left"/>
+      <w:pPr>
+        <w:tabs>
+          <w:tab w:val="num" w:pos="3600"/>
+        </w:tabs>
+        <w:ind w:left="3600" w:hanging="360"/>
+      </w:pPr>
+      <w:rPr/>
+    </w:lvl>
+  </w:abstractNum>
+  <w:abstractNum w:abstractNumId="56">
+    <w:lvl w:ilvl="0">
+      <w:start w:val="1"/>
+      <w:numFmt w:val="decimal"/>
+      <w:lvlText w:val="%1."/>
+      <w:lvlJc w:val="left"/>
+      <w:pPr>
+        <w:tabs>
+          <w:tab w:val="num" w:pos="0"/>
+        </w:tabs>
+        <w:ind w:left="600" w:hanging="360"/>
+      </w:pPr>
+      <w:rPr/>
+    </w:lvl>
+    <w:lvl w:ilvl="1">
+      <w:start w:val="1"/>
+      <w:numFmt w:val="decimal"/>
+      <w:lvlText w:val="%2."/>
+      <w:lvlJc w:val="left"/>
+      <w:pPr>
+        <w:tabs>
+          <w:tab w:val="num" w:pos="1080"/>
+        </w:tabs>
+        <w:ind w:left="1080" w:hanging="360"/>
+      </w:pPr>
+      <w:rPr/>
+    </w:lvl>
+    <w:lvl w:ilvl="2">
+      <w:start w:val="1"/>
+      <w:numFmt w:val="decimal"/>
+      <w:lvlText w:val="%3."/>
+      <w:lvlJc w:val="left"/>
+      <w:pPr>
+        <w:tabs>
+          <w:tab w:val="num" w:pos="1440"/>
+        </w:tabs>
+        <w:ind w:left="1440" w:hanging="360"/>
+      </w:pPr>
+      <w:rPr/>
+    </w:lvl>
+    <w:lvl w:ilvl="3">
+      <w:start w:val="1"/>
+      <w:numFmt w:val="decimal"/>
+      <w:lvlText w:val="%4."/>
+      <w:lvlJc w:val="left"/>
+      <w:pPr>
+        <w:tabs>
+          <w:tab w:val="num" w:pos="1800"/>
+        </w:tabs>
+        <w:ind w:left="1800" w:hanging="360"/>
+      </w:pPr>
+      <w:rPr/>
+    </w:lvl>
+    <w:lvl w:ilvl="4">
+      <w:start w:val="1"/>
+      <w:numFmt w:val="decimal"/>
+      <w:lvlText w:val="%5."/>
+      <w:lvlJc w:val="left"/>
+      <w:pPr>
+        <w:tabs>
+          <w:tab w:val="num" w:pos="2160"/>
+        </w:tabs>
+        <w:ind w:left="2160" w:hanging="360"/>
+      </w:pPr>
+      <w:rPr/>
+    </w:lvl>
+    <w:lvl w:ilvl="5">
+      <w:start w:val="1"/>
+      <w:numFmt w:val="decimal"/>
+      <w:lvlText w:val="%6."/>
+      <w:lvlJc w:val="left"/>
+      <w:pPr>
+        <w:tabs>
+          <w:tab w:val="num" w:pos="2520"/>
+        </w:tabs>
+        <w:ind w:left="2520" w:hanging="360"/>
+      </w:pPr>
+      <w:rPr/>
+    </w:lvl>
+    <w:lvl w:ilvl="6">
+      <w:start w:val="1"/>
+      <w:numFmt w:val="decimal"/>
+      <w:lvlText w:val="%7."/>
+      <w:lvlJc w:val="left"/>
+      <w:pPr>
+        <w:tabs>
+          <w:tab w:val="num" w:pos="2880"/>
+        </w:tabs>
+        <w:ind w:left="2880" w:hanging="360"/>
+      </w:pPr>
+      <w:rPr/>
+    </w:lvl>
+    <w:lvl w:ilvl="7">
+      <w:start w:val="1"/>
+      <w:numFmt w:val="decimal"/>
+      <w:lvlText w:val="%8."/>
+      <w:lvlJc w:val="left"/>
+      <w:pPr>
+        <w:tabs>
+          <w:tab w:val="num" w:pos="3240"/>
+        </w:tabs>
+        <w:ind w:left="3240" w:hanging="360"/>
+      </w:pPr>
+      <w:rPr/>
+    </w:lvl>
+    <w:lvl w:ilvl="8">
+      <w:start w:val="1"/>
+      <w:numFmt w:val="decimal"/>
+      <w:lvlText w:val="%9."/>
+      <w:lvlJc w:val="left"/>
+      <w:pPr>
+        <w:tabs>
+          <w:tab w:val="num" w:pos="3600"/>
+        </w:tabs>
+        <w:ind w:left="3600" w:hanging="360"/>
+      </w:pPr>
+      <w:rPr/>
+    </w:lvl>
+  </w:abstractNum>
+  <w:abstractNum w:abstractNumId="57">
+    <w:lvl w:ilvl="0">
+      <w:start w:val="1"/>
+      <w:numFmt w:val="decimal"/>
+      <w:lvlText w:val="%1."/>
+      <w:lvlJc w:val="left"/>
+      <w:pPr>
+        <w:tabs>
+          <w:tab w:val="num" w:pos="0"/>
+        </w:tabs>
+        <w:ind w:left="600" w:hanging="360"/>
+      </w:pPr>
+      <w:rPr/>
+    </w:lvl>
+    <w:lvl w:ilvl="1">
+      <w:start w:val="1"/>
+      <w:numFmt w:val="decimal"/>
+      <w:lvlText w:val="%2."/>
+      <w:lvlJc w:val="left"/>
+      <w:pPr>
+        <w:tabs>
+          <w:tab w:val="num" w:pos="1080"/>
+        </w:tabs>
+        <w:ind w:left="1080" w:hanging="360"/>
+      </w:pPr>
+      <w:rPr/>
+    </w:lvl>
+    <w:lvl w:ilvl="2">
+      <w:start w:val="1"/>
+      <w:numFmt w:val="decimal"/>
+      <w:lvlText w:val="%3."/>
+      <w:lvlJc w:val="left"/>
+      <w:pPr>
+        <w:tabs>
+          <w:tab w:val="num" w:pos="1440"/>
+        </w:tabs>
+        <w:ind w:left="1440" w:hanging="360"/>
+      </w:pPr>
+      <w:rPr/>
+    </w:lvl>
+    <w:lvl w:ilvl="3">
+      <w:start w:val="1"/>
+      <w:numFmt w:val="decimal"/>
+      <w:lvlText w:val="%4."/>
+      <w:lvlJc w:val="left"/>
+      <w:pPr>
+        <w:tabs>
+          <w:tab w:val="num" w:pos="1800"/>
+        </w:tabs>
+        <w:ind w:left="1800" w:hanging="360"/>
+      </w:pPr>
+      <w:rPr/>
+    </w:lvl>
+    <w:lvl w:ilvl="4">
+      <w:start w:val="1"/>
+      <w:numFmt w:val="decimal"/>
+      <w:lvlText w:val="%5."/>
+      <w:lvlJc w:val="left"/>
+      <w:pPr>
+        <w:tabs>
+          <w:tab w:val="num" w:pos="2160"/>
+        </w:tabs>
+        <w:ind w:left="2160" w:hanging="360"/>
+      </w:pPr>
+      <w:rPr/>
+    </w:lvl>
+    <w:lvl w:ilvl="5">
+      <w:start w:val="1"/>
+      <w:numFmt w:val="decimal"/>
+      <w:lvlText w:val="%6."/>
+      <w:lvlJc w:val="left"/>
+      <w:pPr>
+        <w:tabs>
+          <w:tab w:val="num" w:pos="2520"/>
+        </w:tabs>
+        <w:ind w:left="2520" w:hanging="360"/>
+      </w:pPr>
+      <w:rPr/>
+    </w:lvl>
+    <w:lvl w:ilvl="6">
+      <w:start w:val="1"/>
+      <w:numFmt w:val="decimal"/>
+      <w:lvlText w:val="%7."/>
+      <w:lvlJc w:val="left"/>
+      <w:pPr>
+        <w:tabs>
+          <w:tab w:val="num" w:pos="2880"/>
+        </w:tabs>
+        <w:ind w:left="2880" w:hanging="360"/>
+      </w:pPr>
+      <w:rPr/>
+    </w:lvl>
+    <w:lvl w:ilvl="7">
+      <w:start w:val="1"/>
+      <w:numFmt w:val="decimal"/>
+      <w:lvlText w:val="%8."/>
+      <w:lvlJc w:val="left"/>
+      <w:pPr>
+        <w:tabs>
+          <w:tab w:val="num" w:pos="3240"/>
+        </w:tabs>
+        <w:ind w:left="3240" w:hanging="360"/>
+      </w:pPr>
+      <w:rPr/>
+    </w:lvl>
+    <w:lvl w:ilvl="8">
+      <w:start w:val="1"/>
+      <w:numFmt w:val="decimal"/>
+      <w:lvlText w:val="%9."/>
+      <w:lvlJc w:val="left"/>
+      <w:pPr>
+        <w:tabs>
+          <w:tab w:val="num" w:pos="3600"/>
+        </w:tabs>
+        <w:ind w:left="3600" w:hanging="360"/>
+      </w:pPr>
+      <w:rPr/>
+    </w:lvl>
+  </w:abstractNum>
+  <w:abstractNum w:abstractNumId="58">
+    <w:lvl w:ilvl="0">
+      <w:start w:val="1"/>
+      <w:numFmt w:val="decimal"/>
+      <w:lvlText w:val="%1."/>
+      <w:lvlJc w:val="left"/>
+      <w:pPr>
+        <w:tabs>
+          <w:tab w:val="num" w:pos="0"/>
+        </w:tabs>
+        <w:ind w:left="600" w:hanging="360"/>
+      </w:pPr>
+      <w:rPr/>
+    </w:lvl>
+    <w:lvl w:ilvl="1">
+      <w:start w:val="1"/>
+      <w:numFmt w:val="decimal"/>
+      <w:lvlText w:val="%2."/>
+      <w:lvlJc w:val="left"/>
+      <w:pPr>
+        <w:tabs>
+          <w:tab w:val="num" w:pos="1080"/>
+        </w:tabs>
+        <w:ind w:left="1080" w:hanging="360"/>
+      </w:pPr>
+      <w:rPr/>
+    </w:lvl>
+    <w:lvl w:ilvl="2">
+      <w:start w:val="1"/>
+      <w:numFmt w:val="decimal"/>
+      <w:lvlText w:val="%3."/>
+      <w:lvlJc w:val="left"/>
+      <w:pPr>
+        <w:tabs>
+          <w:tab w:val="num" w:pos="1440"/>
+        </w:tabs>
+        <w:ind w:left="1440" w:hanging="360"/>
+      </w:pPr>
+      <w:rPr/>
+    </w:lvl>
+    <w:lvl w:ilvl="3">
+      <w:start w:val="1"/>
+      <w:numFmt w:val="decimal"/>
+      <w:lvlText w:val="%4."/>
+      <w:lvlJc w:val="left"/>
+      <w:pPr>
+        <w:tabs>
+          <w:tab w:val="num" w:pos="1800"/>
+        </w:tabs>
+        <w:ind w:left="1800" w:hanging="360"/>
+      </w:pPr>
+      <w:rPr/>
+    </w:lvl>
+    <w:lvl w:ilvl="4">
+      <w:start w:val="1"/>
+      <w:numFmt w:val="decimal"/>
+      <w:lvlText w:val="%5."/>
+      <w:lvlJc w:val="left"/>
+      <w:pPr>
+        <w:tabs>
+          <w:tab w:val="num" w:pos="2160"/>
+        </w:tabs>
+        <w:ind w:left="2160" w:hanging="360"/>
+      </w:pPr>
+      <w:rPr/>
+    </w:lvl>
+    <w:lvl w:ilvl="5">
+      <w:start w:val="1"/>
+      <w:numFmt w:val="decimal"/>
+      <w:lvlText w:val="%6."/>
+      <w:lvlJc w:val="left"/>
+      <w:pPr>
+        <w:tabs>
+          <w:tab w:val="num" w:pos="2520"/>
+        </w:tabs>
+        <w:ind w:left="2520" w:hanging="360"/>
+      </w:pPr>
+      <w:rPr/>
+    </w:lvl>
+    <w:lvl w:ilvl="6">
+      <w:start w:val="1"/>
+      <w:numFmt w:val="decimal"/>
+      <w:lvlText w:val="%7."/>
+      <w:lvlJc w:val="left"/>
+      <w:pPr>
+        <w:tabs>
+          <w:tab w:val="num" w:pos="2880"/>
+        </w:tabs>
+        <w:ind w:left="2880" w:hanging="360"/>
+      </w:pPr>
+      <w:rPr/>
+    </w:lvl>
+    <w:lvl w:ilvl="7">
+      <w:start w:val="1"/>
+      <w:numFmt w:val="decimal"/>
+      <w:lvlText w:val="%8."/>
+      <w:lvlJc w:val="left"/>
+      <w:pPr>
+        <w:tabs>
+          <w:tab w:val="num" w:pos="3240"/>
+        </w:tabs>
+        <w:ind w:left="3240" w:hanging="360"/>
+      </w:pPr>
+      <w:rPr/>
+    </w:lvl>
+    <w:lvl w:ilvl="8">
+      <w:start w:val="1"/>
+      <w:numFmt w:val="decimal"/>
+      <w:lvlText w:val="%9."/>
+      <w:lvlJc w:val="left"/>
+      <w:pPr>
+        <w:tabs>
+          <w:tab w:val="num" w:pos="3600"/>
+        </w:tabs>
+        <w:ind w:left="3600" w:hanging="360"/>
+      </w:pPr>
+      <w:rPr/>
+    </w:lvl>
+  </w:abstractNum>
+  <w:abstractNum w:abstractNumId="59">
+    <w:lvl w:ilvl="0">
+      <w:start w:val="1"/>
+      <w:numFmt w:val="decimal"/>
+      <w:lvlText w:val="%1."/>
+      <w:lvlJc w:val="left"/>
+      <w:pPr>
+        <w:tabs>
+          <w:tab w:val="num" w:pos="0"/>
+        </w:tabs>
+        <w:ind w:left="600" w:hanging="360"/>
+      </w:pPr>
+      <w:rPr/>
+    </w:lvl>
+    <w:lvl w:ilvl="1">
+      <w:start w:val="1"/>
+      <w:numFmt w:val="decimal"/>
+      <w:lvlText w:val="%2."/>
+      <w:lvlJc w:val="left"/>
+      <w:pPr>
+        <w:tabs>
+          <w:tab w:val="num" w:pos="1080"/>
+        </w:tabs>
+        <w:ind w:left="1080" w:hanging="360"/>
+      </w:pPr>
+      <w:rPr/>
+    </w:lvl>
+    <w:lvl w:ilvl="2">
+      <w:start w:val="1"/>
+      <w:numFmt w:val="decimal"/>
+      <w:lvlText w:val="%3."/>
+      <w:lvlJc w:val="left"/>
+      <w:pPr>
+        <w:tabs>
+          <w:tab w:val="num" w:pos="1440"/>
+        </w:tabs>
+        <w:ind w:left="1440" w:hanging="360"/>
+      </w:pPr>
+      <w:rPr/>
+    </w:lvl>
+    <w:lvl w:ilvl="3">
+      <w:start w:val="1"/>
+      <w:numFmt w:val="decimal"/>
+      <w:lvlText w:val="%4."/>
+      <w:lvlJc w:val="left"/>
+      <w:pPr>
+        <w:tabs>
+          <w:tab w:val="num" w:pos="1800"/>
+        </w:tabs>
+        <w:ind w:left="1800" w:hanging="360"/>
+      </w:pPr>
+      <w:rPr/>
+    </w:lvl>
+    <w:lvl w:ilvl="4">
+      <w:start w:val="1"/>
+      <w:numFmt w:val="decimal"/>
+      <w:lvlText w:val="%5."/>
+      <w:lvlJc w:val="left"/>
+      <w:pPr>
+        <w:tabs>
+          <w:tab w:val="num" w:pos="2160"/>
+        </w:tabs>
+        <w:ind w:left="2160" w:hanging="360"/>
+      </w:pPr>
+      <w:rPr/>
+    </w:lvl>
+    <w:lvl w:ilvl="5">
+      <w:start w:val="1"/>
+      <w:numFmt w:val="decimal"/>
+      <w:lvlText w:val="%6."/>
+      <w:lvlJc w:val="left"/>
+      <w:pPr>
+        <w:tabs>
+          <w:tab w:val="num" w:pos="2520"/>
+        </w:tabs>
+        <w:ind w:left="2520" w:hanging="360"/>
+      </w:pPr>
+      <w:rPr/>
+    </w:lvl>
+    <w:lvl w:ilvl="6">
+      <w:start w:val="1"/>
+      <w:numFmt w:val="decimal"/>
+      <w:lvlText w:val="%7."/>
+      <w:lvlJc w:val="left"/>
+      <w:pPr>
+        <w:tabs>
+          <w:tab w:val="num" w:pos="2880"/>
+        </w:tabs>
+        <w:ind w:left="2880" w:hanging="360"/>
+      </w:pPr>
+      <w:rPr/>
+    </w:lvl>
+    <w:lvl w:ilvl="7">
+      <w:start w:val="1"/>
+      <w:numFmt w:val="decimal"/>
+      <w:lvlText w:val="%8."/>
+      <w:lvlJc w:val="left"/>
+      <w:pPr>
+        <w:tabs>
+          <w:tab w:val="num" w:pos="3240"/>
+        </w:tabs>
+        <w:ind w:left="3240" w:hanging="360"/>
+      </w:pPr>
+      <w:rPr/>
+    </w:lvl>
+    <w:lvl w:ilvl="8">
+      <w:start w:val="1"/>
+      <w:numFmt w:val="decimal"/>
+      <w:lvlText w:val="%9."/>
+      <w:lvlJc w:val="left"/>
+      <w:pPr>
+        <w:tabs>
+          <w:tab w:val="num" w:pos="3600"/>
+        </w:tabs>
+        <w:ind w:left="3600" w:hanging="360"/>
+      </w:pPr>
+      <w:rPr/>
+    </w:lvl>
+  </w:abstractNum>
+  <w:abstractNum w:abstractNumId="60">
+    <w:lvl w:ilvl="0">
+      <w:start w:val="1"/>
+      <w:numFmt w:val="decimal"/>
+      <w:lvlText w:val="%1."/>
+      <w:lvlJc w:val="left"/>
+      <w:pPr>
+        <w:tabs>
+          <w:tab w:val="num" w:pos="0"/>
+        </w:tabs>
+        <w:ind w:left="600" w:hanging="360"/>
+      </w:pPr>
+      <w:rPr/>
+    </w:lvl>
+    <w:lvl w:ilvl="1">
+      <w:start w:val="1"/>
+      <w:numFmt w:val="decimal"/>
+      <w:lvlText w:val="%2."/>
+      <w:lvlJc w:val="left"/>
+      <w:pPr>
+        <w:tabs>
+          <w:tab w:val="num" w:pos="1080"/>
+        </w:tabs>
+        <w:ind w:left="1080" w:hanging="360"/>
+      </w:pPr>
+      <w:rPr/>
+    </w:lvl>
+    <w:lvl w:ilvl="2">
+      <w:start w:val="1"/>
+      <w:numFmt w:val="decimal"/>
+      <w:lvlText w:val="%3."/>
+      <w:lvlJc w:val="left"/>
+      <w:pPr>
+        <w:tabs>
+          <w:tab w:val="num" w:pos="1440"/>
+        </w:tabs>
+        <w:ind w:left="1440" w:hanging="360"/>
+      </w:pPr>
+      <w:rPr/>
+    </w:lvl>
+    <w:lvl w:ilvl="3">
+      <w:start w:val="1"/>
+      <w:numFmt w:val="decimal"/>
+      <w:lvlText w:val="%4."/>
+      <w:lvlJc w:val="left"/>
+      <w:pPr>
+        <w:tabs>
+          <w:tab w:val="num" w:pos="1800"/>
+        </w:tabs>
+        <w:ind w:left="1800" w:hanging="360"/>
+      </w:pPr>
+      <w:rPr/>
+    </w:lvl>
+    <w:lvl w:ilvl="4">
+      <w:start w:val="1"/>
+      <w:numFmt w:val="decimal"/>
+      <w:lvlText w:val="%5."/>
+      <w:lvlJc w:val="left"/>
+      <w:pPr>
+        <w:tabs>
+          <w:tab w:val="num" w:pos="2160"/>
+        </w:tabs>
+        <w:ind w:left="2160" w:hanging="360"/>
+      </w:pPr>
+      <w:rPr/>
+    </w:lvl>
+    <w:lvl w:ilvl="5">
+      <w:start w:val="1"/>
+      <w:numFmt w:val="decimal"/>
+      <w:lvlText w:val="%6."/>
+      <w:lvlJc w:val="left"/>
+      <w:pPr>
+        <w:tabs>
+          <w:tab w:val="num" w:pos="2520"/>
+        </w:tabs>
+        <w:ind w:left="2520" w:hanging="360"/>
+      </w:pPr>
+      <w:rPr/>
+    </w:lvl>
+    <w:lvl w:ilvl="6">
+      <w:start w:val="1"/>
+      <w:numFmt w:val="decimal"/>
+      <w:lvlText w:val="%7."/>
+      <w:lvlJc w:val="left"/>
+      <w:pPr>
+        <w:tabs>
+          <w:tab w:val="num" w:pos="2880"/>
+        </w:tabs>
+        <w:ind w:left="2880" w:hanging="360"/>
+      </w:pPr>
+      <w:rPr/>
+    </w:lvl>
+    <w:lvl w:ilvl="7">
+      <w:start w:val="1"/>
+      <w:numFmt w:val="decimal"/>
+      <w:lvlText w:val="%8."/>
+      <w:lvlJc w:val="left"/>
+      <w:pPr>
+        <w:tabs>
+          <w:tab w:val="num" w:pos="3240"/>
+        </w:tabs>
+        <w:ind w:left="3240" w:hanging="360"/>
+      </w:pPr>
+      <w:rPr/>
+    </w:lvl>
+    <w:lvl w:ilvl="8">
+      <w:start w:val="1"/>
+      <w:numFmt w:val="decimal"/>
+      <w:lvlText w:val="%9."/>
+      <w:lvlJc w:val="left"/>
+      <w:pPr>
+        <w:tabs>
+          <w:tab w:val="num" w:pos="3600"/>
+        </w:tabs>
+        <w:ind w:left="3600" w:hanging="360"/>
+      </w:pPr>
+      <w:rPr/>
+    </w:lvl>
+  </w:abstractNum>
+  <w:abstractNum w:abstractNumId="61">
+    <w:lvl w:ilvl="0">
+      <w:start w:val="1"/>
+      <w:numFmt w:val="decimal"/>
+      <w:lvlText w:val="%1."/>
+      <w:lvlJc w:val="left"/>
+      <w:pPr>
+        <w:tabs>
+          <w:tab w:val="num" w:pos="0"/>
+        </w:tabs>
+        <w:ind w:left="600" w:hanging="360"/>
+      </w:pPr>
+      <w:rPr/>
+    </w:lvl>
+    <w:lvl w:ilvl="1">
+      <w:start w:val="1"/>
+      <w:numFmt w:val="decimal"/>
+      <w:lvlText w:val="%2."/>
+      <w:lvlJc w:val="left"/>
+      <w:pPr>
+        <w:tabs>
+          <w:tab w:val="num" w:pos="1080"/>
+        </w:tabs>
+        <w:ind w:left="1080" w:hanging="360"/>
+      </w:pPr>
+      <w:rPr/>
+    </w:lvl>
+    <w:lvl w:ilvl="2">
+      <w:start w:val="1"/>
+      <w:numFmt w:val="decimal"/>
+      <w:lvlText w:val="%3."/>
+      <w:lvlJc w:val="left"/>
+      <w:pPr>
+        <w:tabs>
+          <w:tab w:val="num" w:pos="1440"/>
+        </w:tabs>
+        <w:ind w:left="1440" w:hanging="360"/>
+      </w:pPr>
+      <w:rPr/>
+    </w:lvl>
+    <w:lvl w:ilvl="3">
+      <w:start w:val="1"/>
+      <w:numFmt w:val="decimal"/>
+      <w:lvlText w:val="%4."/>
+      <w:lvlJc w:val="left"/>
+      <w:pPr>
+        <w:tabs>
+          <w:tab w:val="num" w:pos="1800"/>
+        </w:tabs>
+        <w:ind w:left="1800" w:hanging="360"/>
+      </w:pPr>
+      <w:rPr/>
+    </w:lvl>
+    <w:lvl w:ilvl="4">
+      <w:start w:val="1"/>
+      <w:numFmt w:val="decimal"/>
+      <w:lvlText w:val="%5."/>
+      <w:lvlJc w:val="left"/>
+      <w:pPr>
+        <w:tabs>
+          <w:tab w:val="num" w:pos="2160"/>
+        </w:tabs>
+        <w:ind w:left="2160" w:hanging="360"/>
+      </w:pPr>
+      <w:rPr/>
+    </w:lvl>
+    <w:lvl w:ilvl="5">
+      <w:start w:val="1"/>
+      <w:numFmt w:val="decimal"/>
+      <w:lvlText w:val="%6."/>
+      <w:lvlJc w:val="left"/>
+      <w:pPr>
+        <w:tabs>
+          <w:tab w:val="num" w:pos="2520"/>
+        </w:tabs>
+        <w:ind w:left="2520" w:hanging="360"/>
+      </w:pPr>
+      <w:rPr/>
+    </w:lvl>
+    <w:lvl w:ilvl="6">
+      <w:start w:val="1"/>
+      <w:numFmt w:val="decimal"/>
+      <w:lvlText w:val="%7."/>
+      <w:lvlJc w:val="left"/>
+      <w:pPr>
+        <w:tabs>
+          <w:tab w:val="num" w:pos="2880"/>
+        </w:tabs>
+        <w:ind w:left="2880" w:hanging="360"/>
+      </w:pPr>
+      <w:rPr/>
+    </w:lvl>
+    <w:lvl w:ilvl="7">
+      <w:start w:val="1"/>
+      <w:numFmt w:val="decimal"/>
+      <w:lvlText w:val="%8."/>
+      <w:lvlJc w:val="left"/>
+      <w:pPr>
+        <w:tabs>
+          <w:tab w:val="num" w:pos="3240"/>
+        </w:tabs>
+        <w:ind w:left="3240" w:hanging="360"/>
+      </w:pPr>
+      <w:rPr/>
+    </w:lvl>
+    <w:lvl w:ilvl="8">
+      <w:start w:val="1"/>
+      <w:numFmt w:val="decimal"/>
+      <w:lvlText w:val="%9."/>
+      <w:lvlJc w:val="left"/>
+      <w:pPr>
+        <w:tabs>
+          <w:tab w:val="num" w:pos="3600"/>
+        </w:tabs>
+        <w:ind w:left="3600" w:hanging="360"/>
+      </w:pPr>
+      <w:rPr/>
+    </w:lvl>
+  </w:abstractNum>
+  <w:abstractNum w:abstractNumId="62">
+    <w:lvl w:ilvl="0">
+      <w:start w:val="1"/>
+      <w:numFmt w:val="decimal"/>
+      <w:lvlText w:val="%1."/>
+      <w:lvlJc w:val="left"/>
+      <w:pPr>
+        <w:tabs>
+          <w:tab w:val="num" w:pos="0"/>
+        </w:tabs>
+        <w:ind w:left="600" w:hanging="360"/>
+      </w:pPr>
+      <w:rPr/>
+    </w:lvl>
+    <w:lvl w:ilvl="1">
+      <w:start w:val="1"/>
+      <w:numFmt w:val="decimal"/>
+      <w:lvlText w:val="%2."/>
+      <w:lvlJc w:val="left"/>
+      <w:pPr>
+        <w:tabs>
+          <w:tab w:val="num" w:pos="1080"/>
+        </w:tabs>
+        <w:ind w:left="1080" w:hanging="360"/>
+      </w:pPr>
+      <w:rPr/>
+    </w:lvl>
+    <w:lvl w:ilvl="2">
+      <w:start w:val="1"/>
+      <w:numFmt w:val="decimal"/>
+      <w:lvlText w:val="%3."/>
+      <w:lvlJc w:val="left"/>
+      <w:pPr>
+        <w:tabs>
+          <w:tab w:val="num" w:pos="1440"/>
+        </w:tabs>
+        <w:ind w:left="1440" w:hanging="360"/>
+      </w:pPr>
+      <w:rPr/>
+    </w:lvl>
+    <w:lvl w:ilvl="3">
+      <w:start w:val="1"/>
+      <w:numFmt w:val="decimal"/>
+      <w:lvlText w:val="%4."/>
+      <w:lvlJc w:val="left"/>
+      <w:pPr>
+        <w:tabs>
+          <w:tab w:val="num" w:pos="1800"/>
+        </w:tabs>
+        <w:ind w:left="1800" w:hanging="360"/>
+      </w:pPr>
+      <w:rPr/>
+    </w:lvl>
+    <w:lvl w:ilvl="4">
+      <w:start w:val="1"/>
+      <w:numFmt w:val="decimal"/>
+      <w:lvlText w:val="%5."/>
+      <w:lvlJc w:val="left"/>
+      <w:pPr>
+        <w:tabs>
+          <w:tab w:val="num" w:pos="2160"/>
+        </w:tabs>
+        <w:ind w:left="2160" w:hanging="360"/>
+      </w:pPr>
+      <w:rPr/>
+    </w:lvl>
+    <w:lvl w:ilvl="5">
+      <w:start w:val="1"/>
+      <w:numFmt w:val="decimal"/>
+      <w:lvlText w:val="%6."/>
+      <w:lvlJc w:val="left"/>
+      <w:pPr>
+        <w:tabs>
+          <w:tab w:val="num" w:pos="2520"/>
+        </w:tabs>
+        <w:ind w:left="2520" w:hanging="360"/>
+      </w:pPr>
+      <w:rPr/>
+    </w:lvl>
+    <w:lvl w:ilvl="6">
+      <w:start w:val="1"/>
+      <w:numFmt w:val="decimal"/>
+      <w:lvlText w:val="%7."/>
+      <w:lvlJc w:val="left"/>
+      <w:pPr>
+        <w:tabs>
+          <w:tab w:val="num" w:pos="2880"/>
+        </w:tabs>
+        <w:ind w:left="2880" w:hanging="360"/>
+      </w:pPr>
+      <w:rPr/>
+    </w:lvl>
+    <w:lvl w:ilvl="7">
+      <w:start w:val="1"/>
+      <w:numFmt w:val="decimal"/>
+      <w:lvlText w:val="%8."/>
+      <w:lvlJc w:val="left"/>
+      <w:pPr>
+        <w:tabs>
+          <w:tab w:val="num" w:pos="3240"/>
+        </w:tabs>
+        <w:ind w:left="3240" w:hanging="360"/>
+      </w:pPr>
+      <w:rPr/>
+    </w:lvl>
+    <w:lvl w:ilvl="8">
+      <w:start w:val="1"/>
+      <w:numFmt w:val="decimal"/>
+      <w:lvlText w:val="%9."/>
+      <w:lvlJc w:val="left"/>
+      <w:pPr>
+        <w:tabs>
+          <w:tab w:val="num" w:pos="3600"/>
+        </w:tabs>
+        <w:ind w:left="3600" w:hanging="360"/>
+      </w:pPr>
+      <w:rPr/>
+    </w:lvl>
+  </w:abstractNum>
+  <w:abstractNum w:abstractNumId="63">
+    <w:lvl w:ilvl="0">
+      <w:start w:val="1"/>
+      <w:numFmt w:val="decimal"/>
+      <w:lvlText w:val="%1."/>
+      <w:lvlJc w:val="left"/>
+      <w:pPr>
+        <w:tabs>
+          <w:tab w:val="num" w:pos="0"/>
+        </w:tabs>
+        <w:ind w:left="600" w:hanging="360"/>
+      </w:pPr>
+      <w:rPr/>
+    </w:lvl>
+    <w:lvl w:ilvl="1">
+      <w:start w:val="1"/>
+      <w:numFmt w:val="decimal"/>
+      <w:lvlText w:val="%2."/>
+      <w:lvlJc w:val="left"/>
+      <w:pPr>
+        <w:tabs>
+          <w:tab w:val="num" w:pos="1080"/>
+        </w:tabs>
+        <w:ind w:left="1080" w:hanging="360"/>
+      </w:pPr>
+      <w:rPr/>
+    </w:lvl>
+    <w:lvl w:ilvl="2">
+      <w:start w:val="1"/>
+      <w:numFmt w:val="decimal"/>
+      <w:lvlText w:val="%3."/>
+      <w:lvlJc w:val="left"/>
+      <w:pPr>
+        <w:tabs>
+          <w:tab w:val="num" w:pos="1440"/>
+        </w:tabs>
+        <w:ind w:left="1440" w:hanging="360"/>
+      </w:pPr>
+      <w:rPr/>
+    </w:lvl>
+    <w:lvl w:ilvl="3">
+      <w:start w:val="1"/>
+      <w:numFmt w:val="decimal"/>
+      <w:lvlText w:val="%4."/>
+      <w:lvlJc w:val="left"/>
+      <w:pPr>
+        <w:tabs>
+          <w:tab w:val="num" w:pos="1800"/>
+        </w:tabs>
+        <w:ind w:left="1800" w:hanging="360"/>
+      </w:pPr>
+      <w:rPr/>
+    </w:lvl>
+    <w:lvl w:ilvl="4">
+      <w:start w:val="1"/>
+      <w:numFmt w:val="decimal"/>
+      <w:lvlText w:val="%5."/>
+      <w:lvlJc w:val="left"/>
+      <w:pPr>
+        <w:tabs>
+          <w:tab w:val="num" w:pos="2160"/>
+        </w:tabs>
+        <w:ind w:left="2160" w:hanging="360"/>
+      </w:pPr>
+      <w:rPr/>
+    </w:lvl>
+    <w:lvl w:ilvl="5">
+      <w:start w:val="1"/>
+      <w:numFmt w:val="decimal"/>
+      <w:lvlText w:val="%6."/>
+      <w:lvlJc w:val="left"/>
+      <w:pPr>
+        <w:tabs>
+          <w:tab w:val="num" w:pos="2520"/>
+        </w:tabs>
+        <w:ind w:left="2520" w:hanging="360"/>
+      </w:pPr>
+      <w:rPr/>
+    </w:lvl>
+    <w:lvl w:ilvl="6">
+      <w:start w:val="1"/>
+      <w:numFmt w:val="decimal"/>
+      <w:lvlText w:val="%7."/>
+      <w:lvlJc w:val="left"/>
+      <w:pPr>
+        <w:tabs>
+          <w:tab w:val="num" w:pos="2880"/>
+        </w:tabs>
+        <w:ind w:left="2880" w:hanging="360"/>
+      </w:pPr>
+      <w:rPr/>
+    </w:lvl>
+    <w:lvl w:ilvl="7">
+      <w:start w:val="1"/>
+      <w:numFmt w:val="decimal"/>
+      <w:lvlText w:val="%8."/>
+      <w:lvlJc w:val="left"/>
+      <w:pPr>
+        <w:tabs>
+          <w:tab w:val="num" w:pos="3240"/>
+        </w:tabs>
+        <w:ind w:left="3240" w:hanging="360"/>
+      </w:pPr>
+      <w:rPr/>
+    </w:lvl>
+    <w:lvl w:ilvl="8">
+      <w:start w:val="1"/>
+      <w:numFmt w:val="decimal"/>
+      <w:lvlText w:val="%9."/>
+      <w:lvlJc w:val="left"/>
+      <w:pPr>
+        <w:tabs>
+          <w:tab w:val="num" w:pos="3600"/>
+        </w:tabs>
+        <w:ind w:left="3600" w:hanging="360"/>
+      </w:pPr>
+      <w:rPr/>
+    </w:lvl>
+  </w:abstractNum>
+  <w:abstractNum w:abstractNumId="64">
+    <w:lvl w:ilvl="0">
+      <w:start w:val="1"/>
+      <w:numFmt w:val="decimal"/>
+      <w:lvlText w:val="%1."/>
+      <w:lvlJc w:val="left"/>
+      <w:pPr>
+        <w:tabs>
+          <w:tab w:val="num" w:pos="0"/>
+        </w:tabs>
+        <w:ind w:left="600" w:hanging="360"/>
+      </w:pPr>
+      <w:rPr/>
+    </w:lvl>
+    <w:lvl w:ilvl="1">
+      <w:start w:val="1"/>
+      <w:numFmt w:val="decimal"/>
+      <w:lvlText w:val="%2."/>
+      <w:lvlJc w:val="left"/>
+      <w:pPr>
+        <w:tabs>
+          <w:tab w:val="num" w:pos="1080"/>
+        </w:tabs>
+        <w:ind w:left="1080" w:hanging="360"/>
+      </w:pPr>
+      <w:rPr/>
+    </w:lvl>
+    <w:lvl w:ilvl="2">
+      <w:start w:val="1"/>
+      <w:numFmt w:val="decimal"/>
+      <w:lvlText w:val="%3."/>
+      <w:lvlJc w:val="left"/>
+      <w:pPr>
+        <w:tabs>
+          <w:tab w:val="num" w:pos="1440"/>
+        </w:tabs>
+        <w:ind w:left="1440" w:hanging="360"/>
+      </w:pPr>
+      <w:rPr/>
+    </w:lvl>
+    <w:lvl w:ilvl="3">
+      <w:start w:val="1"/>
+      <w:numFmt w:val="decimal"/>
+      <w:lvlText w:val="%4."/>
+      <w:lvlJc w:val="left"/>
+      <w:pPr>
+        <w:tabs>
+          <w:tab w:val="num" w:pos="1800"/>
+        </w:tabs>
+        <w:ind w:left="1800" w:hanging="360"/>
+      </w:pPr>
+      <w:rPr/>
+    </w:lvl>
+    <w:lvl w:ilvl="4">
+      <w:start w:val="1"/>
+      <w:numFmt w:val="decimal"/>
+      <w:lvlText w:val="%5."/>
+      <w:lvlJc w:val="left"/>
+      <w:pPr>
+        <w:tabs>
+          <w:tab w:val="num" w:pos="2160"/>
+        </w:tabs>
+        <w:ind w:left="2160" w:hanging="360"/>
+      </w:pPr>
+      <w:rPr/>
+    </w:lvl>
+    <w:lvl w:ilvl="5">
+      <w:start w:val="1"/>
+      <w:numFmt w:val="decimal"/>
+      <w:lvlText w:val="%6."/>
+      <w:lvlJc w:val="left"/>
+      <w:pPr>
+        <w:tabs>
+          <w:tab w:val="num" w:pos="2520"/>
+        </w:tabs>
+        <w:ind w:left="2520" w:hanging="360"/>
+      </w:pPr>
+      <w:rPr/>
+    </w:lvl>
+    <w:lvl w:ilvl="6">
+      <w:start w:val="1"/>
+      <w:numFmt w:val="decimal"/>
+      <w:lvlText w:val="%7."/>
+      <w:lvlJc w:val="left"/>
+      <w:pPr>
+        <w:tabs>
+          <w:tab w:val="num" w:pos="2880"/>
+        </w:tabs>
+        <w:ind w:left="2880" w:hanging="360"/>
+      </w:pPr>
+      <w:rPr/>
+    </w:lvl>
+    <w:lvl w:ilvl="7">
+      <w:start w:val="1"/>
+      <w:numFmt w:val="decimal"/>
+      <w:lvlText w:val="%8."/>
+      <w:lvlJc w:val="left"/>
+      <w:pPr>
+        <w:tabs>
+          <w:tab w:val="num" w:pos="3240"/>
+        </w:tabs>
+        <w:ind w:left="3240" w:hanging="360"/>
+      </w:pPr>
+      <w:rPr/>
+    </w:lvl>
+    <w:lvl w:ilvl="8">
+      <w:start w:val="1"/>
+      <w:numFmt w:val="decimal"/>
+      <w:lvlText w:val="%9."/>
+      <w:lvlJc w:val="left"/>
+      <w:pPr>
+        <w:tabs>
+          <w:tab w:val="num" w:pos="3600"/>
+        </w:tabs>
+        <w:ind w:left="3600" w:hanging="360"/>
+      </w:pPr>
+      <w:rPr/>
+    </w:lvl>
+  </w:abstractNum>
+  <w:abstractNum w:abstractNumId="65">
+    <w:lvl w:ilvl="0">
+      <w:start w:val="1"/>
+      <w:numFmt w:val="decimal"/>
+      <w:lvlText w:val="%1."/>
+      <w:lvlJc w:val="left"/>
+      <w:pPr>
+        <w:tabs>
+          <w:tab w:val="num" w:pos="0"/>
+        </w:tabs>
+        <w:ind w:left="600" w:hanging="360"/>
+      </w:pPr>
+      <w:rPr/>
+    </w:lvl>
+    <w:lvl w:ilvl="1">
+      <w:start w:val="1"/>
+      <w:numFmt w:val="decimal"/>
+      <w:lvlText w:val="%2."/>
+      <w:lvlJc w:val="left"/>
+      <w:pPr>
+        <w:tabs>
+          <w:tab w:val="num" w:pos="1080"/>
+        </w:tabs>
+        <w:ind w:left="1080" w:hanging="360"/>
+      </w:pPr>
+      <w:rPr/>
+    </w:lvl>
+    <w:lvl w:ilvl="2">
+      <w:start w:val="1"/>
+      <w:numFmt w:val="decimal"/>
+      <w:lvlText w:val="%3."/>
+      <w:lvlJc w:val="left"/>
+      <w:pPr>
+        <w:tabs>
+          <w:tab w:val="num" w:pos="1440"/>
+        </w:tabs>
+        <w:ind w:left="1440" w:hanging="360"/>
+      </w:pPr>
+      <w:rPr/>
+    </w:lvl>
+    <w:lvl w:ilvl="3">
+      <w:start w:val="1"/>
+      <w:numFmt w:val="decimal"/>
+      <w:lvlText w:val="%4."/>
+      <w:lvlJc w:val="left"/>
+      <w:pPr>
+        <w:tabs>
+          <w:tab w:val="num" w:pos="1800"/>
+        </w:tabs>
+        <w:ind w:left="1800" w:hanging="360"/>
+      </w:pPr>
+      <w:rPr/>
+    </w:lvl>
+    <w:lvl w:ilvl="4">
+      <w:start w:val="1"/>
+      <w:numFmt w:val="decimal"/>
+      <w:lvlText w:val="%5."/>
+      <w:lvlJc w:val="left"/>
+      <w:pPr>
+        <w:tabs>
+          <w:tab w:val="num" w:pos="2160"/>
+        </w:tabs>
+        <w:ind w:left="2160" w:hanging="360"/>
+      </w:pPr>
+      <w:rPr/>
+    </w:lvl>
+    <w:lvl w:ilvl="5">
+      <w:start w:val="1"/>
+      <w:numFmt w:val="decimal"/>
+      <w:lvlText w:val="%6."/>
+      <w:lvlJc w:val="left"/>
+      <w:pPr>
+        <w:tabs>
+          <w:tab w:val="num" w:pos="2520"/>
+        </w:tabs>
+        <w:ind w:left="2520" w:hanging="360"/>
+      </w:pPr>
+      <w:rPr/>
+    </w:lvl>
+    <w:lvl w:ilvl="6">
+      <w:start w:val="1"/>
+      <w:numFmt w:val="decimal"/>
+      <w:lvlText w:val="%7."/>
+      <w:lvlJc w:val="left"/>
+      <w:pPr>
+        <w:tabs>
+          <w:tab w:val="num" w:pos="2880"/>
+        </w:tabs>
+        <w:ind w:left="2880" w:hanging="360"/>
+      </w:pPr>
+      <w:rPr/>
+    </w:lvl>
+    <w:lvl w:ilvl="7">
+      <w:start w:val="1"/>
+      <w:numFmt w:val="decimal"/>
+      <w:lvlText w:val="%8."/>
+      <w:lvlJc w:val="left"/>
+      <w:pPr>
+        <w:tabs>
+          <w:tab w:val="num" w:pos="3240"/>
+        </w:tabs>
+        <w:ind w:left="3240" w:hanging="360"/>
+      </w:pPr>
+      <w:rPr/>
+    </w:lvl>
+    <w:lvl w:ilvl="8">
+      <w:start w:val="1"/>
+      <w:numFmt w:val="decimal"/>
+      <w:lvlText w:val="%9."/>
+      <w:lvlJc w:val="left"/>
+      <w:pPr>
+        <w:tabs>
+          <w:tab w:val="num" w:pos="3600"/>
+        </w:tabs>
+        <w:ind w:left="3600" w:hanging="360"/>
+      </w:pPr>
+      <w:rPr/>
+    </w:lvl>
+  </w:abstractNum>
+  <w:abstractNum w:abstractNumId="66">
     <w:lvl w:ilvl="0">
       <w:start w:val="1"/>
       <w:numFmt w:val="none"/>
@@ -6475,211 +13457,382 @@
     <w:abstractNumId w:val="9"/>
   </w:num>
   <w:num w:numId="10">
-    <w:abstractNumId w:val="5"/>
+    <w:abstractNumId w:val="10"/>
+  </w:num>
+  <w:num w:numId="11">
+    <w:abstractNumId w:val="11"/>
+  </w:num>
+  <w:num w:numId="12">
+    <w:abstractNumId w:val="12"/>
+  </w:num>
+  <w:num w:numId="13">
+    <w:abstractNumId w:val="13"/>
+  </w:num>
+  <w:num w:numId="14">
+    <w:abstractNumId w:val="14"/>
+  </w:num>
+  <w:num w:numId="15">
+    <w:abstractNumId w:val="15"/>
+  </w:num>
+  <w:num w:numId="16">
+    <w:abstractNumId w:val="16"/>
+  </w:num>
+  <w:num w:numId="17">
+    <w:abstractNumId w:val="17"/>
+  </w:num>
+  <w:num w:numId="18">
+    <w:abstractNumId w:val="18"/>
+  </w:num>
+  <w:num w:numId="19">
+    <w:abstractNumId w:val="19"/>
+  </w:num>
+  <w:num w:numId="20">
+    <w:abstractNumId w:val="20"/>
+  </w:num>
+  <w:num w:numId="21">
+    <w:abstractNumId w:val="21"/>
+  </w:num>
+  <w:num w:numId="22">
+    <w:abstractNumId w:val="22"/>
+  </w:num>
+  <w:num w:numId="23">
+    <w:abstractNumId w:val="23"/>
+  </w:num>
+  <w:num w:numId="24">
+    <w:abstractNumId w:val="24"/>
+  </w:num>
+  <w:num w:numId="25">
+    <w:abstractNumId w:val="25"/>
+  </w:num>
+  <w:num w:numId="26">
+    <w:abstractNumId w:val="26"/>
+  </w:num>
+  <w:num w:numId="27">
+    <w:abstractNumId w:val="27"/>
+  </w:num>
+  <w:num w:numId="28">
+    <w:abstractNumId w:val="28"/>
+  </w:num>
+  <w:num w:numId="29">
+    <w:abstractNumId w:val="29"/>
+  </w:num>
+  <w:num w:numId="30">
+    <w:abstractNumId w:val="30"/>
+  </w:num>
+  <w:num w:numId="31">
+    <w:abstractNumId w:val="31"/>
+  </w:num>
+  <w:num w:numId="32">
+    <w:abstractNumId w:val="32"/>
+  </w:num>
+  <w:num w:numId="33">
+    <w:abstractNumId w:val="33"/>
+  </w:num>
+  <w:num w:numId="34">
+    <w:abstractNumId w:val="34"/>
+  </w:num>
+  <w:num w:numId="35">
+    <w:abstractNumId w:val="35"/>
+  </w:num>
+  <w:num w:numId="36">
+    <w:abstractNumId w:val="36"/>
+  </w:num>
+  <w:num w:numId="37">
+    <w:abstractNumId w:val="37"/>
+  </w:num>
+  <w:num w:numId="38">
+    <w:abstractNumId w:val="38"/>
+  </w:num>
+  <w:num w:numId="39">
+    <w:abstractNumId w:val="39"/>
+  </w:num>
+  <w:num w:numId="40">
+    <w:abstractNumId w:val="40"/>
+  </w:num>
+  <w:num w:numId="41">
+    <w:abstractNumId w:val="41"/>
+  </w:num>
+  <w:num w:numId="42">
+    <w:abstractNumId w:val="42"/>
+  </w:num>
+  <w:num w:numId="43">
+    <w:abstractNumId w:val="43"/>
+  </w:num>
+  <w:num w:numId="44">
+    <w:abstractNumId w:val="44"/>
+  </w:num>
+  <w:num w:numId="45">
+    <w:abstractNumId w:val="45"/>
+  </w:num>
+  <w:num w:numId="46">
+    <w:abstractNumId w:val="46"/>
+  </w:num>
+  <w:num w:numId="47">
+    <w:abstractNumId w:val="47"/>
+  </w:num>
+  <w:num w:numId="48">
+    <w:abstractNumId w:val="48"/>
+  </w:num>
+  <w:num w:numId="49">
+    <w:abstractNumId w:val="49"/>
+  </w:num>
+  <w:num w:numId="50">
+    <w:abstractNumId w:val="50"/>
+  </w:num>
+  <w:num w:numId="51">
+    <w:abstractNumId w:val="51"/>
+  </w:num>
+  <w:num w:numId="52">
+    <w:abstractNumId w:val="52"/>
+  </w:num>
+  <w:num w:numId="53">
+    <w:abstractNumId w:val="53"/>
+  </w:num>
+  <w:num w:numId="54">
+    <w:abstractNumId w:val="54"/>
+  </w:num>
+  <w:num w:numId="55">
+    <w:abstractNumId w:val="55"/>
+  </w:num>
+  <w:num w:numId="56">
+    <w:abstractNumId w:val="56"/>
+  </w:num>
+  <w:num w:numId="57">
+    <w:abstractNumId w:val="57"/>
+  </w:num>
+  <w:num w:numId="58">
+    <w:abstractNumId w:val="58"/>
+  </w:num>
+  <w:num w:numId="59">
+    <w:abstractNumId w:val="59"/>
+  </w:num>
+  <w:num w:numId="60">
+    <w:abstractNumId w:val="60"/>
+  </w:num>
+  <w:num w:numId="61">
+    <w:abstractNumId w:val="61"/>
+  </w:num>
+  <w:num w:numId="62">
+    <w:abstractNumId w:val="62"/>
+  </w:num>
+  <w:num w:numId="63">
+    <w:abstractNumId w:val="63"/>
+  </w:num>
+  <w:num w:numId="64">
+    <w:abstractNumId w:val="64"/>
+  </w:num>
+  <w:num w:numId="65">
+    <w:abstractNumId w:val="65"/>
+  </w:num>
+  <w:num w:numId="66">
+    <w:abstractNumId w:val="66"/>
+  </w:num>
+  <w:num w:numId="67">
+    <w:abstractNumId w:val="1"/>
     <w:lvlOverride w:ilvl="0">
       <w:startOverride w:val="1"/>
     </w:lvlOverride>
   </w:num>
-  <w:num w:numId="11">
-    <w:abstractNumId w:val="5"/>
+  <w:num w:numId="68">
+    <w:abstractNumId w:val="1"/>
   </w:num>
-  <w:num w:numId="12">
-    <w:abstractNumId w:val="5"/>
+  <w:num w:numId="69">
+    <w:abstractNumId w:val="1"/>
   </w:num>
-  <w:num w:numId="13">
-    <w:abstractNumId w:val="5"/>
+  <w:num w:numId="70">
+    <w:abstractNumId w:val="1"/>
   </w:num>
-  <w:num w:numId="14">
-    <w:abstractNumId w:val="5"/>
+  <w:num w:numId="71">
+    <w:abstractNumId w:val="1"/>
   </w:num>
-  <w:num w:numId="15">
-    <w:abstractNumId w:val="5"/>
+  <w:num w:numId="72">
+    <w:abstractNumId w:val="1"/>
   </w:num>
-  <w:num w:numId="16">
-    <w:abstractNumId w:val="5"/>
+  <w:num w:numId="73">
+    <w:abstractNumId w:val="1"/>
   </w:num>
-  <w:num w:numId="17">
-    <w:abstractNumId w:val="6"/>
-    <w:lvlOverride w:ilvl="0">
-      <w:startOverride w:val="1"/>
-    </w:lvlOverride>
-  </w:num>
-  <w:num w:numId="18">
-    <w:abstractNumId w:val="6"/>
-  </w:num>
-  <w:num w:numId="19">
-    <w:abstractNumId w:val="6"/>
-  </w:num>
-  <w:num w:numId="20">
-    <w:abstractNumId w:val="6"/>
-  </w:num>
-  <w:num w:numId="21">
-    <w:abstractNumId w:val="6"/>
-  </w:num>
-  <w:num w:numId="22">
-    <w:abstractNumId w:val="6"/>
-  </w:num>
-  <w:num w:numId="23">
-    <w:abstractNumId w:val="6"/>
-  </w:num>
-  <w:num w:numId="24">
-    <w:abstractNumId w:val="6"/>
-  </w:num>
-  <w:num w:numId="25">
-    <w:abstractNumId w:val="6"/>
-  </w:num>
-  <w:num w:numId="26">
-    <w:abstractNumId w:val="6"/>
-  </w:num>
-  <w:num w:numId="27">
-    <w:abstractNumId w:val="6"/>
-  </w:num>
-  <w:num w:numId="28">
-    <w:abstractNumId w:val="6"/>
-  </w:num>
-  <w:num w:numId="29">
-    <w:abstractNumId w:val="6"/>
-  </w:num>
-  <w:num w:numId="30">
-    <w:abstractNumId w:val="6"/>
-  </w:num>
-  <w:num w:numId="31">
-    <w:abstractNumId w:val="6"/>
-  </w:num>
-  <w:num w:numId="32">
-    <w:abstractNumId w:val="6"/>
-  </w:num>
-  <w:num w:numId="33">
-    <w:abstractNumId w:val="6"/>
-  </w:num>
-  <w:num w:numId="34">
-    <w:abstractNumId w:val="6"/>
-  </w:num>
-  <w:num w:numId="35">
-    <w:abstractNumId w:val="6"/>
-  </w:num>
-  <w:num w:numId="36">
-    <w:abstractNumId w:val="6"/>
-  </w:num>
-  <w:num w:numId="37">
-    <w:abstractNumId w:val="6"/>
-  </w:num>
-  <w:num w:numId="38">
-    <w:abstractNumId w:val="6"/>
-  </w:num>
-  <w:num w:numId="39">
-    <w:abstractNumId w:val="6"/>
-  </w:num>
-  <w:num w:numId="40">
-    <w:abstractNumId w:val="6"/>
-  </w:num>
-  <w:num w:numId="41">
-    <w:abstractNumId w:val="6"/>
-  </w:num>
-  <w:num w:numId="42">
-    <w:abstractNumId w:val="6"/>
-  </w:num>
-  <w:num w:numId="43">
-    <w:abstractNumId w:val="6"/>
-  </w:num>
-  <w:num w:numId="44">
-    <w:abstractNumId w:val="6"/>
-  </w:num>
-  <w:num w:numId="45">
-    <w:abstractNumId w:val="6"/>
-  </w:num>
-  <w:num w:numId="46">
-    <w:abstractNumId w:val="6"/>
-  </w:num>
-  <w:num w:numId="47">
-    <w:abstractNumId w:val="6"/>
-  </w:num>
-  <w:num w:numId="48">
-    <w:abstractNumId w:val="6"/>
-  </w:num>
-  <w:num w:numId="49">
-    <w:abstractNumId w:val="6"/>
-  </w:num>
-  <w:num w:numId="50">
-    <w:abstractNumId w:val="7"/>
-    <w:lvlOverride w:ilvl="0">
-      <w:startOverride w:val="1"/>
-    </w:lvlOverride>
-  </w:num>
-  <w:num w:numId="51">
-    <w:abstractNumId w:val="7"/>
-  </w:num>
-  <w:num w:numId="52">
-    <w:abstractNumId w:val="7"/>
-  </w:num>
-  <w:num w:numId="53">
-    <w:abstractNumId w:val="7"/>
-  </w:num>
-  <w:num w:numId="54">
-    <w:abstractNumId w:val="7"/>
-  </w:num>
-  <w:num w:numId="55">
+  <w:num w:numId="74">
     <w:abstractNumId w:val="8"/>
     <w:lvlOverride w:ilvl="0">
       <w:startOverride w:val="1"/>
     </w:lvlOverride>
   </w:num>
-  <w:num w:numId="56">
+  <w:num w:numId="75">
     <w:abstractNumId w:val="8"/>
   </w:num>
-  <w:num w:numId="57">
+  <w:num w:numId="76">
     <w:abstractNumId w:val="8"/>
   </w:num>
-  <w:num w:numId="58">
+  <w:num w:numId="77">
     <w:abstractNumId w:val="8"/>
   </w:num>
-  <w:num w:numId="59">
+  <w:num w:numId="78">
     <w:abstractNumId w:val="8"/>
   </w:num>
-  <w:num w:numId="60">
+  <w:num w:numId="79">
     <w:abstractNumId w:val="8"/>
   </w:num>
-  <w:num w:numId="61">
+  <w:num w:numId="80">
     <w:abstractNumId w:val="8"/>
   </w:num>
-  <w:num w:numId="62">
+  <w:num w:numId="81">
     <w:abstractNumId w:val="8"/>
   </w:num>
-  <w:num w:numId="63">
+  <w:num w:numId="82">
     <w:abstractNumId w:val="8"/>
   </w:num>
-  <w:num w:numId="64">
+  <w:num w:numId="83">
     <w:abstractNumId w:val="8"/>
   </w:num>
-  <w:num w:numId="65">
+  <w:num w:numId="84">
     <w:abstractNumId w:val="8"/>
   </w:num>
-  <w:num w:numId="66">
+  <w:num w:numId="85">
     <w:abstractNumId w:val="8"/>
   </w:num>
-  <w:num w:numId="67">
+  <w:num w:numId="86">
     <w:abstractNumId w:val="8"/>
   </w:num>
-  <w:num w:numId="68">
+  <w:num w:numId="87">
     <w:abstractNumId w:val="8"/>
   </w:num>
-  <w:num w:numId="69">
+  <w:num w:numId="88">
     <w:abstractNumId w:val="8"/>
   </w:num>
-  <w:num w:numId="70">
+  <w:num w:numId="89">
     <w:abstractNumId w:val="8"/>
   </w:num>
-  <w:num w:numId="71">
+  <w:num w:numId="90">
     <w:abstractNumId w:val="8"/>
   </w:num>
-  <w:num w:numId="72">
+  <w:num w:numId="91">
     <w:abstractNumId w:val="8"/>
   </w:num>
-  <w:num w:numId="73">
+  <w:num w:numId="92">
     <w:abstractNumId w:val="8"/>
   </w:num>
-  <w:num w:numId="74">
+  <w:num w:numId="93">
     <w:abstractNumId w:val="8"/>
+  </w:num>
+  <w:num w:numId="94">
+    <w:abstractNumId w:val="8"/>
+  </w:num>
+  <w:num w:numId="95">
+    <w:abstractNumId w:val="8"/>
+  </w:num>
+  <w:num w:numId="96">
+    <w:abstractNumId w:val="8"/>
+  </w:num>
+  <w:num w:numId="97">
+    <w:abstractNumId w:val="8"/>
+  </w:num>
+  <w:num w:numId="98">
+    <w:abstractNumId w:val="8"/>
+  </w:num>
+  <w:num w:numId="99">
+    <w:abstractNumId w:val="8"/>
+  </w:num>
+  <w:num w:numId="100">
+    <w:abstractNumId w:val="8"/>
+  </w:num>
+  <w:num w:numId="101">
+    <w:abstractNumId w:val="8"/>
+  </w:num>
+  <w:num w:numId="102">
+    <w:abstractNumId w:val="8"/>
+  </w:num>
+  <w:num w:numId="103">
+    <w:abstractNumId w:val="8"/>
+  </w:num>
+  <w:num w:numId="104">
+    <w:abstractNumId w:val="8"/>
+  </w:num>
+  <w:num w:numId="105">
+    <w:abstractNumId w:val="8"/>
+  </w:num>
+  <w:num w:numId="106">
+    <w:abstractNumId w:val="8"/>
+  </w:num>
+  <w:num w:numId="107">
+    <w:abstractNumId w:val="41"/>
+    <w:lvlOverride w:ilvl="0">
+      <w:startOverride w:val="1"/>
+    </w:lvlOverride>
+  </w:num>
+  <w:num w:numId="108">
+    <w:abstractNumId w:val="41"/>
+  </w:num>
+  <w:num w:numId="109">
+    <w:abstractNumId w:val="41"/>
+  </w:num>
+  <w:num w:numId="110">
+    <w:abstractNumId w:val="41"/>
+  </w:num>
+  <w:num w:numId="111">
+    <w:abstractNumId w:val="41"/>
+  </w:num>
+  <w:num w:numId="112">
+    <w:abstractNumId w:val="46"/>
+    <w:lvlOverride w:ilvl="0">
+      <w:startOverride w:val="1"/>
+    </w:lvlOverride>
+  </w:num>
+  <w:num w:numId="113">
+    <w:abstractNumId w:val="46"/>
+  </w:num>
+  <w:num w:numId="114">
+    <w:abstractNumId w:val="46"/>
+  </w:num>
+  <w:num w:numId="115">
+    <w:abstractNumId w:val="46"/>
+  </w:num>
+  <w:num w:numId="116">
+    <w:abstractNumId w:val="46"/>
+  </w:num>
+  <w:num w:numId="117">
+    <w:abstractNumId w:val="46"/>
+  </w:num>
+  <w:num w:numId="118">
+    <w:abstractNumId w:val="46"/>
+  </w:num>
+  <w:num w:numId="119">
+    <w:abstractNumId w:val="46"/>
+  </w:num>
+  <w:num w:numId="120">
+    <w:abstractNumId w:val="46"/>
+  </w:num>
+  <w:num w:numId="121">
+    <w:abstractNumId w:val="46"/>
+  </w:num>
+  <w:num w:numId="122">
+    <w:abstractNumId w:val="46"/>
+  </w:num>
+  <w:num w:numId="123">
+    <w:abstractNumId w:val="46"/>
+  </w:num>
+  <w:num w:numId="124">
+    <w:abstractNumId w:val="46"/>
+  </w:num>
+  <w:num w:numId="125">
+    <w:abstractNumId w:val="46"/>
+  </w:num>
+  <w:num w:numId="126">
+    <w:abstractNumId w:val="46"/>
+  </w:num>
+  <w:num w:numId="127">
+    <w:abstractNumId w:val="46"/>
+  </w:num>
+  <w:num w:numId="128">
+    <w:abstractNumId w:val="46"/>
+  </w:num>
+  <w:num w:numId="129">
+    <w:abstractNumId w:val="46"/>
+  </w:num>
+  <w:num w:numId="130">
+    <w:abstractNumId w:val="46"/>
+  </w:num>
+  <w:num w:numId="131">
+    <w:abstractNumId w:val="46"/>
   </w:num>
 </w:numbering>
 </file>
